--- a/arb/docx/36.content.docx
+++ b/arb/docx/36.content.docx
@@ -178,13 +178,6 @@
         <w:rPr>
           <w:lang w:val="ar_AE" w:bidi="ar_AE"/>
         </w:rPr>
-      </w:r>
-      <w:r>
-        <w:rPr>
-          <w:i/>
-          <w:lang w:val="ar_AE" w:bidi="ar_AE"/>
-        </w:rPr>
-        <w:t>صفنيا 1: 1, صفنيا 1: 1–2: 3, صفنيا 1: 2–3, صفنيا 1: 4, صفنيا 1: 4–6, صفنيا 1: 5, صفنيا 1: 7, صفنيا 1: 7–18, صفنيا 1: 8, صفنيا 1: 9, صفنيا 1: 10, صفنيا 1: 13, صفنيا 1: 14–18, صفنيا 1: 15, صفنيا 1: 17, صفنيا 2: 1–3, صفنيا 2: 2, صفنيا 2: 3, صفنيا 2: 4, صفنيا 2: 4–15, صفنيا 2: 4–3: 20, صفنيا 2: 5, صفنيا 2: 6, صفنيا 2: 7, صفنيا 2: 8, صفنيا 2: 9, صفنيا 2: 11, صفنيا 2: 12, صفنيا 2: 13, صفنيا 2: 14, صفنيا 2: 15, صفنيا 3: 1, صفنيا 3: 1–8, صفنيا 3: 3–4, صفنيا 3: 5, صفنيا 3: 7, صفنيا 3: 8, صفنيا 3: 9, صفنيا 3: 9–13, صفنيا 3: 9–20, صفنيا 3: 10, صفنيا 3: 12, صفنيا 3: 14, صفنيا 3: 15, صفنيا 3: 17, صفنيا 3: 18, صفنيا 3: 18–20, صفنيا 3: 19, صفنيا 3: 20</w:t>
       </w:r>
       <w:r>
         <w:rPr>

--- a/arb/docx/36.content.docx
+++ b/arb/docx/36.content.docx
@@ -163,21 +163,6 @@
           <w:lang w:val="ar_AE" w:bidi="ar_AE"/>
         </w:rPr>
         <w:t>ZEP</w:t>
-      </w:r>
-      <w:r>
-        <w:rPr>
-          <w:lang w:val="ar_AE" w:bidi="ar_AE"/>
-        </w:rPr>
-      </w:r>
-    </w:p>
-    <w:p>
-      <w:pPr>
-        <w:bidi/>
-      </w:pPr>
-      <w:r>
-        <w:rPr>
-          <w:lang w:val="ar_AE" w:bidi="ar_AE"/>
-        </w:rPr>
       </w:r>
       <w:r>
         <w:rPr>

--- a/arb/docx/36.content.docx
+++ b/arb/docx/36.content.docx
@@ -22,7 +22,7 @@
         <w:rPr>
           <w:lang w:val="ar_AE" w:bidi="ar_AE"/>
         </w:rPr>
-        <w:t>Resource: ملاحظات الدراسة (تينديل)</w:t>
+        <w:t>Resource: Tyndale Open Study Notes</w:t>
       </w:r>
       <w:r>
         <w:rPr>
@@ -122,7 +122,7 @@
         <w:rPr>
           <w:lang w:val="ar_AE" w:bidi="ar_AE"/>
         </w:rPr>
-        <w:t>ملاحظات الدراسة (تينديل)</w:t>
+        <w:t>Tyndale Open Study Notes</w:t>
       </w:r>
     </w:p>
     <w:p>

--- a/arb/docx/36.content.docx
+++ b/arb/docx/36.content.docx
@@ -22,7 +22,7 @@
         <w:rPr>
           <w:lang w:val="ar_AE" w:bidi="ar_AE"/>
         </w:rPr>
-        <w:t>Resource: Tyndale Open Study Notes</w:t>
+        <w:t>Resource: Aquifer Open Study Notes</w:t>
       </w:r>
       <w:r>
         <w:rPr>
@@ -122,7 +122,7 @@
         <w:rPr>
           <w:lang w:val="ar_AE" w:bidi="ar_AE"/>
         </w:rPr>
-        <w:t>Tyndale Open Study Notes</w:t>
+        <w:t>Aquifer Open Study Notes</w:t>
       </w:r>
     </w:p>
     <w:p>

--- a/arb/docx/36.content.docx
+++ b/arb/docx/36.content.docx
@@ -9,6 +9,8 @@
       </w:pPr>
       <w:r>
         <w:rPr>
+          <w:rtl/>
+          <w:cs/>
           <w:lang w:val="ar_AE" w:bidi="ar_AE"/>
         </w:rPr>
       </w:r>
@@ -20,28 +22,36 @@
       </w:pPr>
       <w:r>
         <w:rPr>
+          <w:rtl/>
+          <w:cs/>
           <w:lang w:val="ar_AE" w:bidi="ar_AE"/>
         </w:rPr>
         <w:t>Resource: Aquifer Open Study Notes</w:t>
       </w:r>
       <w:r>
         <w:rPr>
-          <w:lang w:val="ar_AE" w:bidi="ar_AE"/>
-        </w:rPr>
-      </w:r>
-    </w:p>
-    <w:p>
-      <w:pPr>
-        <w:bidi/>
-      </w:pPr>
-      <w:r>
-        <w:rPr>
+          <w:rtl/>
+          <w:cs/>
+          <w:lang w:val="ar_AE" w:bidi="ar_AE"/>
+        </w:rPr>
+      </w:r>
+    </w:p>
+    <w:p>
+      <w:pPr>
+        <w:bidi/>
+      </w:pPr>
+      <w:r>
+        <w:rPr>
+          <w:rtl/>
+          <w:cs/>
           <w:lang w:val="ar_AE" w:bidi="ar_AE"/>
         </w:rPr>
       </w:r>
       <w:r>
         <w:rPr>
           <w:b/>
+          <w:rtl/>
+          <w:cs/>
           <w:lang w:val="ar_AE" w:bidi="ar_AE"/>
         </w:rPr>
         <w:t>Aquifer Open Study Notes</w:t>
@@ -53,35 +63,47 @@
       </w:pPr>
       <w:r>
         <w:rPr>
-          <w:lang w:val="ar_AE" w:bidi="ar_AE"/>
-        </w:rPr>
-      </w:r>
-      <w:r>
-        <w:rPr>
+          <w:rtl/>
+          <w:cs/>
+          <w:lang w:val="ar_AE" w:bidi="ar_AE"/>
+        </w:rPr>
+      </w:r>
+      <w:r>
+        <w:rPr>
+          <w:rtl/>
+          <w:cs/>
           <w:lang w:val="ar_AE" w:bidi="ar_AE"/>
         </w:rPr>
         <w:t xml:space="preserve">This work is an adaptation of </w:t>
       </w:r>
       <w:r>
         <w:rPr>
+          <w:rtl/>
+          <w:cs/>
           <w:lang w:val="ar_AE" w:bidi="ar_AE"/>
         </w:rPr>
         <w:t>Tyndale Open Study Notes</w:t>
       </w:r>
       <w:r>
         <w:rPr>
+          <w:rtl/>
+          <w:cs/>
           <w:lang w:val="ar_AE" w:bidi="ar_AE"/>
         </w:rPr>
         <w:t xml:space="preserve"> © 2023 Tyndale House Publishers, licensed under the CC BY-SA 4.0 license. The adaptation, </w:t>
       </w:r>
       <w:r>
         <w:rPr>
+          <w:rtl/>
+          <w:cs/>
           <w:lang w:val="ar_AE" w:bidi="ar_AE"/>
         </w:rPr>
         <w:t>Aquifer Open Study Notes</w:t>
       </w:r>
       <w:r>
         <w:rPr>
+          <w:rtl/>
+          <w:cs/>
           <w:lang w:val="ar_AE" w:bidi="ar_AE"/>
         </w:rPr>
         <w:t>, was created by Mission Mutual and is also licensed under CC BY-SA 4.0.</w:t>
@@ -93,22 +115,30 @@
       </w:pPr>
       <w:r>
         <w:rPr>
-          <w:lang w:val="ar_AE" w:bidi="ar_AE"/>
-        </w:rPr>
-      </w:r>
-      <w:r>
-        <w:rPr>
+          <w:rtl/>
+          <w:cs/>
+          <w:lang w:val="ar_AE" w:bidi="ar_AE"/>
+        </w:rPr>
+      </w:r>
+      <w:r>
+        <w:rPr>
+          <w:rtl/>
+          <w:cs/>
           <w:lang w:val="ar_AE" w:bidi="ar_AE"/>
         </w:rPr>
         <w:t>This resource has been adapted into multiple languages, including English, Tok Pisin, Arabic (عربي), French (Français), Hindi (हिंदी), Indonesian (Bahasa Indonesia), Portuguese (Português), Russian (Русский), Spanish (Español), Swahili (Kiswahili), and Simplified Chinese (简体中文).</w:t>
       </w:r>
       <w:r>
         <w:rPr>
-          <w:lang w:val="ar_AE" w:bidi="ar_AE"/>
-        </w:rPr>
-      </w:r>
-      <w:r>
-        <w:rPr>
+          <w:rtl/>
+          <w:cs/>
+          <w:lang w:val="ar_AE" w:bidi="ar_AE"/>
+        </w:rPr>
+      </w:r>
+      <w:r>
+        <w:rPr>
+          <w:rtl/>
+          <w:cs/>
           <w:lang w:val="ar_AE" w:bidi="ar_AE"/>
         </w:rPr>
       </w:r>
@@ -120,6 +150,8 @@
       </w:pPr>
       <w:r>
         <w:rPr>
+          <w:rtl/>
+          <w:cs/>
           <w:lang w:val="ar_AE" w:bidi="ar_AE"/>
         </w:rPr>
         <w:t>Aquifer Open Study Notes</w:t>
@@ -149,6 +181,8 @@
       </w:pPr>
       <w:r>
         <w:rPr>
+          <w:rtl/>
+          <w:cs/>
           <w:lang w:val="ar_AE" w:bidi="ar_AE"/>
         </w:rPr>
       </w:r>
@@ -160,38 +194,50 @@
       </w:pPr>
       <w:r>
         <w:rPr>
+          <w:rtl/>
+          <w:cs/>
           <w:lang w:val="ar_AE" w:bidi="ar_AE"/>
         </w:rPr>
         <w:t>ZEP</w:t>
       </w:r>
       <w:r>
         <w:rPr>
-          <w:lang w:val="ar_AE" w:bidi="ar_AE"/>
-        </w:rPr>
-      </w:r>
-    </w:p>
-    <w:p>
-      <w:pPr>
-        <w:bidi/>
-      </w:pPr>
-      <w:r>
-        <w:rPr>
-          <w:lang w:val="ar_AE" w:bidi="ar_AE"/>
-        </w:rPr>
-      </w:r>
-      <w:r>
-        <w:rPr>
+          <w:rtl/>
+          <w:cs/>
+          <w:lang w:val="ar_AE" w:bidi="ar_AE"/>
+        </w:rPr>
+      </w:r>
+    </w:p>
+    <w:p>
+      <w:pPr>
+        <w:bidi/>
+      </w:pPr>
+      <w:r>
+        <w:rPr>
+          <w:rtl/>
+          <w:cs/>
+          <w:lang w:val="ar_AE" w:bidi="ar_AE"/>
+        </w:rPr>
+      </w:r>
+      <w:r>
+        <w:rPr>
+          <w:rtl/>
+          <w:cs/>
           <w:lang w:val="ar_AE" w:bidi="ar_AE"/>
         </w:rPr>
         <w:t xml:space="preserve"> </w:t>
       </w:r>
       <w:r>
         <w:rPr>
-          <w:lang w:val="ar_AE" w:bidi="ar_AE"/>
-        </w:rPr>
-      </w:r>
-      <w:r>
-        <w:rPr>
+          <w:rtl/>
+          <w:cs/>
+          <w:lang w:val="ar_AE" w:bidi="ar_AE"/>
+        </w:rPr>
+      </w:r>
+      <w:r>
+        <w:rPr>
+          <w:rtl/>
+          <w:cs/>
           <w:lang w:val="ar_AE" w:bidi="ar_AE"/>
         </w:rPr>
       </w:r>
@@ -217,6 +263,8 @@
       </w:pPr>
       <w:r>
         <w:rPr>
+          <w:rtl/>
+          <w:cs/>
           <w:lang w:val="ar_AE" w:bidi="ar_AE"/>
         </w:rPr>
       </w:r>
@@ -228,27 +276,35 @@
       </w:pPr>
       <w:r>
         <w:rPr>
+          <w:rtl/>
+          <w:cs/>
           <w:lang w:val="ar_AE" w:bidi="ar_AE"/>
         </w:rPr>
         <w:t>صفنيا 1: 1</w:t>
       </w:r>
       <w:r>
         <w:rPr>
-          <w:lang w:val="ar_AE" w:bidi="ar_AE"/>
-        </w:rPr>
-      </w:r>
-    </w:p>
-    <w:p>
-      <w:pPr>
-        <w:bidi/>
-      </w:pPr>
-      <w:r>
-        <w:rPr>
-          <w:lang w:val="ar_AE" w:bidi="ar_AE"/>
-        </w:rPr>
-      </w:r>
-      <w:r>
-        <w:rPr>
+          <w:rtl/>
+          <w:cs/>
+          <w:lang w:val="ar_AE" w:bidi="ar_AE"/>
+        </w:rPr>
+      </w:r>
+    </w:p>
+    <w:p>
+      <w:pPr>
+        <w:bidi/>
+      </w:pPr>
+      <w:r>
+        <w:rPr>
+          <w:rtl/>
+          <w:cs/>
+          <w:lang w:val="ar_AE" w:bidi="ar_AE"/>
+        </w:rPr>
+      </w:r>
+      <w:r>
+        <w:rPr>
+          <w:rtl/>
+          <w:cs/>
           <w:lang w:val="ar_AE" w:bidi="ar_AE"/>
         </w:rPr>
         <w:t xml:space="preserve">كَلِمَةُ الرَّبِّ الَّتِي صَارَتْ إِلَى: كان صفنيا نبيًا، أي متحدثًا باسم الله. • قد يشير حزقيّا إلى الملك الذي يحمل هذا الاسم (انظر </w:t>
@@ -256,6 +312,8 @@
       <w:hyperlink r:id="rId13">
         <w:r>
           <w:rPr>
+            <w:rtl/>
+            <w:cs/>
             <w:lang w:val="ar_AE" w:bidi="ar_AE"/>
           </w:rPr>
           <w:rPr>
@@ -267,27 +325,35 @@
       </w:hyperlink>
       <w:r>
         <w:rPr>
+          <w:rtl/>
+          <w:cs/>
           <w:lang w:val="ar_AE" w:bidi="ar_AE"/>
         </w:rPr>
         <w:t>).</w:t>
       </w:r>
       <w:r>
         <w:rPr>
-          <w:lang w:val="ar_AE" w:bidi="ar_AE"/>
-        </w:rPr>
-      </w:r>
-      <w:r>
-        <w:rPr>
-          <w:lang w:val="ar_AE" w:bidi="ar_AE"/>
-        </w:rPr>
-      </w:r>
-    </w:p>
-    <w:p>
-      <w:pPr>
-        <w:bidi/>
-      </w:pPr>
-      <w:r>
-        <w:rPr>
+          <w:rtl/>
+          <w:cs/>
+          <w:lang w:val="ar_AE" w:bidi="ar_AE"/>
+        </w:rPr>
+      </w:r>
+      <w:r>
+        <w:rPr>
+          <w:rtl/>
+          <w:cs/>
+          <w:lang w:val="ar_AE" w:bidi="ar_AE"/>
+        </w:rPr>
+      </w:r>
+    </w:p>
+    <w:p>
+      <w:pPr>
+        <w:bidi/>
+      </w:pPr>
+      <w:r>
+        <w:rPr>
+          <w:rtl/>
+          <w:cs/>
           <w:lang w:val="ar_AE" w:bidi="ar_AE"/>
         </w:rPr>
       </w:r>
@@ -299,27 +365,35 @@
       </w:pPr>
       <w:r>
         <w:rPr>
+          <w:rtl/>
+          <w:cs/>
           <w:lang w:val="ar_AE" w:bidi="ar_AE"/>
         </w:rPr>
         <w:t>صفنيا 1: 1–2: 3</w:t>
       </w:r>
       <w:r>
         <w:rPr>
-          <w:lang w:val="ar_AE" w:bidi="ar_AE"/>
-        </w:rPr>
-      </w:r>
-    </w:p>
-    <w:p>
-      <w:pPr>
-        <w:bidi/>
-      </w:pPr>
-      <w:r>
-        <w:rPr>
-          <w:lang w:val="ar_AE" w:bidi="ar_AE"/>
-        </w:rPr>
-      </w:r>
-      <w:r>
-        <w:rPr>
+          <w:rtl/>
+          <w:cs/>
+          <w:lang w:val="ar_AE" w:bidi="ar_AE"/>
+        </w:rPr>
+      </w:r>
+    </w:p>
+    <w:p>
+      <w:pPr>
+        <w:bidi/>
+      </w:pPr>
+      <w:r>
+        <w:rPr>
+          <w:rtl/>
+          <w:cs/>
+          <w:lang w:val="ar_AE" w:bidi="ar_AE"/>
+        </w:rPr>
+      </w:r>
+      <w:r>
+        <w:rPr>
+          <w:rtl/>
+          <w:cs/>
           <w:lang w:val="ar_AE" w:bidi="ar_AE"/>
         </w:rPr>
         <w:t>تُحذر رسالة صفنيا من الرب من الدينونة الآتية على العالم (</w:t>
@@ -327,6 +401,8 @@
       <w:hyperlink r:id="rId14">
         <w:r>
           <w:rPr>
+            <w:rtl/>
+            <w:cs/>
             <w:lang w:val="ar_AE" w:bidi="ar_AE"/>
           </w:rPr>
           <w:rPr>
@@ -338,6 +414,8 @@
       </w:hyperlink>
       <w:r>
         <w:rPr>
+          <w:rtl/>
+          <w:cs/>
           <w:lang w:val="ar_AE" w:bidi="ar_AE"/>
         </w:rPr>
         <w:t>) وتحث قراءها على التوبة (</w:t>
@@ -345,6 +423,8 @@
       <w:hyperlink r:id="rId15">
         <w:r>
           <w:rPr>
+            <w:rtl/>
+            <w:cs/>
             <w:lang w:val="ar_AE" w:bidi="ar_AE"/>
           </w:rPr>
           <w:rPr>
@@ -356,6 +436,8 @@
       </w:hyperlink>
       <w:r>
         <w:rPr>
+          <w:rtl/>
+          <w:cs/>
           <w:lang w:val="ar_AE" w:bidi="ar_AE"/>
         </w:rPr>
         <w:t>) قبل أن تحل بهم الكارثة (</w:t>
@@ -363,6 +445,8 @@
       <w:hyperlink r:id="rId16">
         <w:r>
           <w:rPr>
+            <w:rtl/>
+            <w:cs/>
             <w:lang w:val="ar_AE" w:bidi="ar_AE"/>
           </w:rPr>
           <w:rPr>
@@ -374,6 +458,8 @@
       </w:hyperlink>
       <w:r>
         <w:rPr>
+          <w:rtl/>
+          <w:cs/>
           <w:lang w:val="ar_AE" w:bidi="ar_AE"/>
         </w:rPr>
         <w:t>)، وأن يطلبوا الرب ويعيشوا بالبِرّ والتواضع أمامه على أمل أن يُعفوا من دينونته (</w:t>
@@ -381,6 +467,8 @@
       <w:hyperlink r:id="rId17">
         <w:r>
           <w:rPr>
+            <w:rtl/>
+            <w:cs/>
             <w:lang w:val="ar_AE" w:bidi="ar_AE"/>
           </w:rPr>
           <w:rPr>
@@ -392,27 +480,35 @@
       </w:hyperlink>
       <w:r>
         <w:rPr>
+          <w:rtl/>
+          <w:cs/>
           <w:lang w:val="ar_AE" w:bidi="ar_AE"/>
         </w:rPr>
         <w:t>).</w:t>
       </w:r>
       <w:r>
         <w:rPr>
-          <w:lang w:val="ar_AE" w:bidi="ar_AE"/>
-        </w:rPr>
-      </w:r>
-      <w:r>
-        <w:rPr>
-          <w:lang w:val="ar_AE" w:bidi="ar_AE"/>
-        </w:rPr>
-      </w:r>
-    </w:p>
-    <w:p>
-      <w:pPr>
-        <w:bidi/>
-      </w:pPr>
-      <w:r>
-        <w:rPr>
+          <w:rtl/>
+          <w:cs/>
+          <w:lang w:val="ar_AE" w:bidi="ar_AE"/>
+        </w:rPr>
+      </w:r>
+      <w:r>
+        <w:rPr>
+          <w:rtl/>
+          <w:cs/>
+          <w:lang w:val="ar_AE" w:bidi="ar_AE"/>
+        </w:rPr>
+      </w:r>
+    </w:p>
+    <w:p>
+      <w:pPr>
+        <w:bidi/>
+      </w:pPr>
+      <w:r>
+        <w:rPr>
+          <w:rtl/>
+          <w:cs/>
           <w:lang w:val="ar_AE" w:bidi="ar_AE"/>
         </w:rPr>
       </w:r>
@@ -424,27 +520,35 @@
       </w:pPr>
       <w:r>
         <w:rPr>
+          <w:rtl/>
+          <w:cs/>
           <w:lang w:val="ar_AE" w:bidi="ar_AE"/>
         </w:rPr>
         <w:t>صفنيا 1: 2–3</w:t>
       </w:r>
       <w:r>
         <w:rPr>
-          <w:lang w:val="ar_AE" w:bidi="ar_AE"/>
-        </w:rPr>
-      </w:r>
-    </w:p>
-    <w:p>
-      <w:pPr>
-        <w:bidi/>
-      </w:pPr>
-      <w:r>
-        <w:rPr>
-          <w:lang w:val="ar_AE" w:bidi="ar_AE"/>
-        </w:rPr>
-      </w:r>
-      <w:r>
-        <w:rPr>
+          <w:rtl/>
+          <w:cs/>
+          <w:lang w:val="ar_AE" w:bidi="ar_AE"/>
+        </w:rPr>
+      </w:r>
+    </w:p>
+    <w:p>
+      <w:pPr>
+        <w:bidi/>
+      </w:pPr>
+      <w:r>
+        <w:rPr>
+          <w:rtl/>
+          <w:cs/>
+          <w:lang w:val="ar_AE" w:bidi="ar_AE"/>
+        </w:rPr>
+      </w:r>
+      <w:r>
+        <w:rPr>
+          <w:rtl/>
+          <w:cs/>
           <w:lang w:val="ar_AE" w:bidi="ar_AE"/>
         </w:rPr>
         <w:t>قائمة الأشياء التي سيمحوها الله في دينونته تأتي بترتيب عكسي لخلقها (</w:t>
@@ -452,6 +556,8 @@
       <w:hyperlink r:id="rId18">
         <w:r>
           <w:rPr>
+            <w:rtl/>
+            <w:cs/>
             <w:lang w:val="ar_AE" w:bidi="ar_AE"/>
           </w:rPr>
           <w:rPr>
@@ -463,6 +569,8 @@
       </w:hyperlink>
       <w:r>
         <w:rPr>
+          <w:rtl/>
+          <w:cs/>
           <w:lang w:val="ar_AE" w:bidi="ar_AE"/>
         </w:rPr>
         <w:t>): الإِنْسَانَ وَالْحَيَوَانَ . . . طُيُورَ السَّمَاءِ . . . وَسَمَكَ الْبَحْرِ</w:t>
@@ -470,33 +578,43 @@
       <w:r>
         <w:rPr>
           <w:i/>
+          <w:rtl/>
+          <w:cs/>
           <w:lang w:val="ar_AE" w:bidi="ar_AE"/>
         </w:rPr>
         <w:t>،</w:t>
       </w:r>
       <w:r>
         <w:rPr>
+          <w:rtl/>
+          <w:cs/>
           <w:lang w:val="ar_AE" w:bidi="ar_AE"/>
         </w:rPr>
         <w:t xml:space="preserve"> لأن الدينونة هي عكس الخلق.</w:t>
       </w:r>
       <w:r>
         <w:rPr>
-          <w:lang w:val="ar_AE" w:bidi="ar_AE"/>
-        </w:rPr>
-      </w:r>
-      <w:r>
-        <w:rPr>
-          <w:lang w:val="ar_AE" w:bidi="ar_AE"/>
-        </w:rPr>
-      </w:r>
-    </w:p>
-    <w:p>
-      <w:pPr>
-        <w:bidi/>
-      </w:pPr>
-      <w:r>
-        <w:rPr>
+          <w:rtl/>
+          <w:cs/>
+          <w:lang w:val="ar_AE" w:bidi="ar_AE"/>
+        </w:rPr>
+      </w:r>
+      <w:r>
+        <w:rPr>
+          <w:rtl/>
+          <w:cs/>
+          <w:lang w:val="ar_AE" w:bidi="ar_AE"/>
+        </w:rPr>
+      </w:r>
+    </w:p>
+    <w:p>
+      <w:pPr>
+        <w:bidi/>
+      </w:pPr>
+      <w:r>
+        <w:rPr>
+          <w:rtl/>
+          <w:cs/>
           <w:lang w:val="ar_AE" w:bidi="ar_AE"/>
         </w:rPr>
       </w:r>
@@ -508,27 +626,35 @@
       </w:pPr>
       <w:r>
         <w:rPr>
+          <w:rtl/>
+          <w:cs/>
           <w:lang w:val="ar_AE" w:bidi="ar_AE"/>
         </w:rPr>
         <w:t>صفنيا 1: 4</w:t>
       </w:r>
       <w:r>
         <w:rPr>
-          <w:lang w:val="ar_AE" w:bidi="ar_AE"/>
-        </w:rPr>
-      </w:r>
-    </w:p>
-    <w:p>
-      <w:pPr>
-        <w:bidi/>
-      </w:pPr>
-      <w:r>
-        <w:rPr>
-          <w:lang w:val="ar_AE" w:bidi="ar_AE"/>
-        </w:rPr>
-      </w:r>
-      <w:r>
-        <w:rPr>
+          <w:rtl/>
+          <w:cs/>
+          <w:lang w:val="ar_AE" w:bidi="ar_AE"/>
+        </w:rPr>
+      </w:r>
+    </w:p>
+    <w:p>
+      <w:pPr>
+        <w:bidi/>
+      </w:pPr>
+      <w:r>
+        <w:rPr>
+          <w:rtl/>
+          <w:cs/>
+          <w:lang w:val="ar_AE" w:bidi="ar_AE"/>
+        </w:rPr>
+      </w:r>
+      <w:r>
+        <w:rPr>
+          <w:rtl/>
+          <w:cs/>
           <w:lang w:val="ar_AE" w:bidi="ar_AE"/>
         </w:rPr>
         <w:t>عندما تنبأ صفنيا بهذه النبوة، قبل إصلاحات يوشيا في عام 622 قبل الميلاد، كان الكهنة الوثنيون يروجون بشكل كبير لعبادة البعل وأشكال أخرى من الوثنية (</w:t>
@@ -536,6 +662,8 @@
       <w:hyperlink r:id="rId19">
         <w:r>
           <w:rPr>
+            <w:rtl/>
+            <w:cs/>
             <w:lang w:val="ar_AE" w:bidi="ar_AE"/>
           </w:rPr>
           <w:rPr>
@@ -547,27 +675,35 @@
       </w:hyperlink>
       <w:r>
         <w:rPr>
+          <w:rtl/>
+          <w:cs/>
           <w:lang w:val="ar_AE" w:bidi="ar_AE"/>
         </w:rPr>
         <w:t>).</w:t>
       </w:r>
       <w:r>
         <w:rPr>
-          <w:lang w:val="ar_AE" w:bidi="ar_AE"/>
-        </w:rPr>
-      </w:r>
-      <w:r>
-        <w:rPr>
-          <w:lang w:val="ar_AE" w:bidi="ar_AE"/>
-        </w:rPr>
-      </w:r>
-    </w:p>
-    <w:p>
-      <w:pPr>
-        <w:bidi/>
-      </w:pPr>
-      <w:r>
-        <w:rPr>
+          <w:rtl/>
+          <w:cs/>
+          <w:lang w:val="ar_AE" w:bidi="ar_AE"/>
+        </w:rPr>
+      </w:r>
+      <w:r>
+        <w:rPr>
+          <w:rtl/>
+          <w:cs/>
+          <w:lang w:val="ar_AE" w:bidi="ar_AE"/>
+        </w:rPr>
+      </w:r>
+    </w:p>
+    <w:p>
+      <w:pPr>
+        <w:bidi/>
+      </w:pPr>
+      <w:r>
+        <w:rPr>
+          <w:rtl/>
+          <w:cs/>
           <w:lang w:val="ar_AE" w:bidi="ar_AE"/>
         </w:rPr>
       </w:r>
@@ -579,27 +715,35 @@
       </w:pPr>
       <w:r>
         <w:rPr>
+          <w:rtl/>
+          <w:cs/>
           <w:lang w:val="ar_AE" w:bidi="ar_AE"/>
         </w:rPr>
         <w:t>صفنيا 1: 4–6</w:t>
       </w:r>
       <w:r>
         <w:rPr>
-          <w:lang w:val="ar_AE" w:bidi="ar_AE"/>
-        </w:rPr>
-      </w:r>
-    </w:p>
-    <w:p>
-      <w:pPr>
-        <w:bidi/>
-      </w:pPr>
-      <w:r>
-        <w:rPr>
-          <w:lang w:val="ar_AE" w:bidi="ar_AE"/>
-        </w:rPr>
-      </w:r>
-      <w:r>
-        <w:rPr>
+          <w:rtl/>
+          <w:cs/>
+          <w:lang w:val="ar_AE" w:bidi="ar_AE"/>
+        </w:rPr>
+      </w:r>
+    </w:p>
+    <w:p>
+      <w:pPr>
+        <w:bidi/>
+      </w:pPr>
+      <w:r>
+        <w:rPr>
+          <w:rtl/>
+          <w:cs/>
+          <w:lang w:val="ar_AE" w:bidi="ar_AE"/>
+        </w:rPr>
+      </w:r>
+      <w:r>
+        <w:rPr>
+          <w:rtl/>
+          <w:cs/>
           <w:lang w:val="ar_AE" w:bidi="ar_AE"/>
         </w:rPr>
         <w:t>وبعد أن أعلن الدينونة على كل الأرض (</w:t>
@@ -607,6 +751,8 @@
       <w:hyperlink r:id="rId20">
         <w:r>
           <w:rPr>
+            <w:rtl/>
+            <w:cs/>
             <w:lang w:val="ar_AE" w:bidi="ar_AE"/>
           </w:rPr>
           <w:rPr>
@@ -618,27 +764,35 @@
       </w:hyperlink>
       <w:r>
         <w:rPr>
+          <w:rtl/>
+          <w:cs/>
           <w:lang w:val="ar_AE" w:bidi="ar_AE"/>
         </w:rPr>
         <w:t>)، يركز صفنيا الآن اهتمامه على شعبه، يهوذا وأورشليم.</w:t>
       </w:r>
       <w:r>
         <w:rPr>
-          <w:lang w:val="ar_AE" w:bidi="ar_AE"/>
-        </w:rPr>
-      </w:r>
-      <w:r>
-        <w:rPr>
-          <w:lang w:val="ar_AE" w:bidi="ar_AE"/>
-        </w:rPr>
-      </w:r>
-    </w:p>
-    <w:p>
-      <w:pPr>
-        <w:bidi/>
-      </w:pPr>
-      <w:r>
-        <w:rPr>
+          <w:rtl/>
+          <w:cs/>
+          <w:lang w:val="ar_AE" w:bidi="ar_AE"/>
+        </w:rPr>
+      </w:r>
+      <w:r>
+        <w:rPr>
+          <w:rtl/>
+          <w:cs/>
+          <w:lang w:val="ar_AE" w:bidi="ar_AE"/>
+        </w:rPr>
+      </w:r>
+    </w:p>
+    <w:p>
+      <w:pPr>
+        <w:bidi/>
+      </w:pPr>
+      <w:r>
+        <w:rPr>
+          <w:rtl/>
+          <w:cs/>
           <w:lang w:val="ar_AE" w:bidi="ar_AE"/>
         </w:rPr>
       </w:r>
@@ -650,27 +804,35 @@
       </w:pPr>
       <w:r>
         <w:rPr>
+          <w:rtl/>
+          <w:cs/>
           <w:lang w:val="ar_AE" w:bidi="ar_AE"/>
         </w:rPr>
         <w:t>صفنيا 1: 5</w:t>
       </w:r>
       <w:r>
         <w:rPr>
-          <w:lang w:val="ar_AE" w:bidi="ar_AE"/>
-        </w:rPr>
-      </w:r>
-    </w:p>
-    <w:p>
-      <w:pPr>
-        <w:bidi/>
-      </w:pPr>
-      <w:r>
-        <w:rPr>
-          <w:lang w:val="ar_AE" w:bidi="ar_AE"/>
-        </w:rPr>
-      </w:r>
-      <w:r>
-        <w:rPr>
+          <w:rtl/>
+          <w:cs/>
+          <w:lang w:val="ar_AE" w:bidi="ar_AE"/>
+        </w:rPr>
+      </w:r>
+    </w:p>
+    <w:p>
+      <w:pPr>
+        <w:bidi/>
+      </w:pPr>
+      <w:r>
+        <w:rPr>
+          <w:rtl/>
+          <w:cs/>
+          <w:lang w:val="ar_AE" w:bidi="ar_AE"/>
+        </w:rPr>
+      </w:r>
+      <w:r>
+        <w:rPr>
+          <w:rtl/>
+          <w:cs/>
           <w:lang w:val="ar_AE" w:bidi="ar_AE"/>
         </w:rPr>
         <w:t xml:space="preserve">نددت الكتابات المُقَدَّسة بممارسة عبادة الأجرام السماوية مثل الشمس والقمر والنجوم (انظر </w:t>
@@ -678,6 +840,8 @@
       <w:hyperlink r:id="rId21">
         <w:r>
           <w:rPr>
+            <w:rtl/>
+            <w:cs/>
             <w:lang w:val="ar_AE" w:bidi="ar_AE"/>
           </w:rPr>
           <w:rPr>
@@ -689,6 +853,8 @@
       </w:hyperlink>
       <w:r>
         <w:rPr>
+          <w:rtl/>
+          <w:cs/>
           <w:lang w:val="ar_AE" w:bidi="ar_AE"/>
         </w:rPr>
         <w:t xml:space="preserve">؛ </w:t>
@@ -696,6 +862,8 @@
       <w:hyperlink r:id="rId22">
         <w:r>
           <w:rPr>
+            <w:rtl/>
+            <w:cs/>
             <w:lang w:val="ar_AE" w:bidi="ar_AE"/>
           </w:rPr>
           <w:rPr>
@@ -707,6 +875,8 @@
       </w:hyperlink>
       <w:r>
         <w:rPr>
+          <w:rtl/>
+          <w:cs/>
           <w:lang w:val="ar_AE" w:bidi="ar_AE"/>
         </w:rPr>
         <w:t xml:space="preserve">؛ </w:t>
@@ -714,6 +884,8 @@
       <w:hyperlink r:id="rId23">
         <w:r>
           <w:rPr>
+            <w:rtl/>
+            <w:cs/>
             <w:lang w:val="ar_AE" w:bidi="ar_AE"/>
           </w:rPr>
           <w:rPr>
@@ -725,6 +897,8 @@
       </w:hyperlink>
       <w:r>
         <w:rPr>
+          <w:rtl/>
+          <w:cs/>
           <w:lang w:val="ar_AE" w:bidi="ar_AE"/>
         </w:rPr>
         <w:t>). • قد يشير "مولك" إلى الإله الكنعاني"بعل"، أو الإله العموني "ملكوم" - كما فعلت الترجمة العربية، أو الإله الوثني "مولك". وبالرغم من أن الشريعة كانت تَحظر صراحةً عبادة مولك (</w:t>
@@ -732,6 +906,8 @@
       <w:hyperlink r:id="rId24">
         <w:r>
           <w:rPr>
+            <w:rtl/>
+            <w:cs/>
             <w:lang w:val="ar_AE" w:bidi="ar_AE"/>
           </w:rPr>
           <w:rPr>
@@ -743,6 +919,8 @@
       </w:hyperlink>
       <w:r>
         <w:rPr>
+          <w:rtl/>
+          <w:cs/>
           <w:lang w:val="ar_AE" w:bidi="ar_AE"/>
         </w:rPr>
         <w:t>)، إلا أنها ظلت تشكل إغراءً مستمرًا لإسرائيل (</w:t>
@@ -750,6 +928,8 @@
       <w:hyperlink r:id="rId25">
         <w:r>
           <w:rPr>
+            <w:rtl/>
+            <w:cs/>
             <w:lang w:val="ar_AE" w:bidi="ar_AE"/>
           </w:rPr>
           <w:rPr>
@@ -761,6 +941,8 @@
       </w:hyperlink>
       <w:r>
         <w:rPr>
+          <w:rtl/>
+          <w:cs/>
           <w:lang w:val="ar_AE" w:bidi="ar_AE"/>
         </w:rPr>
         <w:t xml:space="preserve">؛ </w:t>
@@ -768,6 +950,8 @@
       <w:hyperlink r:id="rId26">
         <w:r>
           <w:rPr>
+            <w:rtl/>
+            <w:cs/>
             <w:lang w:val="ar_AE" w:bidi="ar_AE"/>
           </w:rPr>
           <w:rPr>
@@ -779,27 +963,35 @@
       </w:hyperlink>
       <w:r>
         <w:rPr>
+          <w:rtl/>
+          <w:cs/>
           <w:lang w:val="ar_AE" w:bidi="ar_AE"/>
         </w:rPr>
         <w:t>).</w:t>
       </w:r>
       <w:r>
         <w:rPr>
-          <w:lang w:val="ar_AE" w:bidi="ar_AE"/>
-        </w:rPr>
-      </w:r>
-      <w:r>
-        <w:rPr>
-          <w:lang w:val="ar_AE" w:bidi="ar_AE"/>
-        </w:rPr>
-      </w:r>
-    </w:p>
-    <w:p>
-      <w:pPr>
-        <w:bidi/>
-      </w:pPr>
-      <w:r>
-        <w:rPr>
+          <w:rtl/>
+          <w:cs/>
+          <w:lang w:val="ar_AE" w:bidi="ar_AE"/>
+        </w:rPr>
+      </w:r>
+      <w:r>
+        <w:rPr>
+          <w:rtl/>
+          <w:cs/>
+          <w:lang w:val="ar_AE" w:bidi="ar_AE"/>
+        </w:rPr>
+      </w:r>
+    </w:p>
+    <w:p>
+      <w:pPr>
+        <w:bidi/>
+      </w:pPr>
+      <w:r>
+        <w:rPr>
+          <w:rtl/>
+          <w:cs/>
           <w:lang w:val="ar_AE" w:bidi="ar_AE"/>
         </w:rPr>
       </w:r>
@@ -811,27 +1003,35 @@
       </w:pPr>
       <w:r>
         <w:rPr>
+          <w:rtl/>
+          <w:cs/>
           <w:lang w:val="ar_AE" w:bidi="ar_AE"/>
         </w:rPr>
         <w:t>صفنيا 1: 7</w:t>
       </w:r>
       <w:r>
         <w:rPr>
-          <w:lang w:val="ar_AE" w:bidi="ar_AE"/>
-        </w:rPr>
-      </w:r>
-    </w:p>
-    <w:p>
-      <w:pPr>
-        <w:bidi/>
-      </w:pPr>
-      <w:r>
-        <w:rPr>
-          <w:lang w:val="ar_AE" w:bidi="ar_AE"/>
-        </w:rPr>
-      </w:r>
-      <w:r>
-        <w:rPr>
+          <w:rtl/>
+          <w:cs/>
+          <w:lang w:val="ar_AE" w:bidi="ar_AE"/>
+        </w:rPr>
+      </w:r>
+    </w:p>
+    <w:p>
+      <w:pPr>
+        <w:bidi/>
+      </w:pPr>
+      <w:r>
+        <w:rPr>
+          <w:rtl/>
+          <w:cs/>
+          <w:lang w:val="ar_AE" w:bidi="ar_AE"/>
+        </w:rPr>
+      </w:r>
+      <w:r>
+        <w:rPr>
+          <w:rtl/>
+          <w:cs/>
           <w:lang w:val="ar_AE" w:bidi="ar_AE"/>
         </w:rPr>
         <w:t xml:space="preserve">لأَنَّ الرَّبَّ قَدْ أَعَدَّ ذَبِيحَةً. قَدَّسَ مَدْعُوِّيهِ (جلَّاديه): </w:t>
@@ -839,12 +1039,16 @@
       <w:r>
         <w:rPr>
           <w:i/>
+          <w:rtl/>
+          <w:cs/>
           <w:lang w:val="ar_AE" w:bidi="ar_AE"/>
         </w:rPr>
         <w:t xml:space="preserve">سيذبح </w:t>
       </w:r>
       <w:r>
         <w:rPr>
+          <w:rtl/>
+          <w:cs/>
           <w:lang w:val="ar_AE" w:bidi="ar_AE"/>
         </w:rPr>
         <w:t>الأجانب</w:t>
@@ -852,33 +1056,43 @@
       <w:r>
         <w:rPr>
           <w:i/>
+          <w:rtl/>
+          <w:cs/>
           <w:lang w:val="ar_AE" w:bidi="ar_AE"/>
         </w:rPr>
         <w:t xml:space="preserve"> </w:t>
       </w:r>
       <w:r>
         <w:rPr>
+          <w:rtl/>
+          <w:cs/>
           <w:lang w:val="ar_AE" w:bidi="ar_AE"/>
         </w:rPr>
         <w:t>الأشرار من شعب الرب.</w:t>
       </w:r>
       <w:r>
         <w:rPr>
-          <w:lang w:val="ar_AE" w:bidi="ar_AE"/>
-        </w:rPr>
-      </w:r>
-      <w:r>
-        <w:rPr>
-          <w:lang w:val="ar_AE" w:bidi="ar_AE"/>
-        </w:rPr>
-      </w:r>
-    </w:p>
-    <w:p>
-      <w:pPr>
-        <w:bidi/>
-      </w:pPr>
-      <w:r>
-        <w:rPr>
+          <w:rtl/>
+          <w:cs/>
+          <w:lang w:val="ar_AE" w:bidi="ar_AE"/>
+        </w:rPr>
+      </w:r>
+      <w:r>
+        <w:rPr>
+          <w:rtl/>
+          <w:cs/>
+          <w:lang w:val="ar_AE" w:bidi="ar_AE"/>
+        </w:rPr>
+      </w:r>
+    </w:p>
+    <w:p>
+      <w:pPr>
+        <w:bidi/>
+      </w:pPr>
+      <w:r>
+        <w:rPr>
+          <w:rtl/>
+          <w:cs/>
           <w:lang w:val="ar_AE" w:bidi="ar_AE"/>
         </w:rPr>
       </w:r>
@@ -890,27 +1104,35 @@
       </w:pPr>
       <w:r>
         <w:rPr>
+          <w:rtl/>
+          <w:cs/>
           <w:lang w:val="ar_AE" w:bidi="ar_AE"/>
         </w:rPr>
         <w:t>صفنيا 1: 7–18</w:t>
       </w:r>
       <w:r>
         <w:rPr>
-          <w:lang w:val="ar_AE" w:bidi="ar_AE"/>
-        </w:rPr>
-      </w:r>
-    </w:p>
-    <w:p>
-      <w:pPr>
-        <w:bidi/>
-      </w:pPr>
-      <w:r>
-        <w:rPr>
-          <w:lang w:val="ar_AE" w:bidi="ar_AE"/>
-        </w:rPr>
-      </w:r>
-      <w:r>
-        <w:rPr>
+          <w:rtl/>
+          <w:cs/>
+          <w:lang w:val="ar_AE" w:bidi="ar_AE"/>
+        </w:rPr>
+      </w:r>
+    </w:p>
+    <w:p>
+      <w:pPr>
+        <w:bidi/>
+      </w:pPr>
+      <w:r>
+        <w:rPr>
+          <w:rtl/>
+          <w:cs/>
+          <w:lang w:val="ar_AE" w:bidi="ar_AE"/>
+        </w:rPr>
+      </w:r>
+      <w:r>
+        <w:rPr>
+          <w:rtl/>
+          <w:cs/>
           <w:lang w:val="ar_AE" w:bidi="ar_AE"/>
         </w:rPr>
         <w:t>يجب أن يُنظر إلى المقطع بأكمله على أنه حدث واحد كبير. بعض الجوانب ستتحقق عند سقوط أورشليم في عام 586 قبل الميلاد، والبعض الآخر قد يتكرر في فترات تاريخية مختلفة (مثل تدمير أورشليم في عام 70 ميلادي) حتى تتم النبوة بأكملها في نهاية الزمان عندما يعمل الله بشكل كامل وأخير ليدين العالم ويجدد الخليقة (</w:t>
@@ -918,6 +1140,8 @@
       <w:hyperlink r:id="rId27">
         <w:r>
           <w:rPr>
+            <w:rtl/>
+            <w:cs/>
             <w:lang w:val="ar_AE" w:bidi="ar_AE"/>
           </w:rPr>
           <w:rPr>
@@ -929,27 +1153,35 @@
       </w:hyperlink>
       <w:r>
         <w:rPr>
+          <w:rtl/>
+          <w:cs/>
           <w:lang w:val="ar_AE" w:bidi="ar_AE"/>
         </w:rPr>
         <w:t>).</w:t>
       </w:r>
       <w:r>
         <w:rPr>
-          <w:lang w:val="ar_AE" w:bidi="ar_AE"/>
-        </w:rPr>
-      </w:r>
-      <w:r>
-        <w:rPr>
-          <w:lang w:val="ar_AE" w:bidi="ar_AE"/>
-        </w:rPr>
-      </w:r>
-    </w:p>
-    <w:p>
-      <w:pPr>
-        <w:bidi/>
-      </w:pPr>
-      <w:r>
-        <w:rPr>
+          <w:rtl/>
+          <w:cs/>
+          <w:lang w:val="ar_AE" w:bidi="ar_AE"/>
+        </w:rPr>
+      </w:r>
+      <w:r>
+        <w:rPr>
+          <w:rtl/>
+          <w:cs/>
+          <w:lang w:val="ar_AE" w:bidi="ar_AE"/>
+        </w:rPr>
+      </w:r>
+    </w:p>
+    <w:p>
+      <w:pPr>
+        <w:bidi/>
+      </w:pPr>
+      <w:r>
+        <w:rPr>
+          <w:rtl/>
+          <w:cs/>
           <w:lang w:val="ar_AE" w:bidi="ar_AE"/>
         </w:rPr>
       </w:r>
@@ -961,27 +1193,35 @@
       </w:pPr>
       <w:r>
         <w:rPr>
+          <w:rtl/>
+          <w:cs/>
           <w:lang w:val="ar_AE" w:bidi="ar_AE"/>
         </w:rPr>
         <w:t>صفنيا 1: 8</w:t>
       </w:r>
       <w:r>
         <w:rPr>
-          <w:lang w:val="ar_AE" w:bidi="ar_AE"/>
-        </w:rPr>
-      </w:r>
-    </w:p>
-    <w:p>
-      <w:pPr>
-        <w:bidi/>
-      </w:pPr>
-      <w:r>
-        <w:rPr>
-          <w:lang w:val="ar_AE" w:bidi="ar_AE"/>
-        </w:rPr>
-      </w:r>
-      <w:r>
-        <w:rPr>
+          <w:rtl/>
+          <w:cs/>
+          <w:lang w:val="ar_AE" w:bidi="ar_AE"/>
+        </w:rPr>
+      </w:r>
+    </w:p>
+    <w:p>
+      <w:pPr>
+        <w:bidi/>
+      </w:pPr>
+      <w:r>
+        <w:rPr>
+          <w:rtl/>
+          <w:cs/>
+          <w:lang w:val="ar_AE" w:bidi="ar_AE"/>
+        </w:rPr>
+      </w:r>
+      <w:r>
+        <w:rPr>
+          <w:rtl/>
+          <w:cs/>
           <w:lang w:val="ar_AE" w:bidi="ar_AE"/>
         </w:rPr>
         <w:t>كان قادة وأمراء يهوذا هم رؤساء الأسباط في إسرائيل (</w:t>
@@ -989,6 +1229,8 @@
       <w:hyperlink r:id="rId28">
         <w:r>
           <w:rPr>
+            <w:rtl/>
+            <w:cs/>
             <w:lang w:val="ar_AE" w:bidi="ar_AE"/>
           </w:rPr>
           <w:rPr>
@@ -1000,6 +1242,8 @@
       </w:hyperlink>
       <w:r>
         <w:rPr>
+          <w:rtl/>
+          <w:cs/>
           <w:lang w:val="ar_AE" w:bidi="ar_AE"/>
         </w:rPr>
         <w:t>)، وموظفي البلاط (</w:t>
@@ -1007,6 +1251,8 @@
       <w:hyperlink r:id="rId29">
         <w:r>
           <w:rPr>
+            <w:rtl/>
+            <w:cs/>
             <w:lang w:val="ar_AE" w:bidi="ar_AE"/>
           </w:rPr>
           <w:rPr>
@@ -1018,6 +1264,8 @@
       </w:hyperlink>
       <w:r>
         <w:rPr>
+          <w:rtl/>
+          <w:cs/>
           <w:lang w:val="ar_AE" w:bidi="ar_AE"/>
         </w:rPr>
         <w:t>)، ورؤساء المقاطعات (</w:t>
@@ -1025,6 +1273,8 @@
       <w:hyperlink r:id="rId30">
         <w:r>
           <w:rPr>
+            <w:rtl/>
+            <w:cs/>
             <w:lang w:val="ar_AE" w:bidi="ar_AE"/>
           </w:rPr>
           <w:rPr>
@@ -1036,6 +1286,8 @@
       </w:hyperlink>
       <w:r>
         <w:rPr>
+          <w:rtl/>
+          <w:cs/>
           <w:lang w:val="ar_AE" w:bidi="ar_AE"/>
         </w:rPr>
         <w:t>)، ورؤساء المدن (</w:t>
@@ -1043,6 +1295,8 @@
       <w:hyperlink r:id="rId31">
         <w:r>
           <w:rPr>
+            <w:rtl/>
+            <w:cs/>
             <w:lang w:val="ar_AE" w:bidi="ar_AE"/>
           </w:rPr>
           <w:rPr>
@@ -1054,6 +1308,8 @@
       </w:hyperlink>
       <w:r>
         <w:rPr>
+          <w:rtl/>
+          <w:cs/>
           <w:lang w:val="ar_AE" w:bidi="ar_AE"/>
         </w:rPr>
         <w:t>)، والقادة العسكريين (</w:t>
@@ -1061,6 +1317,8 @@
       <w:hyperlink r:id="rId32">
         <w:r>
           <w:rPr>
+            <w:rtl/>
+            <w:cs/>
             <w:lang w:val="ar_AE" w:bidi="ar_AE"/>
           </w:rPr>
           <w:rPr>
@@ -1072,6 +1330,8 @@
       </w:hyperlink>
       <w:r>
         <w:rPr>
+          <w:rtl/>
+          <w:cs/>
           <w:lang w:val="ar_AE" w:bidi="ar_AE"/>
         </w:rPr>
         <w:t xml:space="preserve">؛ </w:t>
@@ -1079,6 +1339,8 @@
       <w:hyperlink r:id="rId33">
         <w:r>
           <w:rPr>
+            <w:rtl/>
+            <w:cs/>
             <w:lang w:val="ar_AE" w:bidi="ar_AE"/>
           </w:rPr>
           <w:rPr>
@@ -1090,6 +1352,8 @@
       </w:hyperlink>
       <w:r>
         <w:rPr>
+          <w:rtl/>
+          <w:cs/>
           <w:lang w:val="ar_AE" w:bidi="ar_AE"/>
         </w:rPr>
         <w:t xml:space="preserve">؛ </w:t>
@@ -1097,6 +1361,8 @@
       <w:hyperlink r:id="rId34">
         <w:r>
           <w:rPr>
+            <w:rtl/>
+            <w:cs/>
             <w:lang w:val="ar_AE" w:bidi="ar_AE"/>
           </w:rPr>
           <w:rPr>
@@ -1108,6 +1374,8 @@
       </w:hyperlink>
       <w:r>
         <w:rPr>
+          <w:rtl/>
+          <w:cs/>
           <w:lang w:val="ar_AE" w:bidi="ar_AE"/>
         </w:rPr>
         <w:t xml:space="preserve">، </w:t>
@@ -1115,6 +1383,8 @@
       <w:hyperlink r:id="rId35">
         <w:r>
           <w:rPr>
+            <w:rtl/>
+            <w:cs/>
             <w:lang w:val="ar_AE" w:bidi="ar_AE"/>
           </w:rPr>
           <w:rPr>
@@ -1126,6 +1396,8 @@
       </w:hyperlink>
       <w:r>
         <w:rPr>
+          <w:rtl/>
+          <w:cs/>
           <w:lang w:val="ar_AE" w:bidi="ar_AE"/>
         </w:rPr>
         <w:t>)، أو حتى القادة الدينيين (</w:t>
@@ -1133,6 +1405,8 @@
       <w:hyperlink r:id="rId36">
         <w:r>
           <w:rPr>
+            <w:rtl/>
+            <w:cs/>
             <w:lang w:val="ar_AE" w:bidi="ar_AE"/>
           </w:rPr>
           <w:rPr>
@@ -1144,6 +1418,8 @@
       </w:hyperlink>
       <w:r>
         <w:rPr>
+          <w:rtl/>
+          <w:cs/>
           <w:lang w:val="ar_AE" w:bidi="ar_AE"/>
         </w:rPr>
         <w:t xml:space="preserve">). ودورهم المؤثر يضعهم في موقف مسؤولية متزايدة أمام الله (قارن </w:t>
@@ -1151,6 +1427,8 @@
       <w:hyperlink r:id="rId37">
         <w:r>
           <w:rPr>
+            <w:rtl/>
+            <w:cs/>
             <w:lang w:val="ar_AE" w:bidi="ar_AE"/>
           </w:rPr>
           <w:rPr>
@@ -1162,27 +1440,35 @@
       </w:hyperlink>
       <w:r>
         <w:rPr>
+          <w:rtl/>
+          <w:cs/>
           <w:lang w:val="ar_AE" w:bidi="ar_AE"/>
         </w:rPr>
         <w:t>).</w:t>
       </w:r>
       <w:r>
         <w:rPr>
-          <w:lang w:val="ar_AE" w:bidi="ar_AE"/>
-        </w:rPr>
-      </w:r>
-      <w:r>
-        <w:rPr>
-          <w:lang w:val="ar_AE" w:bidi="ar_AE"/>
-        </w:rPr>
-      </w:r>
-    </w:p>
-    <w:p>
-      <w:pPr>
-        <w:bidi/>
-      </w:pPr>
-      <w:r>
-        <w:rPr>
+          <w:rtl/>
+          <w:cs/>
+          <w:lang w:val="ar_AE" w:bidi="ar_AE"/>
+        </w:rPr>
+      </w:r>
+      <w:r>
+        <w:rPr>
+          <w:rtl/>
+          <w:cs/>
+          <w:lang w:val="ar_AE" w:bidi="ar_AE"/>
+        </w:rPr>
+      </w:r>
+    </w:p>
+    <w:p>
+      <w:pPr>
+        <w:bidi/>
+      </w:pPr>
+      <w:r>
+        <w:rPr>
+          <w:rtl/>
+          <w:cs/>
           <w:lang w:val="ar_AE" w:bidi="ar_AE"/>
         </w:rPr>
       </w:r>
@@ -1194,27 +1480,35 @@
       </w:pPr>
       <w:r>
         <w:rPr>
+          <w:rtl/>
+          <w:cs/>
           <w:lang w:val="ar_AE" w:bidi="ar_AE"/>
         </w:rPr>
         <w:t>صفنيا 1: 9</w:t>
       </w:r>
       <w:r>
         <w:rPr>
-          <w:lang w:val="ar_AE" w:bidi="ar_AE"/>
-        </w:rPr>
-      </w:r>
-    </w:p>
-    <w:p>
-      <w:pPr>
-        <w:bidi/>
-      </w:pPr>
-      <w:r>
-        <w:rPr>
-          <w:lang w:val="ar_AE" w:bidi="ar_AE"/>
-        </w:rPr>
-      </w:r>
-      <w:r>
-        <w:rPr>
+          <w:rtl/>
+          <w:cs/>
+          <w:lang w:val="ar_AE" w:bidi="ar_AE"/>
+        </w:rPr>
+      </w:r>
+    </w:p>
+    <w:p>
+      <w:pPr>
+        <w:bidi/>
+      </w:pPr>
+      <w:r>
+        <w:rPr>
+          <w:rtl/>
+          <w:cs/>
+          <w:lang w:val="ar_AE" w:bidi="ar_AE"/>
+        </w:rPr>
+      </w:r>
+      <w:r>
+        <w:rPr>
+          <w:rtl/>
+          <w:cs/>
           <w:lang w:val="ar_AE" w:bidi="ar_AE"/>
         </w:rPr>
         <w:t xml:space="preserve">أولئك الذين يشاركون في طقوس العبادة الوثنية (حرفيًا </w:t>
@@ -1222,12 +1516,16 @@
       <w:r>
         <w:rPr>
           <w:i/>
+          <w:rtl/>
+          <w:cs/>
           <w:lang w:val="ar_AE" w:bidi="ar_AE"/>
         </w:rPr>
         <w:t>الَّذِينَ يَقْفِزُونَ مِنْ فَوْقِ الْعَتَبَةِ</w:t>
       </w:r>
       <w:r>
         <w:rPr>
+          <w:rtl/>
+          <w:cs/>
           <w:lang w:val="ar_AE" w:bidi="ar_AE"/>
         </w:rPr>
         <w:t xml:space="preserve">): قام شعب يهوذا بتكرار ممارسة العادة الوثنية المتمثلة في القفز فوق عتبة الهيكل لتجنب لمسها، احترامًا لذلك الإله الوثني (انظر </w:t>
@@ -1235,6 +1533,8 @@
       <w:hyperlink r:id="rId38">
         <w:r>
           <w:rPr>
+            <w:rtl/>
+            <w:cs/>
             <w:lang w:val="ar_AE" w:bidi="ar_AE"/>
           </w:rPr>
           <w:rPr>
@@ -1246,27 +1546,35 @@
       </w:hyperlink>
       <w:r>
         <w:rPr>
+          <w:rtl/>
+          <w:cs/>
           <w:lang w:val="ar_AE" w:bidi="ar_AE"/>
         </w:rPr>
         <w:t>).</w:t>
       </w:r>
       <w:r>
         <w:rPr>
-          <w:lang w:val="ar_AE" w:bidi="ar_AE"/>
-        </w:rPr>
-      </w:r>
-      <w:r>
-        <w:rPr>
-          <w:lang w:val="ar_AE" w:bidi="ar_AE"/>
-        </w:rPr>
-      </w:r>
-    </w:p>
-    <w:p>
-      <w:pPr>
-        <w:bidi/>
-      </w:pPr>
-      <w:r>
-        <w:rPr>
+          <w:rtl/>
+          <w:cs/>
+          <w:lang w:val="ar_AE" w:bidi="ar_AE"/>
+        </w:rPr>
+      </w:r>
+      <w:r>
+        <w:rPr>
+          <w:rtl/>
+          <w:cs/>
+          <w:lang w:val="ar_AE" w:bidi="ar_AE"/>
+        </w:rPr>
+      </w:r>
+    </w:p>
+    <w:p>
+      <w:pPr>
+        <w:bidi/>
+      </w:pPr>
+      <w:r>
+        <w:rPr>
+          <w:rtl/>
+          <w:cs/>
           <w:lang w:val="ar_AE" w:bidi="ar_AE"/>
         </w:rPr>
       </w:r>
@@ -1278,27 +1586,35 @@
       </w:pPr>
       <w:r>
         <w:rPr>
+          <w:rtl/>
+          <w:cs/>
           <w:lang w:val="ar_AE" w:bidi="ar_AE"/>
         </w:rPr>
         <w:t>صفنيا 1: 10</w:t>
       </w:r>
       <w:r>
         <w:rPr>
-          <w:lang w:val="ar_AE" w:bidi="ar_AE"/>
-        </w:rPr>
-      </w:r>
-    </w:p>
-    <w:p>
-      <w:pPr>
-        <w:bidi/>
-      </w:pPr>
-      <w:r>
-        <w:rPr>
-          <w:lang w:val="ar_AE" w:bidi="ar_AE"/>
-        </w:rPr>
-      </w:r>
-      <w:r>
-        <w:rPr>
+          <w:rtl/>
+          <w:cs/>
+          <w:lang w:val="ar_AE" w:bidi="ar_AE"/>
+        </w:rPr>
+      </w:r>
+    </w:p>
+    <w:p>
+      <w:pPr>
+        <w:bidi/>
+      </w:pPr>
+      <w:r>
+        <w:rPr>
+          <w:rtl/>
+          <w:cs/>
+          <w:lang w:val="ar_AE" w:bidi="ar_AE"/>
+        </w:rPr>
+      </w:r>
+      <w:r>
+        <w:rPr>
+          <w:rtl/>
+          <w:cs/>
           <w:lang w:val="ar_AE" w:bidi="ar_AE"/>
         </w:rPr>
         <w:t>كان باب السمك في القسم الشمالي من أورشليم (</w:t>
@@ -1306,6 +1622,8 @@
       <w:hyperlink r:id="rId39">
         <w:r>
           <w:rPr>
+            <w:rtl/>
+            <w:cs/>
             <w:lang w:val="ar_AE" w:bidi="ar_AE"/>
           </w:rPr>
           <w:rPr>
@@ -1317,27 +1635,35 @@
       </w:hyperlink>
       <w:r>
         <w:rPr>
+          <w:rtl/>
+          <w:cs/>
           <w:lang w:val="ar_AE" w:bidi="ar_AE"/>
         </w:rPr>
         <w:t>).</w:t>
       </w:r>
       <w:r>
         <w:rPr>
-          <w:lang w:val="ar_AE" w:bidi="ar_AE"/>
-        </w:rPr>
-      </w:r>
-      <w:r>
-        <w:rPr>
-          <w:lang w:val="ar_AE" w:bidi="ar_AE"/>
-        </w:rPr>
-      </w:r>
-    </w:p>
-    <w:p>
-      <w:pPr>
-        <w:bidi/>
-      </w:pPr>
-      <w:r>
-        <w:rPr>
+          <w:rtl/>
+          <w:cs/>
+          <w:lang w:val="ar_AE" w:bidi="ar_AE"/>
+        </w:rPr>
+      </w:r>
+      <w:r>
+        <w:rPr>
+          <w:rtl/>
+          <w:cs/>
+          <w:lang w:val="ar_AE" w:bidi="ar_AE"/>
+        </w:rPr>
+      </w:r>
+    </w:p>
+    <w:p>
+      <w:pPr>
+        <w:bidi/>
+      </w:pPr>
+      <w:r>
+        <w:rPr>
+          <w:rtl/>
+          <w:cs/>
           <w:lang w:val="ar_AE" w:bidi="ar_AE"/>
         </w:rPr>
       </w:r>
@@ -1349,48 +1675,62 @@
       </w:pPr>
       <w:r>
         <w:rPr>
+          <w:rtl/>
+          <w:cs/>
           <w:lang w:val="ar_AE" w:bidi="ar_AE"/>
         </w:rPr>
         <w:t>صفنيا 1: 13</w:t>
       </w:r>
       <w:r>
         <w:rPr>
-          <w:lang w:val="ar_AE" w:bidi="ar_AE"/>
-        </w:rPr>
-      </w:r>
-    </w:p>
-    <w:p>
-      <w:pPr>
-        <w:bidi/>
-      </w:pPr>
-      <w:r>
-        <w:rPr>
-          <w:lang w:val="ar_AE" w:bidi="ar_AE"/>
-        </w:rPr>
-      </w:r>
-      <w:r>
-        <w:rPr>
+          <w:rtl/>
+          <w:cs/>
+          <w:lang w:val="ar_AE" w:bidi="ar_AE"/>
+        </w:rPr>
+      </w:r>
+    </w:p>
+    <w:p>
+      <w:pPr>
+        <w:bidi/>
+      </w:pPr>
+      <w:r>
+        <w:rPr>
+          <w:rtl/>
+          <w:cs/>
+          <w:lang w:val="ar_AE" w:bidi="ar_AE"/>
+        </w:rPr>
+      </w:r>
+      <w:r>
+        <w:rPr>
+          <w:rtl/>
+          <w:cs/>
           <w:lang w:val="ar_AE" w:bidi="ar_AE"/>
         </w:rPr>
         <w:t>سيأتي الدمار بسرعة كبيرة لدرجة أن أولئك الذين حصلوا على مكاسب غير مشروعة لن يتمكنوا من البقاء على قيد الحياة للاستمتاع بثرواتهم.</w:t>
       </w:r>
       <w:r>
         <w:rPr>
-          <w:lang w:val="ar_AE" w:bidi="ar_AE"/>
-        </w:rPr>
-      </w:r>
-      <w:r>
-        <w:rPr>
-          <w:lang w:val="ar_AE" w:bidi="ar_AE"/>
-        </w:rPr>
-      </w:r>
-    </w:p>
-    <w:p>
-      <w:pPr>
-        <w:bidi/>
-      </w:pPr>
-      <w:r>
-        <w:rPr>
+          <w:rtl/>
+          <w:cs/>
+          <w:lang w:val="ar_AE" w:bidi="ar_AE"/>
+        </w:rPr>
+      </w:r>
+      <w:r>
+        <w:rPr>
+          <w:rtl/>
+          <w:cs/>
+          <w:lang w:val="ar_AE" w:bidi="ar_AE"/>
+        </w:rPr>
+      </w:r>
+    </w:p>
+    <w:p>
+      <w:pPr>
+        <w:bidi/>
+      </w:pPr>
+      <w:r>
+        <w:rPr>
+          <w:rtl/>
+          <w:cs/>
           <w:lang w:val="ar_AE" w:bidi="ar_AE"/>
         </w:rPr>
       </w:r>
@@ -1402,48 +1742,62 @@
       </w:pPr>
       <w:r>
         <w:rPr>
+          <w:rtl/>
+          <w:cs/>
           <w:lang w:val="ar_AE" w:bidi="ar_AE"/>
         </w:rPr>
         <w:t>صفنيا 1: 14–18</w:t>
       </w:r>
       <w:r>
         <w:rPr>
-          <w:lang w:val="ar_AE" w:bidi="ar_AE"/>
-        </w:rPr>
-      </w:r>
-    </w:p>
-    <w:p>
-      <w:pPr>
-        <w:bidi/>
-      </w:pPr>
-      <w:r>
-        <w:rPr>
-          <w:lang w:val="ar_AE" w:bidi="ar_AE"/>
-        </w:rPr>
-      </w:r>
-      <w:r>
-        <w:rPr>
+          <w:rtl/>
+          <w:cs/>
+          <w:lang w:val="ar_AE" w:bidi="ar_AE"/>
+        </w:rPr>
+      </w:r>
+    </w:p>
+    <w:p>
+      <w:pPr>
+        <w:bidi/>
+      </w:pPr>
+      <w:r>
+        <w:rPr>
+          <w:rtl/>
+          <w:cs/>
+          <w:lang w:val="ar_AE" w:bidi="ar_AE"/>
+        </w:rPr>
+      </w:r>
+      <w:r>
+        <w:rPr>
+          <w:rtl/>
+          <w:cs/>
           <w:lang w:val="ar_AE" w:bidi="ar_AE"/>
         </w:rPr>
         <w:t>يتسع معنى يوم الرب ليشمل تعاملات الله مع الأرض كلها.</w:t>
       </w:r>
       <w:r>
         <w:rPr>
-          <w:lang w:val="ar_AE" w:bidi="ar_AE"/>
-        </w:rPr>
-      </w:r>
-      <w:r>
-        <w:rPr>
-          <w:lang w:val="ar_AE" w:bidi="ar_AE"/>
-        </w:rPr>
-      </w:r>
-    </w:p>
-    <w:p>
-      <w:pPr>
-        <w:bidi/>
-      </w:pPr>
-      <w:r>
-        <w:rPr>
+          <w:rtl/>
+          <w:cs/>
+          <w:lang w:val="ar_AE" w:bidi="ar_AE"/>
+        </w:rPr>
+      </w:r>
+      <w:r>
+        <w:rPr>
+          <w:rtl/>
+          <w:cs/>
+          <w:lang w:val="ar_AE" w:bidi="ar_AE"/>
+        </w:rPr>
+      </w:r>
+    </w:p>
+    <w:p>
+      <w:pPr>
+        <w:bidi/>
+      </w:pPr>
+      <w:r>
+        <w:rPr>
+          <w:rtl/>
+          <w:cs/>
           <w:lang w:val="ar_AE" w:bidi="ar_AE"/>
         </w:rPr>
       </w:r>
@@ -1455,27 +1809,35 @@
       </w:pPr>
       <w:r>
         <w:rPr>
+          <w:rtl/>
+          <w:cs/>
           <w:lang w:val="ar_AE" w:bidi="ar_AE"/>
         </w:rPr>
         <w:t>صفنيا 1: 15</w:t>
       </w:r>
       <w:r>
         <w:rPr>
-          <w:lang w:val="ar_AE" w:bidi="ar_AE"/>
-        </w:rPr>
-      </w:r>
-    </w:p>
-    <w:p>
-      <w:pPr>
-        <w:bidi/>
-      </w:pPr>
-      <w:r>
-        <w:rPr>
-          <w:lang w:val="ar_AE" w:bidi="ar_AE"/>
-        </w:rPr>
-      </w:r>
-      <w:r>
-        <w:rPr>
+          <w:rtl/>
+          <w:cs/>
+          <w:lang w:val="ar_AE" w:bidi="ar_AE"/>
+        </w:rPr>
+      </w:r>
+    </w:p>
+    <w:p>
+      <w:pPr>
+        <w:bidi/>
+      </w:pPr>
+      <w:r>
+        <w:rPr>
+          <w:rtl/>
+          <w:cs/>
+          <w:lang w:val="ar_AE" w:bidi="ar_AE"/>
+        </w:rPr>
+      </w:r>
+      <w:r>
+        <w:rPr>
+          <w:rtl/>
+          <w:cs/>
           <w:lang w:val="ar_AE" w:bidi="ar_AE"/>
         </w:rPr>
         <w:t xml:space="preserve">يَوْمُ ظَلاَمٍ وَقَتَامٍ: انظر أيضًا </w:t>
@@ -1483,6 +1845,8 @@
       <w:hyperlink r:id="rId40">
         <w:r>
           <w:rPr>
+            <w:rtl/>
+            <w:cs/>
             <w:lang w:val="ar_AE" w:bidi="ar_AE"/>
           </w:rPr>
           <w:rPr>
@@ -1494,6 +1858,8 @@
       </w:hyperlink>
       <w:r>
         <w:rPr>
+          <w:rtl/>
+          <w:cs/>
           <w:lang w:val="ar_AE" w:bidi="ar_AE"/>
         </w:rPr>
         <w:t xml:space="preserve">؛ </w:t>
@@ -1501,6 +1867,8 @@
       <w:hyperlink r:id="rId41">
         <w:r>
           <w:rPr>
+            <w:rtl/>
+            <w:cs/>
             <w:lang w:val="ar_AE" w:bidi="ar_AE"/>
           </w:rPr>
           <w:rPr>
@@ -1512,6 +1880,8 @@
       </w:hyperlink>
       <w:r>
         <w:rPr>
+          <w:rtl/>
+          <w:cs/>
           <w:lang w:val="ar_AE" w:bidi="ar_AE"/>
         </w:rPr>
         <w:t xml:space="preserve">؛ </w:t>
@@ -1519,6 +1889,8 @@
       <w:hyperlink r:id="rId42">
         <w:r>
           <w:rPr>
+            <w:rtl/>
+            <w:cs/>
             <w:lang w:val="ar_AE" w:bidi="ar_AE"/>
           </w:rPr>
           <w:rPr>
@@ -1530,27 +1902,35 @@
       </w:hyperlink>
       <w:r>
         <w:rPr>
+          <w:rtl/>
+          <w:cs/>
           <w:lang w:val="ar_AE" w:bidi="ar_AE"/>
         </w:rPr>
         <w:t>.</w:t>
       </w:r>
       <w:r>
         <w:rPr>
-          <w:lang w:val="ar_AE" w:bidi="ar_AE"/>
-        </w:rPr>
-      </w:r>
-      <w:r>
-        <w:rPr>
-          <w:lang w:val="ar_AE" w:bidi="ar_AE"/>
-        </w:rPr>
-      </w:r>
-    </w:p>
-    <w:p>
-      <w:pPr>
-        <w:bidi/>
-      </w:pPr>
-      <w:r>
-        <w:rPr>
+          <w:rtl/>
+          <w:cs/>
+          <w:lang w:val="ar_AE" w:bidi="ar_AE"/>
+        </w:rPr>
+      </w:r>
+      <w:r>
+        <w:rPr>
+          <w:rtl/>
+          <w:cs/>
+          <w:lang w:val="ar_AE" w:bidi="ar_AE"/>
+        </w:rPr>
+      </w:r>
+    </w:p>
+    <w:p>
+      <w:pPr>
+        <w:bidi/>
+      </w:pPr>
+      <w:r>
+        <w:rPr>
+          <w:rtl/>
+          <w:cs/>
           <w:lang w:val="ar_AE" w:bidi="ar_AE"/>
         </w:rPr>
       </w:r>
@@ -1562,27 +1942,35 @@
       </w:pPr>
       <w:r>
         <w:rPr>
+          <w:rtl/>
+          <w:cs/>
           <w:lang w:val="ar_AE" w:bidi="ar_AE"/>
         </w:rPr>
         <w:t>صفنيا 1: 17</w:t>
       </w:r>
       <w:r>
         <w:rPr>
-          <w:lang w:val="ar_AE" w:bidi="ar_AE"/>
-        </w:rPr>
-      </w:r>
-    </w:p>
-    <w:p>
-      <w:pPr>
-        <w:bidi/>
-      </w:pPr>
-      <w:r>
-        <w:rPr>
-          <w:lang w:val="ar_AE" w:bidi="ar_AE"/>
-        </w:rPr>
-      </w:r>
-      <w:r>
-        <w:rPr>
+          <w:rtl/>
+          <w:cs/>
+          <w:lang w:val="ar_AE" w:bidi="ar_AE"/>
+        </w:rPr>
+      </w:r>
+    </w:p>
+    <w:p>
+      <w:pPr>
+        <w:bidi/>
+      </w:pPr>
+      <w:r>
+        <w:rPr>
+          <w:rtl/>
+          <w:cs/>
+          <w:lang w:val="ar_AE" w:bidi="ar_AE"/>
+        </w:rPr>
+      </w:r>
+      <w:r>
+        <w:rPr>
+          <w:rtl/>
+          <w:cs/>
           <w:lang w:val="ar_AE" w:bidi="ar_AE"/>
         </w:rPr>
         <w:t xml:space="preserve">فَيَمْشُونَ كَالْعُمْيِ: مثال على عدالة الله (انظر أيضًا </w:t>
@@ -1590,6 +1978,8 @@
       <w:hyperlink r:id="rId43">
         <w:r>
           <w:rPr>
+            <w:rtl/>
+            <w:cs/>
             <w:lang w:val="ar_AE" w:bidi="ar_AE"/>
           </w:rPr>
           <w:rPr>
@@ -1601,6 +1991,8 @@
       </w:hyperlink>
       <w:r>
         <w:rPr>
+          <w:rtl/>
+          <w:cs/>
           <w:lang w:val="ar_AE" w:bidi="ar_AE"/>
         </w:rPr>
         <w:t xml:space="preserve">). نظرًا لأن شعب الله كانوا عميانًا من الناحية الأخلاقية والروحية (انظر </w:t>
@@ -1608,6 +2000,8 @@
       <w:hyperlink r:id="rId44">
         <w:r>
           <w:rPr>
+            <w:rtl/>
+            <w:cs/>
             <w:lang w:val="ar_AE" w:bidi="ar_AE"/>
           </w:rPr>
           <w:rPr>
@@ -1619,6 +2013,8 @@
       </w:hyperlink>
       <w:r>
         <w:rPr>
+          <w:rtl/>
+          <w:cs/>
           <w:lang w:val="ar_AE" w:bidi="ar_AE"/>
         </w:rPr>
         <w:t xml:space="preserve">؛ </w:t>
@@ -1626,6 +2022,8 @@
       <w:hyperlink r:id="rId45">
         <w:r>
           <w:rPr>
+            <w:rtl/>
+            <w:cs/>
             <w:lang w:val="ar_AE" w:bidi="ar_AE"/>
           </w:rPr>
           <w:rPr>
@@ -1637,6 +2035,8 @@
       </w:hyperlink>
       <w:r>
         <w:rPr>
+          <w:rtl/>
+          <w:cs/>
           <w:lang w:val="ar_AE" w:bidi="ar_AE"/>
         </w:rPr>
         <w:t xml:space="preserve">؛ </w:t>
@@ -1644,6 +2044,8 @@
       <w:hyperlink r:id="rId46">
         <w:r>
           <w:rPr>
+            <w:rtl/>
+            <w:cs/>
             <w:lang w:val="ar_AE" w:bidi="ar_AE"/>
           </w:rPr>
           <w:rPr>
@@ -1655,6 +2057,8 @@
       </w:hyperlink>
       <w:r>
         <w:rPr>
+          <w:rtl/>
+          <w:cs/>
           <w:lang w:val="ar_AE" w:bidi="ar_AE"/>
         </w:rPr>
         <w:t>) وقد ارتكبوا الخطايا ضد الرب ووصاياه، فسوف يتحملون العقوبات العادلة المحددة في عهد الله معهم (</w:t>
@@ -1662,6 +2066,8 @@
       <w:hyperlink r:id="rId47">
         <w:r>
           <w:rPr>
+            <w:rtl/>
+            <w:cs/>
             <w:lang w:val="ar_AE" w:bidi="ar_AE"/>
           </w:rPr>
           <w:rPr>
@@ -1673,27 +2079,35 @@
       </w:hyperlink>
       <w:r>
         <w:rPr>
+          <w:rtl/>
+          <w:cs/>
           <w:lang w:val="ar_AE" w:bidi="ar_AE"/>
         </w:rPr>
         <w:t>).</w:t>
       </w:r>
       <w:r>
         <w:rPr>
-          <w:lang w:val="ar_AE" w:bidi="ar_AE"/>
-        </w:rPr>
-      </w:r>
-      <w:r>
-        <w:rPr>
-          <w:lang w:val="ar_AE" w:bidi="ar_AE"/>
-        </w:rPr>
-      </w:r>
-    </w:p>
-    <w:p>
-      <w:pPr>
-        <w:bidi/>
-      </w:pPr>
-      <w:r>
-        <w:rPr>
+          <w:rtl/>
+          <w:cs/>
+          <w:lang w:val="ar_AE" w:bidi="ar_AE"/>
+        </w:rPr>
+      </w:r>
+      <w:r>
+        <w:rPr>
+          <w:rtl/>
+          <w:cs/>
+          <w:lang w:val="ar_AE" w:bidi="ar_AE"/>
+        </w:rPr>
+      </w:r>
+    </w:p>
+    <w:p>
+      <w:pPr>
+        <w:bidi/>
+      </w:pPr>
+      <w:r>
+        <w:rPr>
+          <w:rtl/>
+          <w:cs/>
           <w:lang w:val="ar_AE" w:bidi="ar_AE"/>
         </w:rPr>
       </w:r>
@@ -1705,48 +2119,62 @@
       </w:pPr>
       <w:r>
         <w:rPr>
+          <w:rtl/>
+          <w:cs/>
           <w:lang w:val="ar_AE" w:bidi="ar_AE"/>
         </w:rPr>
         <w:t>صفنيا 2: 1–3</w:t>
       </w:r>
       <w:r>
         <w:rPr>
-          <w:lang w:val="ar_AE" w:bidi="ar_AE"/>
-        </w:rPr>
-      </w:r>
-    </w:p>
-    <w:p>
-      <w:pPr>
-        <w:bidi/>
-      </w:pPr>
-      <w:r>
-        <w:rPr>
-          <w:lang w:val="ar_AE" w:bidi="ar_AE"/>
-        </w:rPr>
-      </w:r>
-      <w:r>
-        <w:rPr>
+          <w:rtl/>
+          <w:cs/>
+          <w:lang w:val="ar_AE" w:bidi="ar_AE"/>
+        </w:rPr>
+      </w:r>
+    </w:p>
+    <w:p>
+      <w:pPr>
+        <w:bidi/>
+      </w:pPr>
+      <w:r>
+        <w:rPr>
+          <w:rtl/>
+          <w:cs/>
+          <w:lang w:val="ar_AE" w:bidi="ar_AE"/>
+        </w:rPr>
+      </w:r>
+      <w:r>
+        <w:rPr>
+          <w:rtl/>
+          <w:cs/>
           <w:lang w:val="ar_AE" w:bidi="ar_AE"/>
         </w:rPr>
         <w:t>في ضوء المشهد المرعب الذي وصفه، يدعو صفنيا أمته إلى التوبة والتواضع أمام الله.</w:t>
       </w:r>
       <w:r>
         <w:rPr>
-          <w:lang w:val="ar_AE" w:bidi="ar_AE"/>
-        </w:rPr>
-      </w:r>
-      <w:r>
-        <w:rPr>
-          <w:lang w:val="ar_AE" w:bidi="ar_AE"/>
-        </w:rPr>
-      </w:r>
-    </w:p>
-    <w:p>
-      <w:pPr>
-        <w:bidi/>
-      </w:pPr>
-      <w:r>
-        <w:rPr>
+          <w:rtl/>
+          <w:cs/>
+          <w:lang w:val="ar_AE" w:bidi="ar_AE"/>
+        </w:rPr>
+      </w:r>
+      <w:r>
+        <w:rPr>
+          <w:rtl/>
+          <w:cs/>
+          <w:lang w:val="ar_AE" w:bidi="ar_AE"/>
+        </w:rPr>
+      </w:r>
+    </w:p>
+    <w:p>
+      <w:pPr>
+        <w:bidi/>
+      </w:pPr>
+      <w:r>
+        <w:rPr>
+          <w:rtl/>
+          <w:cs/>
           <w:lang w:val="ar_AE" w:bidi="ar_AE"/>
         </w:rPr>
       </w:r>
@@ -1758,48 +2186,62 @@
       </w:pPr>
       <w:r>
         <w:rPr>
+          <w:rtl/>
+          <w:cs/>
           <w:lang w:val="ar_AE" w:bidi="ar_AE"/>
         </w:rPr>
         <w:t>صفنيا 2: 2</w:t>
       </w:r>
       <w:r>
         <w:rPr>
-          <w:lang w:val="ar_AE" w:bidi="ar_AE"/>
-        </w:rPr>
-      </w:r>
-    </w:p>
-    <w:p>
-      <w:pPr>
-        <w:bidi/>
-      </w:pPr>
-      <w:r>
-        <w:rPr>
-          <w:lang w:val="ar_AE" w:bidi="ar_AE"/>
-        </w:rPr>
-      </w:r>
-      <w:r>
-        <w:rPr>
+          <w:rtl/>
+          <w:cs/>
+          <w:lang w:val="ar_AE" w:bidi="ar_AE"/>
+        </w:rPr>
+      </w:r>
+    </w:p>
+    <w:p>
+      <w:pPr>
+        <w:bidi/>
+      </w:pPr>
+      <w:r>
+        <w:rPr>
+          <w:rtl/>
+          <w:cs/>
+          <w:lang w:val="ar_AE" w:bidi="ar_AE"/>
+        </w:rPr>
+      </w:r>
+      <w:r>
+        <w:rPr>
+          <w:rtl/>
+          <w:cs/>
           <w:lang w:val="ar_AE" w:bidi="ar_AE"/>
         </w:rPr>
         <w:t>كان الفلاحون يدرسون الحبوب على قمم التلال التي تهب عليها الرياح. وعندما كانوا يذرُّون الحبوب المختلطة بالقش في الهواء، كانت الرياح تزيل القش في حين تسقط الحبوب الأثقل مرة أخرى إلى الأرض. كانت فرصة التوبة عابرة.</w:t>
       </w:r>
       <w:r>
         <w:rPr>
-          <w:lang w:val="ar_AE" w:bidi="ar_AE"/>
-        </w:rPr>
-      </w:r>
-      <w:r>
-        <w:rPr>
-          <w:lang w:val="ar_AE" w:bidi="ar_AE"/>
-        </w:rPr>
-      </w:r>
-    </w:p>
-    <w:p>
-      <w:pPr>
-        <w:bidi/>
-      </w:pPr>
-      <w:r>
-        <w:rPr>
+          <w:rtl/>
+          <w:cs/>
+          <w:lang w:val="ar_AE" w:bidi="ar_AE"/>
+        </w:rPr>
+      </w:r>
+      <w:r>
+        <w:rPr>
+          <w:rtl/>
+          <w:cs/>
+          <w:lang w:val="ar_AE" w:bidi="ar_AE"/>
+        </w:rPr>
+      </w:r>
+    </w:p>
+    <w:p>
+      <w:pPr>
+        <w:bidi/>
+      </w:pPr>
+      <w:r>
+        <w:rPr>
+          <w:rtl/>
+          <w:cs/>
           <w:lang w:val="ar_AE" w:bidi="ar_AE"/>
         </w:rPr>
       </w:r>
@@ -1811,27 +2253,35 @@
       </w:pPr>
       <w:r>
         <w:rPr>
+          <w:rtl/>
+          <w:cs/>
           <w:lang w:val="ar_AE" w:bidi="ar_AE"/>
         </w:rPr>
         <w:t>صفنيا 2: 3</w:t>
       </w:r>
       <w:r>
         <w:rPr>
-          <w:lang w:val="ar_AE" w:bidi="ar_AE"/>
-        </w:rPr>
-      </w:r>
-    </w:p>
-    <w:p>
-      <w:pPr>
-        <w:bidi/>
-      </w:pPr>
-      <w:r>
-        <w:rPr>
-          <w:lang w:val="ar_AE" w:bidi="ar_AE"/>
-        </w:rPr>
-      </w:r>
-      <w:r>
-        <w:rPr>
+          <w:rtl/>
+          <w:cs/>
+          <w:lang w:val="ar_AE" w:bidi="ar_AE"/>
+        </w:rPr>
+      </w:r>
+    </w:p>
+    <w:p>
+      <w:pPr>
+        <w:bidi/>
+      </w:pPr>
+      <w:r>
+        <w:rPr>
+          <w:rtl/>
+          <w:cs/>
+          <w:lang w:val="ar_AE" w:bidi="ar_AE"/>
+        </w:rPr>
+      </w:r>
+      <w:r>
+        <w:rPr>
+          <w:rtl/>
+          <w:cs/>
           <w:lang w:val="ar_AE" w:bidi="ar_AE"/>
         </w:rPr>
         <w:t>يَا جَمِيعَ بَائِسِي الأَرْضِ: التواضع الحقيقي يشمل الخضوع لله والاعتماد عليه (</w:t>
@@ -1839,6 +2289,8 @@
       <w:hyperlink r:id="rId48">
         <w:r>
           <w:rPr>
+            <w:rtl/>
+            <w:cs/>
             <w:lang w:val="ar_AE" w:bidi="ar_AE"/>
           </w:rPr>
           <w:rPr>
@@ -1850,6 +2302,8 @@
       </w:hyperlink>
       <w:r>
         <w:rPr>
+          <w:rtl/>
+          <w:cs/>
           <w:lang w:val="ar_AE" w:bidi="ar_AE"/>
         </w:rPr>
         <w:t xml:space="preserve">؛ </w:t>
@@ -1857,6 +2311,8 @@
       <w:hyperlink r:id="rId49">
         <w:r>
           <w:rPr>
+            <w:rtl/>
+            <w:cs/>
             <w:lang w:val="ar_AE" w:bidi="ar_AE"/>
           </w:rPr>
           <w:rPr>
@@ -1868,6 +2324,8 @@
       </w:hyperlink>
       <w:r>
         <w:rPr>
+          <w:rtl/>
+          <w:cs/>
           <w:lang w:val="ar_AE" w:bidi="ar_AE"/>
         </w:rPr>
         <w:t xml:space="preserve">؛ </w:t>
@@ -1875,6 +2333,8 @@
       <w:hyperlink r:id="rId50">
         <w:r>
           <w:rPr>
+            <w:rtl/>
+            <w:cs/>
             <w:lang w:val="ar_AE" w:bidi="ar_AE"/>
           </w:rPr>
           <w:rPr>
@@ -1886,6 +2346,8 @@
       </w:hyperlink>
       <w:r>
         <w:rPr>
+          <w:rtl/>
+          <w:cs/>
           <w:lang w:val="ar_AE" w:bidi="ar_AE"/>
         </w:rPr>
         <w:t xml:space="preserve">؛ </w:t>
@@ -1893,6 +2355,8 @@
       <w:hyperlink r:id="rId51">
         <w:r>
           <w:rPr>
+            <w:rtl/>
+            <w:cs/>
             <w:lang w:val="ar_AE" w:bidi="ar_AE"/>
           </w:rPr>
           <w:rPr>
@@ -1904,6 +2368,8 @@
       </w:hyperlink>
       <w:r>
         <w:rPr>
+          <w:rtl/>
+          <w:cs/>
           <w:lang w:val="ar_AE" w:bidi="ar_AE"/>
         </w:rPr>
         <w:t xml:space="preserve">؛ </w:t>
@@ -1911,6 +2377,8 @@
       <w:hyperlink r:id="rId52">
         <w:r>
           <w:rPr>
+            <w:rtl/>
+            <w:cs/>
             <w:lang w:val="ar_AE" w:bidi="ar_AE"/>
           </w:rPr>
           <w:rPr>
@@ -1922,27 +2390,35 @@
       </w:hyperlink>
       <w:r>
         <w:rPr>
+          <w:rtl/>
+          <w:cs/>
           <w:lang w:val="ar_AE" w:bidi="ar_AE"/>
         </w:rPr>
         <w:t>).</w:t>
       </w:r>
       <w:r>
         <w:rPr>
-          <w:lang w:val="ar_AE" w:bidi="ar_AE"/>
-        </w:rPr>
-      </w:r>
-      <w:r>
-        <w:rPr>
-          <w:lang w:val="ar_AE" w:bidi="ar_AE"/>
-        </w:rPr>
-      </w:r>
-    </w:p>
-    <w:p>
-      <w:pPr>
-        <w:bidi/>
-      </w:pPr>
-      <w:r>
-        <w:rPr>
+          <w:rtl/>
+          <w:cs/>
+          <w:lang w:val="ar_AE" w:bidi="ar_AE"/>
+        </w:rPr>
+      </w:r>
+      <w:r>
+        <w:rPr>
+          <w:rtl/>
+          <w:cs/>
+          <w:lang w:val="ar_AE" w:bidi="ar_AE"/>
+        </w:rPr>
+      </w:r>
+    </w:p>
+    <w:p>
+      <w:pPr>
+        <w:bidi/>
+      </w:pPr>
+      <w:r>
+        <w:rPr>
+          <w:rtl/>
+          <w:cs/>
           <w:lang w:val="ar_AE" w:bidi="ar_AE"/>
         </w:rPr>
       </w:r>
@@ -1954,27 +2430,35 @@
       </w:pPr>
       <w:r>
         <w:rPr>
+          <w:rtl/>
+          <w:cs/>
           <w:lang w:val="ar_AE" w:bidi="ar_AE"/>
         </w:rPr>
         <w:t>صفنيا 2: 4</w:t>
       </w:r>
       <w:r>
         <w:rPr>
-          <w:lang w:val="ar_AE" w:bidi="ar_AE"/>
-        </w:rPr>
-      </w:r>
-    </w:p>
-    <w:p>
-      <w:pPr>
-        <w:bidi/>
-      </w:pPr>
-      <w:r>
-        <w:rPr>
-          <w:lang w:val="ar_AE" w:bidi="ar_AE"/>
-        </w:rPr>
-      </w:r>
-      <w:r>
-        <w:rPr>
+          <w:rtl/>
+          <w:cs/>
+          <w:lang w:val="ar_AE" w:bidi="ar_AE"/>
+        </w:rPr>
+      </w:r>
+    </w:p>
+    <w:p>
+      <w:pPr>
+        <w:bidi/>
+      </w:pPr>
+      <w:r>
+        <w:rPr>
+          <w:rtl/>
+          <w:cs/>
+          <w:lang w:val="ar_AE" w:bidi="ar_AE"/>
+        </w:rPr>
+      </w:r>
+      <w:r>
+        <w:rPr>
+          <w:rtl/>
+          <w:cs/>
           <w:lang w:val="ar_AE" w:bidi="ar_AE"/>
         </w:rPr>
         <w:t xml:space="preserve">غزا الملك نبوخذنصر ملك بابل مدن الفلسطينيين: غزة وأشقلون … وأشدود وعقرون. وظلت غزة مهجورة، لكن الآخرين تعافوا واستمروا في أوقات لاحقة. ولم يذكر صفنيا جَتّ، المدينة الفلسطينية الكبرى الخامسة (انظر </w:t>
@@ -1982,6 +2466,8 @@
       <w:hyperlink r:id="rId53">
         <w:r>
           <w:rPr>
+            <w:rtl/>
+            <w:cs/>
             <w:lang w:val="ar_AE" w:bidi="ar_AE"/>
           </w:rPr>
           <w:rPr>
@@ -1993,27 +2479,35 @@
       </w:hyperlink>
       <w:r>
         <w:rPr>
+          <w:rtl/>
+          <w:cs/>
           <w:lang w:val="ar_AE" w:bidi="ar_AE"/>
         </w:rPr>
         <w:t>)، التي إما اختفت أو أصبحت غير مهمة في زمن صفنيا.</w:t>
       </w:r>
       <w:r>
         <w:rPr>
-          <w:lang w:val="ar_AE" w:bidi="ar_AE"/>
-        </w:rPr>
-      </w:r>
-      <w:r>
-        <w:rPr>
-          <w:lang w:val="ar_AE" w:bidi="ar_AE"/>
-        </w:rPr>
-      </w:r>
-    </w:p>
-    <w:p>
-      <w:pPr>
-        <w:bidi/>
-      </w:pPr>
-      <w:r>
-        <w:rPr>
+          <w:rtl/>
+          <w:cs/>
+          <w:lang w:val="ar_AE" w:bidi="ar_AE"/>
+        </w:rPr>
+      </w:r>
+      <w:r>
+        <w:rPr>
+          <w:rtl/>
+          <w:cs/>
+          <w:lang w:val="ar_AE" w:bidi="ar_AE"/>
+        </w:rPr>
+      </w:r>
+    </w:p>
+    <w:p>
+      <w:pPr>
+        <w:bidi/>
+      </w:pPr>
+      <w:r>
+        <w:rPr>
+          <w:rtl/>
+          <w:cs/>
           <w:lang w:val="ar_AE" w:bidi="ar_AE"/>
         </w:rPr>
       </w:r>
@@ -2025,27 +2519,35 @@
       </w:pPr>
       <w:r>
         <w:rPr>
+          <w:rtl/>
+          <w:cs/>
           <w:lang w:val="ar_AE" w:bidi="ar_AE"/>
         </w:rPr>
         <w:t>صفنيا 2: 4–15</w:t>
       </w:r>
       <w:r>
         <w:rPr>
-          <w:lang w:val="ar_AE" w:bidi="ar_AE"/>
-        </w:rPr>
-      </w:r>
-    </w:p>
-    <w:p>
-      <w:pPr>
-        <w:bidi/>
-      </w:pPr>
-      <w:r>
-        <w:rPr>
-          <w:lang w:val="ar_AE" w:bidi="ar_AE"/>
-        </w:rPr>
-      </w:r>
-      <w:r>
-        <w:rPr>
+          <w:rtl/>
+          <w:cs/>
+          <w:lang w:val="ar_AE" w:bidi="ar_AE"/>
+        </w:rPr>
+      </w:r>
+    </w:p>
+    <w:p>
+      <w:pPr>
+        <w:bidi/>
+      </w:pPr>
+      <w:r>
+        <w:rPr>
+          <w:rtl/>
+          <w:cs/>
+          <w:lang w:val="ar_AE" w:bidi="ar_AE"/>
+        </w:rPr>
+      </w:r>
+      <w:r>
+        <w:rPr>
+          <w:rtl/>
+          <w:cs/>
           <w:lang w:val="ar_AE" w:bidi="ar_AE"/>
         </w:rPr>
         <w:t>بدأ صفنيا أقواله مع الفلسطينيين الذين كانت مملكتهم تقع غربي يهوذا (</w:t>
@@ -2053,6 +2555,8 @@
       <w:hyperlink r:id="rId54">
         <w:r>
           <w:rPr>
+            <w:rtl/>
+            <w:cs/>
             <w:lang w:val="ar_AE" w:bidi="ar_AE"/>
           </w:rPr>
           <w:rPr>
@@ -2064,6 +2568,8 @@
       </w:hyperlink>
       <w:r>
         <w:rPr>
+          <w:rtl/>
+          <w:cs/>
           <w:lang w:val="ar_AE" w:bidi="ar_AE"/>
         </w:rPr>
         <w:t>). ثم انتقل إلى موآب وعمون في الشرق (</w:t>
@@ -2071,6 +2577,8 @@
       <w:hyperlink r:id="rId55">
         <w:r>
           <w:rPr>
+            <w:rtl/>
+            <w:cs/>
             <w:lang w:val="ar_AE" w:bidi="ar_AE"/>
           </w:rPr>
           <w:rPr>
@@ -2082,6 +2590,8 @@
       </w:hyperlink>
       <w:r>
         <w:rPr>
+          <w:rtl/>
+          <w:cs/>
           <w:lang w:val="ar_AE" w:bidi="ar_AE"/>
         </w:rPr>
         <w:t>)، وأخيرًا خص كوش (أثيوبيا) إلى الجنوب (</w:t>
@@ -2089,6 +2599,8 @@
       <w:hyperlink r:id="rId56">
         <w:r>
           <w:rPr>
+            <w:rtl/>
+            <w:cs/>
             <w:lang w:val="ar_AE" w:bidi="ar_AE"/>
           </w:rPr>
           <w:rPr>
@@ -2100,6 +2612,8 @@
       </w:hyperlink>
       <w:r>
         <w:rPr>
+          <w:rtl/>
+          <w:cs/>
           <w:lang w:val="ar_AE" w:bidi="ar_AE"/>
         </w:rPr>
         <w:t>) وأشور إلى الشمال (</w:t>
@@ -2107,6 +2621,8 @@
       <w:hyperlink r:id="rId57">
         <w:r>
           <w:rPr>
+            <w:rtl/>
+            <w:cs/>
             <w:lang w:val="ar_AE" w:bidi="ar_AE"/>
           </w:rPr>
           <w:rPr>
@@ -2118,27 +2634,35 @@
       </w:hyperlink>
       <w:r>
         <w:rPr>
+          <w:rtl/>
+          <w:cs/>
           <w:lang w:val="ar_AE" w:bidi="ar_AE"/>
         </w:rPr>
         <w:t>).</w:t>
       </w:r>
       <w:r>
         <w:rPr>
-          <w:lang w:val="ar_AE" w:bidi="ar_AE"/>
-        </w:rPr>
-      </w:r>
-      <w:r>
-        <w:rPr>
-          <w:lang w:val="ar_AE" w:bidi="ar_AE"/>
-        </w:rPr>
-      </w:r>
-    </w:p>
-    <w:p>
-      <w:pPr>
-        <w:bidi/>
-      </w:pPr>
-      <w:r>
-        <w:rPr>
+          <w:rtl/>
+          <w:cs/>
+          <w:lang w:val="ar_AE" w:bidi="ar_AE"/>
+        </w:rPr>
+      </w:r>
+      <w:r>
+        <w:rPr>
+          <w:rtl/>
+          <w:cs/>
+          <w:lang w:val="ar_AE" w:bidi="ar_AE"/>
+        </w:rPr>
+      </w:r>
+    </w:p>
+    <w:p>
+      <w:pPr>
+        <w:bidi/>
+      </w:pPr>
+      <w:r>
+        <w:rPr>
+          <w:rtl/>
+          <w:cs/>
           <w:lang w:val="ar_AE" w:bidi="ar_AE"/>
         </w:rPr>
       </w:r>
@@ -2150,27 +2674,35 @@
       </w:pPr>
       <w:r>
         <w:rPr>
+          <w:rtl/>
+          <w:cs/>
           <w:lang w:val="ar_AE" w:bidi="ar_AE"/>
         </w:rPr>
         <w:t>صفنيا 2: 4–3: 20</w:t>
       </w:r>
       <w:r>
         <w:rPr>
-          <w:lang w:val="ar_AE" w:bidi="ar_AE"/>
-        </w:rPr>
-      </w:r>
-    </w:p>
-    <w:p>
-      <w:pPr>
-        <w:bidi/>
-      </w:pPr>
-      <w:r>
-        <w:rPr>
-          <w:lang w:val="ar_AE" w:bidi="ar_AE"/>
-        </w:rPr>
-      </w:r>
-      <w:r>
-        <w:rPr>
+          <w:rtl/>
+          <w:cs/>
+          <w:lang w:val="ar_AE" w:bidi="ar_AE"/>
+        </w:rPr>
+      </w:r>
+    </w:p>
+    <w:p>
+      <w:pPr>
+        <w:bidi/>
+      </w:pPr>
+      <w:r>
+        <w:rPr>
+          <w:rtl/>
+          <w:cs/>
+          <w:lang w:val="ar_AE" w:bidi="ar_AE"/>
+        </w:rPr>
+      </w:r>
+      <w:r>
+        <w:rPr>
+          <w:rtl/>
+          <w:cs/>
           <w:lang w:val="ar_AE" w:bidi="ar_AE"/>
         </w:rPr>
         <w:t>يحول صفنيا انتباهه إلى دينونة الأمم الأجنبية (</w:t>
@@ -2178,6 +2710,8 @@
       <w:hyperlink r:id="rId58">
         <w:r>
           <w:rPr>
+            <w:rtl/>
+            <w:cs/>
             <w:lang w:val="ar_AE" w:bidi="ar_AE"/>
           </w:rPr>
           <w:rPr>
@@ -2189,6 +2723,8 @@
       </w:hyperlink>
       <w:r>
         <w:rPr>
+          <w:rtl/>
+          <w:cs/>
           <w:lang w:val="ar_AE" w:bidi="ar_AE"/>
         </w:rPr>
         <w:t>) قبل أن يعود إلى دينونة يهوذا وأورشليم (</w:t>
@@ -2196,6 +2732,8 @@
       <w:hyperlink r:id="rId59">
         <w:r>
           <w:rPr>
+            <w:rtl/>
+            <w:cs/>
             <w:lang w:val="ar_AE" w:bidi="ar_AE"/>
           </w:rPr>
           <w:rPr>
@@ -2207,6 +2745,8 @@
       </w:hyperlink>
       <w:r>
         <w:rPr>
+          <w:rtl/>
+          <w:cs/>
           <w:lang w:val="ar_AE" w:bidi="ar_AE"/>
         </w:rPr>
         <w:t>). ثم يوضح خطط الله لشعبه المُطهَّر والطائع (</w:t>
@@ -2214,6 +2754,8 @@
       <w:hyperlink r:id="rId60">
         <w:r>
           <w:rPr>
+            <w:rtl/>
+            <w:cs/>
             <w:lang w:val="ar_AE" w:bidi="ar_AE"/>
           </w:rPr>
           <w:rPr>
@@ -2225,27 +2767,35 @@
       </w:hyperlink>
       <w:r>
         <w:rPr>
+          <w:rtl/>
+          <w:cs/>
           <w:lang w:val="ar_AE" w:bidi="ar_AE"/>
         </w:rPr>
         <w:t>).</w:t>
       </w:r>
       <w:r>
         <w:rPr>
-          <w:lang w:val="ar_AE" w:bidi="ar_AE"/>
-        </w:rPr>
-      </w:r>
-      <w:r>
-        <w:rPr>
-          <w:lang w:val="ar_AE" w:bidi="ar_AE"/>
-        </w:rPr>
-      </w:r>
-    </w:p>
-    <w:p>
-      <w:pPr>
-        <w:bidi/>
-      </w:pPr>
-      <w:r>
-        <w:rPr>
+          <w:rtl/>
+          <w:cs/>
+          <w:lang w:val="ar_AE" w:bidi="ar_AE"/>
+        </w:rPr>
+      </w:r>
+      <w:r>
+        <w:rPr>
+          <w:rtl/>
+          <w:cs/>
+          <w:lang w:val="ar_AE" w:bidi="ar_AE"/>
+        </w:rPr>
+      </w:r>
+    </w:p>
+    <w:p>
+      <w:pPr>
+        <w:bidi/>
+      </w:pPr>
+      <w:r>
+        <w:rPr>
+          <w:rtl/>
+          <w:cs/>
           <w:lang w:val="ar_AE" w:bidi="ar_AE"/>
         </w:rPr>
       </w:r>
@@ -2257,27 +2807,35 @@
       </w:pPr>
       <w:r>
         <w:rPr>
+          <w:rtl/>
+          <w:cs/>
           <w:lang w:val="ar_AE" w:bidi="ar_AE"/>
         </w:rPr>
         <w:t>صفنيا 2: 5</w:t>
       </w:r>
       <w:r>
         <w:rPr>
-          <w:lang w:val="ar_AE" w:bidi="ar_AE"/>
-        </w:rPr>
-      </w:r>
-    </w:p>
-    <w:p>
-      <w:pPr>
-        <w:bidi/>
-      </w:pPr>
-      <w:r>
-        <w:rPr>
-          <w:lang w:val="ar_AE" w:bidi="ar_AE"/>
-        </w:rPr>
-      </w:r>
-      <w:r>
-        <w:rPr>
+          <w:rtl/>
+          <w:cs/>
+          <w:lang w:val="ar_AE" w:bidi="ar_AE"/>
+        </w:rPr>
+      </w:r>
+    </w:p>
+    <w:p>
+      <w:pPr>
+        <w:bidi/>
+      </w:pPr>
+      <w:r>
+        <w:rPr>
+          <w:rtl/>
+          <w:cs/>
+          <w:lang w:val="ar_AE" w:bidi="ar_AE"/>
+        </w:rPr>
+      </w:r>
+      <w:r>
+        <w:rPr>
+          <w:rtl/>
+          <w:cs/>
           <w:lang w:val="ar_AE" w:bidi="ar_AE"/>
         </w:rPr>
         <w:t xml:space="preserve">يعتقد علماء العهد القديم أن الفلسطينيين قدموا من جزيرة كريت (انظر </w:t>
@@ -2285,6 +2843,8 @@
       <w:hyperlink r:id="rId61">
         <w:r>
           <w:rPr>
+            <w:rtl/>
+            <w:cs/>
             <w:lang w:val="ar_AE" w:bidi="ar_AE"/>
           </w:rPr>
           <w:rPr>
@@ -2296,27 +2856,35 @@
       </w:hyperlink>
       <w:r>
         <w:rPr>
+          <w:rtl/>
+          <w:cs/>
           <w:lang w:val="ar_AE" w:bidi="ar_AE"/>
         </w:rPr>
         <w:t>).</w:t>
       </w:r>
       <w:r>
         <w:rPr>
-          <w:lang w:val="ar_AE" w:bidi="ar_AE"/>
-        </w:rPr>
-      </w:r>
-      <w:r>
-        <w:rPr>
-          <w:lang w:val="ar_AE" w:bidi="ar_AE"/>
-        </w:rPr>
-      </w:r>
-    </w:p>
-    <w:p>
-      <w:pPr>
-        <w:bidi/>
-      </w:pPr>
-      <w:r>
-        <w:rPr>
+          <w:rtl/>
+          <w:cs/>
+          <w:lang w:val="ar_AE" w:bidi="ar_AE"/>
+        </w:rPr>
+      </w:r>
+      <w:r>
+        <w:rPr>
+          <w:rtl/>
+          <w:cs/>
+          <w:lang w:val="ar_AE" w:bidi="ar_AE"/>
+        </w:rPr>
+      </w:r>
+    </w:p>
+    <w:p>
+      <w:pPr>
+        <w:bidi/>
+      </w:pPr>
+      <w:r>
+        <w:rPr>
+          <w:rtl/>
+          <w:cs/>
           <w:lang w:val="ar_AE" w:bidi="ar_AE"/>
         </w:rPr>
       </w:r>
@@ -2328,27 +2896,35 @@
       </w:pPr>
       <w:r>
         <w:rPr>
+          <w:rtl/>
+          <w:cs/>
           <w:lang w:val="ar_AE" w:bidi="ar_AE"/>
         </w:rPr>
         <w:t>صفنيا 2: 6</w:t>
       </w:r>
       <w:r>
         <w:rPr>
-          <w:lang w:val="ar_AE" w:bidi="ar_AE"/>
-        </w:rPr>
-      </w:r>
-    </w:p>
-    <w:p>
-      <w:pPr>
-        <w:bidi/>
-      </w:pPr>
-      <w:r>
-        <w:rPr>
-          <w:lang w:val="ar_AE" w:bidi="ar_AE"/>
-        </w:rPr>
-      </w:r>
-      <w:r>
-        <w:rPr>
+          <w:rtl/>
+          <w:cs/>
+          <w:lang w:val="ar_AE" w:bidi="ar_AE"/>
+        </w:rPr>
+      </w:r>
+    </w:p>
+    <w:p>
+      <w:pPr>
+        <w:bidi/>
+      </w:pPr>
+      <w:r>
+        <w:rPr>
+          <w:rtl/>
+          <w:cs/>
+          <w:lang w:val="ar_AE" w:bidi="ar_AE"/>
+        </w:rPr>
+      </w:r>
+      <w:r>
+        <w:rPr>
+          <w:rtl/>
+          <w:cs/>
           <w:lang w:val="ar_AE" w:bidi="ar_AE"/>
         </w:rPr>
         <w:t xml:space="preserve">مَرْعًى … بِآبَارٍ لِلرُّعَاةِ وَحَظَائِرَ لِلْغَنَمِ: يُعدّ تدمير المدن وعودتها إلى حالتها الطبيعية شكلًا شديدًا من أشكال العقاب من الله. انظر أيضًا </w:t>
@@ -2356,6 +2932,8 @@
       <w:hyperlink r:id="rId62">
         <w:r>
           <w:rPr>
+            <w:rtl/>
+            <w:cs/>
             <w:lang w:val="ar_AE" w:bidi="ar_AE"/>
           </w:rPr>
           <w:rPr>
@@ -2367,6 +2945,8 @@
       </w:hyperlink>
       <w:r>
         <w:rPr>
+          <w:rtl/>
+          <w:cs/>
           <w:lang w:val="ar_AE" w:bidi="ar_AE"/>
         </w:rPr>
         <w:t xml:space="preserve">؛ </w:t>
@@ -2374,6 +2954,8 @@
       <w:hyperlink r:id="rId63">
         <w:r>
           <w:rPr>
+            <w:rtl/>
+            <w:cs/>
             <w:lang w:val="ar_AE" w:bidi="ar_AE"/>
           </w:rPr>
           <w:rPr>
@@ -2385,6 +2967,8 @@
       </w:hyperlink>
       <w:r>
         <w:rPr>
+          <w:rtl/>
+          <w:cs/>
           <w:lang w:val="ar_AE" w:bidi="ar_AE"/>
         </w:rPr>
         <w:t xml:space="preserve">؛ </w:t>
@@ -2392,6 +2976,8 @@
       <w:hyperlink r:id="rId64">
         <w:r>
           <w:rPr>
+            <w:rtl/>
+            <w:cs/>
             <w:lang w:val="ar_AE" w:bidi="ar_AE"/>
           </w:rPr>
           <w:rPr>
@@ -2403,6 +2989,8 @@
       </w:hyperlink>
       <w:r>
         <w:rPr>
+          <w:rtl/>
+          <w:cs/>
           <w:lang w:val="ar_AE" w:bidi="ar_AE"/>
         </w:rPr>
         <w:t xml:space="preserve">؛ </w:t>
@@ -2410,6 +2998,8 @@
       <w:hyperlink r:id="rId65">
         <w:r>
           <w:rPr>
+            <w:rtl/>
+            <w:cs/>
             <w:lang w:val="ar_AE" w:bidi="ar_AE"/>
           </w:rPr>
           <w:rPr>
@@ -2421,27 +3011,35 @@
       </w:hyperlink>
       <w:r>
         <w:rPr>
+          <w:rtl/>
+          <w:cs/>
           <w:lang w:val="ar_AE" w:bidi="ar_AE"/>
         </w:rPr>
         <w:t>.</w:t>
       </w:r>
       <w:r>
         <w:rPr>
-          <w:lang w:val="ar_AE" w:bidi="ar_AE"/>
-        </w:rPr>
-      </w:r>
-      <w:r>
-        <w:rPr>
-          <w:lang w:val="ar_AE" w:bidi="ar_AE"/>
-        </w:rPr>
-      </w:r>
-    </w:p>
-    <w:p>
-      <w:pPr>
-        <w:bidi/>
-      </w:pPr>
-      <w:r>
-        <w:rPr>
+          <w:rtl/>
+          <w:cs/>
+          <w:lang w:val="ar_AE" w:bidi="ar_AE"/>
+        </w:rPr>
+      </w:r>
+      <w:r>
+        <w:rPr>
+          <w:rtl/>
+          <w:cs/>
+          <w:lang w:val="ar_AE" w:bidi="ar_AE"/>
+        </w:rPr>
+      </w:r>
+    </w:p>
+    <w:p>
+      <w:pPr>
+        <w:bidi/>
+      </w:pPr>
+      <w:r>
+        <w:rPr>
+          <w:rtl/>
+          <w:cs/>
           <w:lang w:val="ar_AE" w:bidi="ar_AE"/>
         </w:rPr>
       </w:r>
@@ -2453,27 +3051,35 @@
       </w:pPr>
       <w:r>
         <w:rPr>
+          <w:rtl/>
+          <w:cs/>
           <w:lang w:val="ar_AE" w:bidi="ar_AE"/>
         </w:rPr>
         <w:t>صفنيا 2: 7</w:t>
       </w:r>
       <w:r>
         <w:rPr>
-          <w:lang w:val="ar_AE" w:bidi="ar_AE"/>
-        </w:rPr>
-      </w:r>
-    </w:p>
-    <w:p>
-      <w:pPr>
-        <w:bidi/>
-      </w:pPr>
-      <w:r>
-        <w:rPr>
-          <w:lang w:val="ar_AE" w:bidi="ar_AE"/>
-        </w:rPr>
-      </w:r>
-      <w:r>
-        <w:rPr>
+          <w:rtl/>
+          <w:cs/>
+          <w:lang w:val="ar_AE" w:bidi="ar_AE"/>
+        </w:rPr>
+      </w:r>
+    </w:p>
+    <w:p>
+      <w:pPr>
+        <w:bidi/>
+      </w:pPr>
+      <w:r>
+        <w:rPr>
+          <w:rtl/>
+          <w:cs/>
+          <w:lang w:val="ar_AE" w:bidi="ar_AE"/>
+        </w:rPr>
+      </w:r>
+      <w:r>
+        <w:rPr>
+          <w:rtl/>
+          <w:cs/>
           <w:lang w:val="ar_AE" w:bidi="ar_AE"/>
         </w:rPr>
         <w:t>عبدة البعل (</w:t>
@@ -2481,6 +3087,8 @@
       <w:hyperlink r:id="rId66">
         <w:r>
           <w:rPr>
+            <w:rtl/>
+            <w:cs/>
             <w:lang w:val="ar_AE" w:bidi="ar_AE"/>
           </w:rPr>
           <w:rPr>
@@ -2492,6 +3100,8 @@
       </w:hyperlink>
       <w:r>
         <w:rPr>
+          <w:rtl/>
+          <w:cs/>
           <w:lang w:val="ar_AE" w:bidi="ar_AE"/>
         </w:rPr>
         <w:t>) والفلسطينيين لن يعودوا أبدًا (</w:t>
@@ -2499,6 +3109,8 @@
       <w:hyperlink r:id="rId67">
         <w:r>
           <w:rPr>
+            <w:rtl/>
+            <w:cs/>
             <w:lang w:val="ar_AE" w:bidi="ar_AE"/>
           </w:rPr>
           <w:rPr>
@@ -2510,6 +3122,8 @@
       </w:hyperlink>
       <w:r>
         <w:rPr>
+          <w:rtl/>
+          <w:cs/>
           <w:lang w:val="ar_AE" w:bidi="ar_AE"/>
         </w:rPr>
         <w:t xml:space="preserve">؛ انظر أيضًا </w:t>
@@ -2517,6 +3131,8 @@
       <w:hyperlink r:id="rId68">
         <w:r>
           <w:rPr>
+            <w:rtl/>
+            <w:cs/>
             <w:lang w:val="ar_AE" w:bidi="ar_AE"/>
           </w:rPr>
           <w:rPr>
@@ -2528,6 +3144,8 @@
       </w:hyperlink>
       <w:r>
         <w:rPr>
+          <w:rtl/>
+          <w:cs/>
           <w:lang w:val="ar_AE" w:bidi="ar_AE"/>
         </w:rPr>
         <w:t>). وعلى النقيض من ذلك، وعد الله بإعادة بقية شعبه إلى أرضهم، والعناية بهم، واستعادة خيرهم (</w:t>
@@ -2535,6 +3153,8 @@
       <w:hyperlink r:id="rId69">
         <w:r>
           <w:rPr>
+            <w:rtl/>
+            <w:cs/>
             <w:lang w:val="ar_AE" w:bidi="ar_AE"/>
           </w:rPr>
           <w:rPr>
@@ -2546,6 +3166,8 @@
       </w:hyperlink>
       <w:r>
         <w:rPr>
+          <w:rtl/>
+          <w:cs/>
           <w:lang w:val="ar_AE" w:bidi="ar_AE"/>
         </w:rPr>
         <w:t xml:space="preserve">؛ </w:t>
@@ -2553,6 +3175,8 @@
       <w:hyperlink r:id="rId70">
         <w:r>
           <w:rPr>
+            <w:rtl/>
+            <w:cs/>
             <w:lang w:val="ar_AE" w:bidi="ar_AE"/>
           </w:rPr>
           <w:rPr>
@@ -2564,6 +3188,8 @@
       </w:hyperlink>
       <w:r>
         <w:rPr>
+          <w:rtl/>
+          <w:cs/>
           <w:lang w:val="ar_AE" w:bidi="ar_AE"/>
         </w:rPr>
         <w:t xml:space="preserve">؛ </w:t>
@@ -2571,6 +3197,8 @@
       <w:hyperlink r:id="rId71">
         <w:r>
           <w:rPr>
+            <w:rtl/>
+            <w:cs/>
             <w:lang w:val="ar_AE" w:bidi="ar_AE"/>
           </w:rPr>
           <w:rPr>
@@ -2582,6 +3210,8 @@
       </w:hyperlink>
       <w:r>
         <w:rPr>
+          <w:rtl/>
+          <w:cs/>
           <w:lang w:val="ar_AE" w:bidi="ar_AE"/>
         </w:rPr>
         <w:t xml:space="preserve">؛ </w:t>
@@ -2589,6 +3219,8 @@
       <w:hyperlink r:id="rId72">
         <w:r>
           <w:rPr>
+            <w:rtl/>
+            <w:cs/>
             <w:lang w:val="ar_AE" w:bidi="ar_AE"/>
           </w:rPr>
           <w:rPr>
@@ -2600,6 +3232,8 @@
       </w:hyperlink>
       <w:r>
         <w:rPr>
+          <w:rtl/>
+          <w:cs/>
           <w:lang w:val="ar_AE" w:bidi="ar_AE"/>
         </w:rPr>
         <w:t xml:space="preserve">، </w:t>
@@ -2607,6 +3241,8 @@
       <w:hyperlink r:id="rId73">
         <w:r>
           <w:rPr>
+            <w:rtl/>
+            <w:cs/>
             <w:lang w:val="ar_AE" w:bidi="ar_AE"/>
           </w:rPr>
           <w:rPr>
@@ -2618,27 +3254,35 @@
       </w:hyperlink>
       <w:r>
         <w:rPr>
+          <w:rtl/>
+          <w:cs/>
           <w:lang w:val="ar_AE" w:bidi="ar_AE"/>
         </w:rPr>
         <w:t>).</w:t>
       </w:r>
       <w:r>
         <w:rPr>
-          <w:lang w:val="ar_AE" w:bidi="ar_AE"/>
-        </w:rPr>
-      </w:r>
-      <w:r>
-        <w:rPr>
-          <w:lang w:val="ar_AE" w:bidi="ar_AE"/>
-        </w:rPr>
-      </w:r>
-    </w:p>
-    <w:p>
-      <w:pPr>
-        <w:bidi/>
-      </w:pPr>
-      <w:r>
-        <w:rPr>
+          <w:rtl/>
+          <w:cs/>
+          <w:lang w:val="ar_AE" w:bidi="ar_AE"/>
+        </w:rPr>
+      </w:r>
+      <w:r>
+        <w:rPr>
+          <w:rtl/>
+          <w:cs/>
+          <w:lang w:val="ar_AE" w:bidi="ar_AE"/>
+        </w:rPr>
+      </w:r>
+    </w:p>
+    <w:p>
+      <w:pPr>
+        <w:bidi/>
+      </w:pPr>
+      <w:r>
+        <w:rPr>
+          <w:rtl/>
+          <w:cs/>
           <w:lang w:val="ar_AE" w:bidi="ar_AE"/>
         </w:rPr>
       </w:r>
@@ -2650,27 +3294,35 @@
       </w:pPr>
       <w:r>
         <w:rPr>
+          <w:rtl/>
+          <w:cs/>
           <w:lang w:val="ar_AE" w:bidi="ar_AE"/>
         </w:rPr>
         <w:t>صفنيا 2: 8</w:t>
       </w:r>
       <w:r>
         <w:rPr>
-          <w:lang w:val="ar_AE" w:bidi="ar_AE"/>
-        </w:rPr>
-      </w:r>
-    </w:p>
-    <w:p>
-      <w:pPr>
-        <w:bidi/>
-      </w:pPr>
-      <w:r>
-        <w:rPr>
-          <w:lang w:val="ar_AE" w:bidi="ar_AE"/>
-        </w:rPr>
-      </w:r>
-      <w:r>
-        <w:rPr>
+          <w:rtl/>
+          <w:cs/>
+          <w:lang w:val="ar_AE" w:bidi="ar_AE"/>
+        </w:rPr>
+      </w:r>
+    </w:p>
+    <w:p>
+      <w:pPr>
+        <w:bidi/>
+      </w:pPr>
+      <w:r>
+        <w:rPr>
+          <w:rtl/>
+          <w:cs/>
+          <w:lang w:val="ar_AE" w:bidi="ar_AE"/>
+        </w:rPr>
+      </w:r>
+      <w:r>
+        <w:rPr>
+          <w:rtl/>
+          <w:cs/>
           <w:lang w:val="ar_AE" w:bidi="ar_AE"/>
         </w:rPr>
         <w:t xml:space="preserve">كان الموآبيون والعمونيون أعداء تقليديين لإسرائيل. وكان الإسرائيليون يخوضون معارك متكررة ضدهم (انظر </w:t>
@@ -2678,6 +3330,8 @@
       <w:hyperlink r:id="rId74">
         <w:r>
           <w:rPr>
+            <w:rtl/>
+            <w:cs/>
             <w:lang w:val="ar_AE" w:bidi="ar_AE"/>
           </w:rPr>
           <w:rPr>
@@ -2689,6 +3343,8 @@
       </w:hyperlink>
       <w:r>
         <w:rPr>
+          <w:rtl/>
+          <w:cs/>
           <w:lang w:val="ar_AE" w:bidi="ar_AE"/>
         </w:rPr>
         <w:t xml:space="preserve">؛ </w:t>
@@ -2696,6 +3352,8 @@
       <w:hyperlink r:id="rId75">
         <w:r>
           <w:rPr>
+            <w:rtl/>
+            <w:cs/>
             <w:lang w:val="ar_AE" w:bidi="ar_AE"/>
           </w:rPr>
           <w:rPr>
@@ -2707,6 +3365,8 @@
       </w:hyperlink>
       <w:r>
         <w:rPr>
+          <w:rtl/>
+          <w:cs/>
           <w:lang w:val="ar_AE" w:bidi="ar_AE"/>
         </w:rPr>
         <w:t>)، وظلوا أعداء لإسرائيل حتى النهاية (</w:t>
@@ -2714,6 +3374,8 @@
       <w:hyperlink r:id="rId76">
         <w:r>
           <w:rPr>
+            <w:rtl/>
+            <w:cs/>
             <w:lang w:val="ar_AE" w:bidi="ar_AE"/>
           </w:rPr>
           <w:rPr>
@@ -2725,6 +3387,8 @@
       </w:hyperlink>
       <w:r>
         <w:rPr>
+          <w:rtl/>
+          <w:cs/>
           <w:lang w:val="ar_AE" w:bidi="ar_AE"/>
         </w:rPr>
         <w:t xml:space="preserve">؛ </w:t>
@@ -2732,6 +3396,8 @@
       <w:hyperlink r:id="rId77">
         <w:r>
           <w:rPr>
+            <w:rtl/>
+            <w:cs/>
             <w:lang w:val="ar_AE" w:bidi="ar_AE"/>
           </w:rPr>
           <w:rPr>
@@ -2743,6 +3409,8 @@
       </w:hyperlink>
       <w:r>
         <w:rPr>
+          <w:rtl/>
+          <w:cs/>
           <w:lang w:val="ar_AE" w:bidi="ar_AE"/>
         </w:rPr>
         <w:t xml:space="preserve">). • عَيَّرُوا … وَتَعَظَّمُوا: لم يتعرض شعب إسرائيل لهجمات متكررة من الموآبيين والعمونيين فحسب (انظر </w:t>
@@ -2750,6 +3418,8 @@
       <w:hyperlink r:id="rId78">
         <w:r>
           <w:rPr>
+            <w:rtl/>
+            <w:cs/>
             <w:lang w:val="ar_AE" w:bidi="ar_AE"/>
           </w:rPr>
           <w:rPr>
@@ -2761,27 +3431,35 @@
       </w:hyperlink>
       <w:r>
         <w:rPr>
+          <w:rtl/>
+          <w:cs/>
           <w:lang w:val="ar_AE" w:bidi="ar_AE"/>
         </w:rPr>
         <w:t>) بل تحملوا أيضًا إهاناتهم بسبب نجاحاتهم.</w:t>
       </w:r>
       <w:r>
         <w:rPr>
-          <w:lang w:val="ar_AE" w:bidi="ar_AE"/>
-        </w:rPr>
-      </w:r>
-      <w:r>
-        <w:rPr>
-          <w:lang w:val="ar_AE" w:bidi="ar_AE"/>
-        </w:rPr>
-      </w:r>
-    </w:p>
-    <w:p>
-      <w:pPr>
-        <w:bidi/>
-      </w:pPr>
-      <w:r>
-        <w:rPr>
+          <w:rtl/>
+          <w:cs/>
+          <w:lang w:val="ar_AE" w:bidi="ar_AE"/>
+        </w:rPr>
+      </w:r>
+      <w:r>
+        <w:rPr>
+          <w:rtl/>
+          <w:cs/>
+          <w:lang w:val="ar_AE" w:bidi="ar_AE"/>
+        </w:rPr>
+      </w:r>
+    </w:p>
+    <w:p>
+      <w:pPr>
+        <w:bidi/>
+      </w:pPr>
+      <w:r>
+        <w:rPr>
+          <w:rtl/>
+          <w:cs/>
           <w:lang w:val="ar_AE" w:bidi="ar_AE"/>
         </w:rPr>
       </w:r>
@@ -2793,27 +3471,35 @@
       </w:pPr>
       <w:r>
         <w:rPr>
+          <w:rtl/>
+          <w:cs/>
           <w:lang w:val="ar_AE" w:bidi="ar_AE"/>
         </w:rPr>
         <w:t>صفنيا 2: 9</w:t>
       </w:r>
       <w:r>
         <w:rPr>
-          <w:lang w:val="ar_AE" w:bidi="ar_AE"/>
-        </w:rPr>
-      </w:r>
-    </w:p>
-    <w:p>
-      <w:pPr>
-        <w:bidi/>
-      </w:pPr>
-      <w:r>
-        <w:rPr>
-          <w:lang w:val="ar_AE" w:bidi="ar_AE"/>
-        </w:rPr>
-      </w:r>
-      <w:r>
-        <w:rPr>
+          <w:rtl/>
+          <w:cs/>
+          <w:lang w:val="ar_AE" w:bidi="ar_AE"/>
+        </w:rPr>
+      </w:r>
+    </w:p>
+    <w:p>
+      <w:pPr>
+        <w:bidi/>
+      </w:pPr>
+      <w:r>
+        <w:rPr>
+          <w:rtl/>
+          <w:cs/>
+          <w:lang w:val="ar_AE" w:bidi="ar_AE"/>
+        </w:rPr>
+      </w:r>
+      <w:r>
+        <w:rPr>
+          <w:rtl/>
+          <w:cs/>
           <w:lang w:val="ar_AE" w:bidi="ar_AE"/>
         </w:rPr>
         <w:t>يُعدّ تدمير سدوم وعمورة مثالًا لدينونة الله القاسية على الخطية، سواء في العهد القديم (</w:t>
@@ -2821,6 +3507,8 @@
       <w:hyperlink r:id="rId79">
         <w:r>
           <w:rPr>
+            <w:rtl/>
+            <w:cs/>
             <w:lang w:val="ar_AE" w:bidi="ar_AE"/>
           </w:rPr>
           <w:rPr>
@@ -2832,6 +3520,8 @@
       </w:hyperlink>
       <w:r>
         <w:rPr>
+          <w:rtl/>
+          <w:cs/>
           <w:lang w:val="ar_AE" w:bidi="ar_AE"/>
         </w:rPr>
         <w:t xml:space="preserve">؛ </w:t>
@@ -2839,6 +3529,8 @@
       <w:hyperlink r:id="rId80">
         <w:r>
           <w:rPr>
+            <w:rtl/>
+            <w:cs/>
             <w:lang w:val="ar_AE" w:bidi="ar_AE"/>
           </w:rPr>
           <w:rPr>
@@ -2850,6 +3542,8 @@
       </w:hyperlink>
       <w:r>
         <w:rPr>
+          <w:rtl/>
+          <w:cs/>
           <w:lang w:val="ar_AE" w:bidi="ar_AE"/>
         </w:rPr>
         <w:t xml:space="preserve">؛ </w:t>
@@ -2857,6 +3551,8 @@
       <w:hyperlink r:id="rId81">
         <w:r>
           <w:rPr>
+            <w:rtl/>
+            <w:cs/>
             <w:lang w:val="ar_AE" w:bidi="ar_AE"/>
           </w:rPr>
           <w:rPr>
@@ -2868,6 +3564,8 @@
       </w:hyperlink>
       <w:r>
         <w:rPr>
+          <w:rtl/>
+          <w:cs/>
           <w:lang w:val="ar_AE" w:bidi="ar_AE"/>
         </w:rPr>
         <w:t xml:space="preserve">؛ </w:t>
@@ -2875,6 +3573,8 @@
       <w:hyperlink r:id="rId82">
         <w:r>
           <w:rPr>
+            <w:rtl/>
+            <w:cs/>
             <w:lang w:val="ar_AE" w:bidi="ar_AE"/>
           </w:rPr>
           <w:rPr>
@@ -2886,6 +3586,8 @@
       </w:hyperlink>
       <w:r>
         <w:rPr>
+          <w:rtl/>
+          <w:cs/>
           <w:lang w:val="ar_AE" w:bidi="ar_AE"/>
         </w:rPr>
         <w:t>) أو في العهد الجديد (</w:t>
@@ -2893,6 +3595,8 @@
       <w:hyperlink r:id="rId83">
         <w:r>
           <w:rPr>
+            <w:rtl/>
+            <w:cs/>
             <w:lang w:val="ar_AE" w:bidi="ar_AE"/>
           </w:rPr>
           <w:rPr>
@@ -2904,6 +3608,8 @@
       </w:hyperlink>
       <w:r>
         <w:rPr>
+          <w:rtl/>
+          <w:cs/>
           <w:lang w:val="ar_AE" w:bidi="ar_AE"/>
         </w:rPr>
         <w:t xml:space="preserve">؛ </w:t>
@@ -2911,6 +3617,8 @@
       <w:hyperlink r:id="rId84">
         <w:r>
           <w:rPr>
+            <w:rtl/>
+            <w:cs/>
             <w:lang w:val="ar_AE" w:bidi="ar_AE"/>
           </w:rPr>
           <w:rPr>
@@ -2922,6 +3630,8 @@
       </w:hyperlink>
       <w:r>
         <w:rPr>
+          <w:rtl/>
+          <w:cs/>
           <w:lang w:val="ar_AE" w:bidi="ar_AE"/>
         </w:rPr>
         <w:t xml:space="preserve">؛ </w:t>
@@ -2929,6 +3639,8 @@
       <w:hyperlink r:id="rId85">
         <w:r>
           <w:rPr>
+            <w:rtl/>
+            <w:cs/>
             <w:lang w:val="ar_AE" w:bidi="ar_AE"/>
           </w:rPr>
           <w:rPr>
@@ -2940,6 +3652,8 @@
       </w:hyperlink>
       <w:r>
         <w:rPr>
+          <w:rtl/>
+          <w:cs/>
           <w:lang w:val="ar_AE" w:bidi="ar_AE"/>
         </w:rPr>
         <w:t>). • حُفْرَةَ مِلْحٍ: دمار شامل (</w:t>
@@ -2947,6 +3661,8 @@
       <w:hyperlink r:id="rId79">
         <w:r>
           <w:rPr>
+            <w:rtl/>
+            <w:cs/>
             <w:lang w:val="ar_AE" w:bidi="ar_AE"/>
           </w:rPr>
           <w:rPr>
@@ -2958,6 +3674,8 @@
       </w:hyperlink>
       <w:r>
         <w:rPr>
+          <w:rtl/>
+          <w:cs/>
           <w:lang w:val="ar_AE" w:bidi="ar_AE"/>
         </w:rPr>
         <w:t xml:space="preserve">؛ </w:t>
@@ -2965,6 +3683,8 @@
       <w:hyperlink r:id="rId86">
         <w:r>
           <w:rPr>
+            <w:rtl/>
+            <w:cs/>
             <w:lang w:val="ar_AE" w:bidi="ar_AE"/>
           </w:rPr>
           <w:rPr>
@@ -2976,6 +3696,8 @@
       </w:hyperlink>
       <w:r>
         <w:rPr>
+          <w:rtl/>
+          <w:cs/>
           <w:lang w:val="ar_AE" w:bidi="ar_AE"/>
         </w:rPr>
         <w:t xml:space="preserve">؛ </w:t>
@@ -2983,6 +3705,8 @@
       <w:hyperlink r:id="rId87">
         <w:r>
           <w:rPr>
+            <w:rtl/>
+            <w:cs/>
             <w:lang w:val="ar_AE" w:bidi="ar_AE"/>
           </w:rPr>
           <w:rPr>
@@ -2994,6 +3718,8 @@
       </w:hyperlink>
       <w:r>
         <w:rPr>
+          <w:rtl/>
+          <w:cs/>
           <w:lang w:val="ar_AE" w:bidi="ar_AE"/>
         </w:rPr>
         <w:t xml:space="preserve">). وكان زرع الأرض بالملح علامة للدينونة الدائمة (انظر </w:t>
@@ -3001,6 +3727,8 @@
       <w:hyperlink r:id="rId88">
         <w:r>
           <w:rPr>
+            <w:rtl/>
+            <w:cs/>
             <w:lang w:val="ar_AE" w:bidi="ar_AE"/>
           </w:rPr>
           <w:rPr>
@@ -3012,27 +3740,35 @@
       </w:hyperlink>
       <w:r>
         <w:rPr>
+          <w:rtl/>
+          <w:cs/>
           <w:lang w:val="ar_AE" w:bidi="ar_AE"/>
         </w:rPr>
         <w:t>) لأنه يجعل الأرض غير صالحة للزراعة.</w:t>
       </w:r>
       <w:r>
         <w:rPr>
-          <w:lang w:val="ar_AE" w:bidi="ar_AE"/>
-        </w:rPr>
-      </w:r>
-      <w:r>
-        <w:rPr>
-          <w:lang w:val="ar_AE" w:bidi="ar_AE"/>
-        </w:rPr>
-      </w:r>
-    </w:p>
-    <w:p>
-      <w:pPr>
-        <w:bidi/>
-      </w:pPr>
-      <w:r>
-        <w:rPr>
+          <w:rtl/>
+          <w:cs/>
+          <w:lang w:val="ar_AE" w:bidi="ar_AE"/>
+        </w:rPr>
+      </w:r>
+      <w:r>
+        <w:rPr>
+          <w:rtl/>
+          <w:cs/>
+          <w:lang w:val="ar_AE" w:bidi="ar_AE"/>
+        </w:rPr>
+      </w:r>
+    </w:p>
+    <w:p>
+      <w:pPr>
+        <w:bidi/>
+      </w:pPr>
+      <w:r>
+        <w:rPr>
+          <w:rtl/>
+          <w:cs/>
           <w:lang w:val="ar_AE" w:bidi="ar_AE"/>
         </w:rPr>
       </w:r>
@@ -3044,27 +3780,35 @@
       </w:pPr>
       <w:r>
         <w:rPr>
+          <w:rtl/>
+          <w:cs/>
           <w:lang w:val="ar_AE" w:bidi="ar_AE"/>
         </w:rPr>
         <w:t>صفنيا 2: 11</w:t>
       </w:r>
       <w:r>
         <w:rPr>
-          <w:lang w:val="ar_AE" w:bidi="ar_AE"/>
-        </w:rPr>
-      </w:r>
-    </w:p>
-    <w:p>
-      <w:pPr>
-        <w:bidi/>
-      </w:pPr>
-      <w:r>
-        <w:rPr>
-          <w:lang w:val="ar_AE" w:bidi="ar_AE"/>
-        </w:rPr>
-      </w:r>
-      <w:r>
-        <w:rPr>
+          <w:rtl/>
+          <w:cs/>
+          <w:lang w:val="ar_AE" w:bidi="ar_AE"/>
+        </w:rPr>
+      </w:r>
+    </w:p>
+    <w:p>
+      <w:pPr>
+        <w:bidi/>
+      </w:pPr>
+      <w:r>
+        <w:rPr>
+          <w:rtl/>
+          <w:cs/>
+          <w:lang w:val="ar_AE" w:bidi="ar_AE"/>
+        </w:rPr>
+      </w:r>
+      <w:r>
+        <w:rPr>
+          <w:rtl/>
+          <w:cs/>
           <w:lang w:val="ar_AE" w:bidi="ar_AE"/>
         </w:rPr>
         <w:t>فَسَيَسْجُدُ لَهُ النَّاسُ … كُلُّ جَزَائِرِ الأُمَمِ: في نهاية التاريخ، سيعبد جميع الناس في كل الأماكن الله وحده (</w:t>
@@ -3072,6 +3816,8 @@
       <w:hyperlink r:id="rId89">
         <w:r>
           <w:rPr>
+            <w:rtl/>
+            <w:cs/>
             <w:lang w:val="ar_AE" w:bidi="ar_AE"/>
           </w:rPr>
           <w:rPr>
@@ -3083,6 +3829,8 @@
       </w:hyperlink>
       <w:r>
         <w:rPr>
+          <w:rtl/>
+          <w:cs/>
           <w:lang w:val="ar_AE" w:bidi="ar_AE"/>
         </w:rPr>
         <w:t xml:space="preserve">؛ </w:t>
@@ -3090,6 +3838,8 @@
       <w:hyperlink r:id="rId90">
         <w:r>
           <w:rPr>
+            <w:rtl/>
+            <w:cs/>
             <w:lang w:val="ar_AE" w:bidi="ar_AE"/>
           </w:rPr>
           <w:rPr>
@@ -3101,6 +3851,8 @@
       </w:hyperlink>
       <w:r>
         <w:rPr>
+          <w:rtl/>
+          <w:cs/>
           <w:lang w:val="ar_AE" w:bidi="ar_AE"/>
         </w:rPr>
         <w:t xml:space="preserve">؛ </w:t>
@@ -3108,6 +3860,8 @@
       <w:hyperlink r:id="rId91">
         <w:r>
           <w:rPr>
+            <w:rtl/>
+            <w:cs/>
             <w:lang w:val="ar_AE" w:bidi="ar_AE"/>
           </w:rPr>
           <w:rPr>
@@ -3119,6 +3873,8 @@
       </w:hyperlink>
       <w:r>
         <w:rPr>
+          <w:rtl/>
+          <w:cs/>
           <w:lang w:val="ar_AE" w:bidi="ar_AE"/>
         </w:rPr>
         <w:t xml:space="preserve">؛ </w:t>
@@ -3126,6 +3882,8 @@
       <w:hyperlink r:id="rId92">
         <w:r>
           <w:rPr>
+            <w:rtl/>
+            <w:cs/>
             <w:lang w:val="ar_AE" w:bidi="ar_AE"/>
           </w:rPr>
           <w:rPr>
@@ -3137,27 +3895,35 @@
       </w:hyperlink>
       <w:r>
         <w:rPr>
+          <w:rtl/>
+          <w:cs/>
           <w:lang w:val="ar_AE" w:bidi="ar_AE"/>
         </w:rPr>
         <w:t>).</w:t>
       </w:r>
       <w:r>
         <w:rPr>
-          <w:lang w:val="ar_AE" w:bidi="ar_AE"/>
-        </w:rPr>
-      </w:r>
-      <w:r>
-        <w:rPr>
-          <w:lang w:val="ar_AE" w:bidi="ar_AE"/>
-        </w:rPr>
-      </w:r>
-    </w:p>
-    <w:p>
-      <w:pPr>
-        <w:bidi/>
-      </w:pPr>
-      <w:r>
-        <w:rPr>
+          <w:rtl/>
+          <w:cs/>
+          <w:lang w:val="ar_AE" w:bidi="ar_AE"/>
+        </w:rPr>
+      </w:r>
+      <w:r>
+        <w:rPr>
+          <w:rtl/>
+          <w:cs/>
+          <w:lang w:val="ar_AE" w:bidi="ar_AE"/>
+        </w:rPr>
+      </w:r>
+    </w:p>
+    <w:p>
+      <w:pPr>
+        <w:bidi/>
+      </w:pPr>
+      <w:r>
+        <w:rPr>
+          <w:rtl/>
+          <w:cs/>
           <w:lang w:val="ar_AE" w:bidi="ar_AE"/>
         </w:rPr>
       </w:r>
@@ -3169,27 +3935,35 @@
       </w:pPr>
       <w:r>
         <w:rPr>
+          <w:rtl/>
+          <w:cs/>
           <w:lang w:val="ar_AE" w:bidi="ar_AE"/>
         </w:rPr>
         <w:t>صفنيا 2: 12</w:t>
       </w:r>
       <w:r>
         <w:rPr>
-          <w:lang w:val="ar_AE" w:bidi="ar_AE"/>
-        </w:rPr>
-      </w:r>
-    </w:p>
-    <w:p>
-      <w:pPr>
-        <w:bidi/>
-      </w:pPr>
-      <w:r>
-        <w:rPr>
-          <w:lang w:val="ar_AE" w:bidi="ar_AE"/>
-        </w:rPr>
-      </w:r>
-      <w:r>
-        <w:rPr>
+          <w:rtl/>
+          <w:cs/>
+          <w:lang w:val="ar_AE" w:bidi="ar_AE"/>
+        </w:rPr>
+      </w:r>
+    </w:p>
+    <w:p>
+      <w:pPr>
+        <w:bidi/>
+      </w:pPr>
+      <w:r>
+        <w:rPr>
+          <w:rtl/>
+          <w:cs/>
+          <w:lang w:val="ar_AE" w:bidi="ar_AE"/>
+        </w:rPr>
+      </w:r>
+      <w:r>
+        <w:rPr>
+          <w:rtl/>
+          <w:cs/>
           <w:lang w:val="ar_AE" w:bidi="ar_AE"/>
         </w:rPr>
         <w:t xml:space="preserve">الإثيوبيون: بالعبرية </w:t>
@@ -3197,33 +3971,43 @@
       <w:r>
         <w:rPr>
           <w:i/>
+          <w:rtl/>
+          <w:cs/>
           <w:lang w:val="ar_AE" w:bidi="ar_AE"/>
         </w:rPr>
         <w:t>الكوشيون</w:t>
       </w:r>
       <w:r>
         <w:rPr>
+          <w:rtl/>
+          <w:cs/>
           <w:lang w:val="ar_AE" w:bidi="ar_AE"/>
         </w:rPr>
         <w:t>. بينما يمكن أن يشير المصطلح العبري إلى أي أمة أو شعب على طول الحافة الجنوبية للعالم المعروف في ذلك الوقت، فإنه يُشير هنا تحديدًا إلى السلالة الإثيوبية التي حكمت مصر.</w:t>
       </w:r>
       <w:r>
         <w:rPr>
-          <w:lang w:val="ar_AE" w:bidi="ar_AE"/>
-        </w:rPr>
-      </w:r>
-      <w:r>
-        <w:rPr>
-          <w:lang w:val="ar_AE" w:bidi="ar_AE"/>
-        </w:rPr>
-      </w:r>
-    </w:p>
-    <w:p>
-      <w:pPr>
-        <w:bidi/>
-      </w:pPr>
-      <w:r>
-        <w:rPr>
+          <w:rtl/>
+          <w:cs/>
+          <w:lang w:val="ar_AE" w:bidi="ar_AE"/>
+        </w:rPr>
+      </w:r>
+      <w:r>
+        <w:rPr>
+          <w:rtl/>
+          <w:cs/>
+          <w:lang w:val="ar_AE" w:bidi="ar_AE"/>
+        </w:rPr>
+      </w:r>
+    </w:p>
+    <w:p>
+      <w:pPr>
+        <w:bidi/>
+      </w:pPr>
+      <w:r>
+        <w:rPr>
+          <w:rtl/>
+          <w:cs/>
           <w:lang w:val="ar_AE" w:bidi="ar_AE"/>
         </w:rPr>
       </w:r>
@@ -3235,27 +4019,35 @@
       </w:pPr>
       <w:r>
         <w:rPr>
+          <w:rtl/>
+          <w:cs/>
           <w:lang w:val="ar_AE" w:bidi="ar_AE"/>
         </w:rPr>
         <w:t>صفنيا 2: 13</w:t>
       </w:r>
       <w:r>
         <w:rPr>
-          <w:lang w:val="ar_AE" w:bidi="ar_AE"/>
-        </w:rPr>
-      </w:r>
-    </w:p>
-    <w:p>
-      <w:pPr>
-        <w:bidi/>
-      </w:pPr>
-      <w:r>
-        <w:rPr>
-          <w:lang w:val="ar_AE" w:bidi="ar_AE"/>
-        </w:rPr>
-      </w:r>
-      <w:r>
-        <w:rPr>
+          <w:rtl/>
+          <w:cs/>
+          <w:lang w:val="ar_AE" w:bidi="ar_AE"/>
+        </w:rPr>
+      </w:r>
+    </w:p>
+    <w:p>
+      <w:pPr>
+        <w:bidi/>
+      </w:pPr>
+      <w:r>
+        <w:rPr>
+          <w:rtl/>
+          <w:cs/>
+          <w:lang w:val="ar_AE" w:bidi="ar_AE"/>
+        </w:rPr>
+      </w:r>
+      <w:r>
+        <w:rPr>
+          <w:rtl/>
+          <w:cs/>
           <w:lang w:val="ar_AE" w:bidi="ar_AE"/>
         </w:rPr>
         <w:t>ينتقل صفنيا من الجنوب (</w:t>
@@ -3263,6 +4055,8 @@
       <w:hyperlink r:id="rId56">
         <w:r>
           <w:rPr>
+            <w:rtl/>
+            <w:cs/>
             <w:lang w:val="ar_AE" w:bidi="ar_AE"/>
           </w:rPr>
           <w:rPr>
@@ -3274,27 +4068,35 @@
       </w:hyperlink>
       <w:r>
         <w:rPr>
+          <w:rtl/>
+          <w:cs/>
           <w:lang w:val="ar_AE" w:bidi="ar_AE"/>
         </w:rPr>
         <w:t>) إلى الشمال. ومثل ناحوم من قبله، أعلن زوال أشور الوشيك.</w:t>
       </w:r>
       <w:r>
         <w:rPr>
-          <w:lang w:val="ar_AE" w:bidi="ar_AE"/>
-        </w:rPr>
-      </w:r>
-      <w:r>
-        <w:rPr>
-          <w:lang w:val="ar_AE" w:bidi="ar_AE"/>
-        </w:rPr>
-      </w:r>
-    </w:p>
-    <w:p>
-      <w:pPr>
-        <w:bidi/>
-      </w:pPr>
-      <w:r>
-        <w:rPr>
+          <w:rtl/>
+          <w:cs/>
+          <w:lang w:val="ar_AE" w:bidi="ar_AE"/>
+        </w:rPr>
+      </w:r>
+      <w:r>
+        <w:rPr>
+          <w:rtl/>
+          <w:cs/>
+          <w:lang w:val="ar_AE" w:bidi="ar_AE"/>
+        </w:rPr>
+      </w:r>
+    </w:p>
+    <w:p>
+      <w:pPr>
+        <w:bidi/>
+      </w:pPr>
+      <w:r>
+        <w:rPr>
+          <w:rtl/>
+          <w:cs/>
           <w:lang w:val="ar_AE" w:bidi="ar_AE"/>
         </w:rPr>
       </w:r>
@@ -3306,48 +4108,62 @@
       </w:pPr>
       <w:r>
         <w:rPr>
+          <w:rtl/>
+          <w:cs/>
           <w:lang w:val="ar_AE" w:bidi="ar_AE"/>
         </w:rPr>
         <w:t>صفنيا 2: 14</w:t>
       </w:r>
       <w:r>
         <w:rPr>
-          <w:lang w:val="ar_AE" w:bidi="ar_AE"/>
-        </w:rPr>
-      </w:r>
-    </w:p>
-    <w:p>
-      <w:pPr>
-        <w:bidi/>
-      </w:pPr>
-      <w:r>
-        <w:rPr>
-          <w:lang w:val="ar_AE" w:bidi="ar_AE"/>
-        </w:rPr>
-      </w:r>
-      <w:r>
-        <w:rPr>
+          <w:rtl/>
+          <w:cs/>
+          <w:lang w:val="ar_AE" w:bidi="ar_AE"/>
+        </w:rPr>
+      </w:r>
+    </w:p>
+    <w:p>
+      <w:pPr>
+        <w:bidi/>
+      </w:pPr>
+      <w:r>
+        <w:rPr>
+          <w:rtl/>
+          <w:cs/>
+          <w:lang w:val="ar_AE" w:bidi="ar_AE"/>
+        </w:rPr>
+      </w:r>
+      <w:r>
+        <w:rPr>
+          <w:rtl/>
+          <w:cs/>
           <w:lang w:val="ar_AE" w:bidi="ar_AE"/>
         </w:rPr>
         <w:t>لتوضيح وجهة نظره حول مصير نينوى، يستحضر صفنيا صورًا قوية: كانت الأنقاض ستملأ المداخل التي كان يسير من خلالها الأغنياء والأقوياء في نينوى ذات يوم. وستقطع أصوات البوم المخيفة الصادرة من النوافذ الفارغة وحشة المدينة.</w:t>
       </w:r>
       <w:r>
         <w:rPr>
-          <w:lang w:val="ar_AE" w:bidi="ar_AE"/>
-        </w:rPr>
-      </w:r>
-      <w:r>
-        <w:rPr>
-          <w:lang w:val="ar_AE" w:bidi="ar_AE"/>
-        </w:rPr>
-      </w:r>
-    </w:p>
-    <w:p>
-      <w:pPr>
-        <w:bidi/>
-      </w:pPr>
-      <w:r>
-        <w:rPr>
+          <w:rtl/>
+          <w:cs/>
+          <w:lang w:val="ar_AE" w:bidi="ar_AE"/>
+        </w:rPr>
+      </w:r>
+      <w:r>
+        <w:rPr>
+          <w:rtl/>
+          <w:cs/>
+          <w:lang w:val="ar_AE" w:bidi="ar_AE"/>
+        </w:rPr>
+      </w:r>
+    </w:p>
+    <w:p>
+      <w:pPr>
+        <w:bidi/>
+      </w:pPr>
+      <w:r>
+        <w:rPr>
+          <w:rtl/>
+          <w:cs/>
           <w:lang w:val="ar_AE" w:bidi="ar_AE"/>
         </w:rPr>
       </w:r>
@@ -3359,27 +4175,35 @@
       </w:pPr>
       <w:r>
         <w:rPr>
+          <w:rtl/>
+          <w:cs/>
           <w:lang w:val="ar_AE" w:bidi="ar_AE"/>
         </w:rPr>
         <w:t>صفنيا 2: 15</w:t>
       </w:r>
       <w:r>
         <w:rPr>
-          <w:lang w:val="ar_AE" w:bidi="ar_AE"/>
-        </w:rPr>
-      </w:r>
-    </w:p>
-    <w:p>
-      <w:pPr>
-        <w:bidi/>
-      </w:pPr>
-      <w:r>
-        <w:rPr>
-          <w:lang w:val="ar_AE" w:bidi="ar_AE"/>
-        </w:rPr>
-      </w:r>
-      <w:r>
-        <w:rPr>
+          <w:rtl/>
+          <w:cs/>
+          <w:lang w:val="ar_AE" w:bidi="ar_AE"/>
+        </w:rPr>
+      </w:r>
+    </w:p>
+    <w:p>
+      <w:pPr>
+        <w:bidi/>
+      </w:pPr>
+      <w:r>
+        <w:rPr>
+          <w:rtl/>
+          <w:cs/>
+          <w:lang w:val="ar_AE" w:bidi="ar_AE"/>
+        </w:rPr>
+      </w:r>
+      <w:r>
+        <w:rPr>
+          <w:rtl/>
+          <w:cs/>
           <w:lang w:val="ar_AE" w:bidi="ar_AE"/>
         </w:rPr>
         <w:t xml:space="preserve">صَارَتْ خَرَابًا: كان الهلاك مؤكدًا ولا رجعة فيه (انظر </w:t>
@@ -3387,6 +4211,8 @@
       <w:hyperlink r:id="rId93">
         <w:r>
           <w:rPr>
+            <w:rtl/>
+            <w:cs/>
             <w:lang w:val="ar_AE" w:bidi="ar_AE"/>
           </w:rPr>
           <w:rPr>
@@ -3398,6 +4224,8 @@
       </w:hyperlink>
       <w:r>
         <w:rPr>
+          <w:rtl/>
+          <w:cs/>
           <w:lang w:val="ar_AE" w:bidi="ar_AE"/>
         </w:rPr>
         <w:t xml:space="preserve">؛ </w:t>
@@ -3405,6 +4233,8 @@
       <w:hyperlink r:id="rId94">
         <w:r>
           <w:rPr>
+            <w:rtl/>
+            <w:cs/>
             <w:lang w:val="ar_AE" w:bidi="ar_AE"/>
           </w:rPr>
           <w:rPr>
@@ -3416,6 +4246,8 @@
       </w:hyperlink>
       <w:r>
         <w:rPr>
+          <w:rtl/>
+          <w:cs/>
           <w:lang w:val="ar_AE" w:bidi="ar_AE"/>
         </w:rPr>
         <w:t xml:space="preserve">؛ </w:t>
@@ -3423,6 +4255,8 @@
       <w:hyperlink r:id="rId95">
         <w:r>
           <w:rPr>
+            <w:rtl/>
+            <w:cs/>
             <w:lang w:val="ar_AE" w:bidi="ar_AE"/>
           </w:rPr>
           <w:rPr>
@@ -3434,27 +4268,35 @@
       </w:hyperlink>
       <w:r>
         <w:rPr>
+          <w:rtl/>
+          <w:cs/>
           <w:lang w:val="ar_AE" w:bidi="ar_AE"/>
         </w:rPr>
         <w:t>) إلى درجة أن صفنيا لم يرَ مستقبلًا لأشور أو عاصمتها. لقد كان الدمار الذي لحق بنينوى شديدًا لدرجة أن المؤرخ اليوناني زينوفون مرّ ذات مرة بالقرب من آثارها دون أن يعلم بوجودها هناك. • كُلُّ عَابِرٍ بِهَا يَصْفِرُ … وَيَهُزُّ يَدَهُ: أولئك الذين عانوا تحت إمبراطورية أشور القاسية سيكونون سعداء برؤية زوالها.</w:t>
       </w:r>
       <w:r>
         <w:rPr>
-          <w:lang w:val="ar_AE" w:bidi="ar_AE"/>
-        </w:rPr>
-      </w:r>
-      <w:r>
-        <w:rPr>
-          <w:lang w:val="ar_AE" w:bidi="ar_AE"/>
-        </w:rPr>
-      </w:r>
-    </w:p>
-    <w:p>
-      <w:pPr>
-        <w:bidi/>
-      </w:pPr>
-      <w:r>
-        <w:rPr>
+          <w:rtl/>
+          <w:cs/>
+          <w:lang w:val="ar_AE" w:bidi="ar_AE"/>
+        </w:rPr>
+      </w:r>
+      <w:r>
+        <w:rPr>
+          <w:rtl/>
+          <w:cs/>
+          <w:lang w:val="ar_AE" w:bidi="ar_AE"/>
+        </w:rPr>
+      </w:r>
+    </w:p>
+    <w:p>
+      <w:pPr>
+        <w:bidi/>
+      </w:pPr>
+      <w:r>
+        <w:rPr>
+          <w:rtl/>
+          <w:cs/>
           <w:lang w:val="ar_AE" w:bidi="ar_AE"/>
         </w:rPr>
       </w:r>
@@ -3466,27 +4308,35 @@
       </w:pPr>
       <w:r>
         <w:rPr>
+          <w:rtl/>
+          <w:cs/>
           <w:lang w:val="ar_AE" w:bidi="ar_AE"/>
         </w:rPr>
         <w:t>صفنيا 3: 1</w:t>
       </w:r>
       <w:r>
         <w:rPr>
-          <w:lang w:val="ar_AE" w:bidi="ar_AE"/>
-        </w:rPr>
-      </w:r>
-    </w:p>
-    <w:p>
-      <w:pPr>
-        <w:bidi/>
-      </w:pPr>
-      <w:r>
-        <w:rPr>
-          <w:lang w:val="ar_AE" w:bidi="ar_AE"/>
-        </w:rPr>
-      </w:r>
-      <w:r>
-        <w:rPr>
+          <w:rtl/>
+          <w:cs/>
+          <w:lang w:val="ar_AE" w:bidi="ar_AE"/>
+        </w:rPr>
+      </w:r>
+    </w:p>
+    <w:p>
+      <w:pPr>
+        <w:bidi/>
+      </w:pPr>
+      <w:r>
+        <w:rPr>
+          <w:rtl/>
+          <w:cs/>
+          <w:lang w:val="ar_AE" w:bidi="ar_AE"/>
+        </w:rPr>
+      </w:r>
+      <w:r>
+        <w:rPr>
+          <w:rtl/>
+          <w:cs/>
           <w:lang w:val="ar_AE" w:bidi="ar_AE"/>
         </w:rPr>
         <w:t>لقد ضلت أورشليم المُنَجَّسَة عن دعوتها لتكون مدينة مُقَدَّسة (</w:t>
@@ -3494,6 +4344,8 @@
       <w:hyperlink r:id="rId96">
         <w:r>
           <w:rPr>
+            <w:rtl/>
+            <w:cs/>
             <w:lang w:val="ar_AE" w:bidi="ar_AE"/>
           </w:rPr>
           <w:rPr>
@@ -3505,27 +4357,35 @@
       </w:hyperlink>
       <w:r>
         <w:rPr>
+          <w:rtl/>
+          <w:cs/>
           <w:lang w:val="ar_AE" w:bidi="ar_AE"/>
         </w:rPr>
         <w:t>).</w:t>
       </w:r>
       <w:r>
         <w:rPr>
-          <w:lang w:val="ar_AE" w:bidi="ar_AE"/>
-        </w:rPr>
-      </w:r>
-      <w:r>
-        <w:rPr>
-          <w:lang w:val="ar_AE" w:bidi="ar_AE"/>
-        </w:rPr>
-      </w:r>
-    </w:p>
-    <w:p>
-      <w:pPr>
-        <w:bidi/>
-      </w:pPr>
-      <w:r>
-        <w:rPr>
+          <w:rtl/>
+          <w:cs/>
+          <w:lang w:val="ar_AE" w:bidi="ar_AE"/>
+        </w:rPr>
+      </w:r>
+      <w:r>
+        <w:rPr>
+          <w:rtl/>
+          <w:cs/>
+          <w:lang w:val="ar_AE" w:bidi="ar_AE"/>
+        </w:rPr>
+      </w:r>
+    </w:p>
+    <w:p>
+      <w:pPr>
+        <w:bidi/>
+      </w:pPr>
+      <w:r>
+        <w:rPr>
+          <w:rtl/>
+          <w:cs/>
           <w:lang w:val="ar_AE" w:bidi="ar_AE"/>
         </w:rPr>
       </w:r>
@@ -3537,48 +4397,62 @@
       </w:pPr>
       <w:r>
         <w:rPr>
+          <w:rtl/>
+          <w:cs/>
           <w:lang w:val="ar_AE" w:bidi="ar_AE"/>
         </w:rPr>
         <w:t>صفنيا 3: 1–8</w:t>
       </w:r>
       <w:r>
         <w:rPr>
-          <w:lang w:val="ar_AE" w:bidi="ar_AE"/>
-        </w:rPr>
-      </w:r>
-    </w:p>
-    <w:p>
-      <w:pPr>
-        <w:bidi/>
-      </w:pPr>
-      <w:r>
-        <w:rPr>
-          <w:lang w:val="ar_AE" w:bidi="ar_AE"/>
-        </w:rPr>
-      </w:r>
-      <w:r>
-        <w:rPr>
+          <w:rtl/>
+          <w:cs/>
+          <w:lang w:val="ar_AE" w:bidi="ar_AE"/>
+        </w:rPr>
+      </w:r>
+    </w:p>
+    <w:p>
+      <w:pPr>
+        <w:bidi/>
+      </w:pPr>
+      <w:r>
+        <w:rPr>
+          <w:rtl/>
+          <w:cs/>
+          <w:lang w:val="ar_AE" w:bidi="ar_AE"/>
+        </w:rPr>
+      </w:r>
+      <w:r>
+        <w:rPr>
+          <w:rtl/>
+          <w:cs/>
           <w:lang w:val="ar_AE" w:bidi="ar_AE"/>
         </w:rPr>
         <w:t>يوجه صفنيا رسالة حزن ليهوذا وأورشليم وينصحهم بالانتظار بصبر لنتائج دينونة الله العادلة.</w:t>
       </w:r>
       <w:r>
         <w:rPr>
-          <w:lang w:val="ar_AE" w:bidi="ar_AE"/>
-        </w:rPr>
-      </w:r>
-      <w:r>
-        <w:rPr>
-          <w:lang w:val="ar_AE" w:bidi="ar_AE"/>
-        </w:rPr>
-      </w:r>
-    </w:p>
-    <w:p>
-      <w:pPr>
-        <w:bidi/>
-      </w:pPr>
-      <w:r>
-        <w:rPr>
+          <w:rtl/>
+          <w:cs/>
+          <w:lang w:val="ar_AE" w:bidi="ar_AE"/>
+        </w:rPr>
+      </w:r>
+      <w:r>
+        <w:rPr>
+          <w:rtl/>
+          <w:cs/>
+          <w:lang w:val="ar_AE" w:bidi="ar_AE"/>
+        </w:rPr>
+      </w:r>
+    </w:p>
+    <w:p>
+      <w:pPr>
+        <w:bidi/>
+      </w:pPr>
+      <w:r>
+        <w:rPr>
+          <w:rtl/>
+          <w:cs/>
           <w:lang w:val="ar_AE" w:bidi="ar_AE"/>
         </w:rPr>
       </w:r>
@@ -3590,27 +4464,35 @@
       </w:pPr>
       <w:r>
         <w:rPr>
+          <w:rtl/>
+          <w:cs/>
           <w:lang w:val="ar_AE" w:bidi="ar_AE"/>
         </w:rPr>
         <w:t>صفنيا 3: 3–4</w:t>
       </w:r>
       <w:r>
         <w:rPr>
-          <w:lang w:val="ar_AE" w:bidi="ar_AE"/>
-        </w:rPr>
-      </w:r>
-    </w:p>
-    <w:p>
-      <w:pPr>
-        <w:bidi/>
-      </w:pPr>
-      <w:r>
-        <w:rPr>
-          <w:lang w:val="ar_AE" w:bidi="ar_AE"/>
-        </w:rPr>
-      </w:r>
-      <w:r>
-        <w:rPr>
+          <w:rtl/>
+          <w:cs/>
+          <w:lang w:val="ar_AE" w:bidi="ar_AE"/>
+        </w:rPr>
+      </w:r>
+    </w:p>
+    <w:p>
+      <w:pPr>
+        <w:bidi/>
+      </w:pPr>
+      <w:r>
+        <w:rPr>
+          <w:rtl/>
+          <w:cs/>
+          <w:lang w:val="ar_AE" w:bidi="ar_AE"/>
+        </w:rPr>
+      </w:r>
+      <w:r>
+        <w:rPr>
+          <w:rtl/>
+          <w:cs/>
           <w:lang w:val="ar_AE" w:bidi="ar_AE"/>
         </w:rPr>
         <w:t xml:space="preserve">انظر أيضًا </w:t>
@@ -3618,6 +4500,8 @@
       <w:hyperlink r:id="rId97">
         <w:r>
           <w:rPr>
+            <w:rtl/>
+            <w:cs/>
             <w:lang w:val="ar_AE" w:bidi="ar_AE"/>
           </w:rPr>
           <w:rPr>
@@ -3629,27 +4513,35 @@
       </w:hyperlink>
       <w:r>
         <w:rPr>
+          <w:rtl/>
+          <w:cs/>
           <w:lang w:val="ar_AE" w:bidi="ar_AE"/>
         </w:rPr>
         <w:t>.</w:t>
       </w:r>
       <w:r>
         <w:rPr>
-          <w:lang w:val="ar_AE" w:bidi="ar_AE"/>
-        </w:rPr>
-      </w:r>
-      <w:r>
-        <w:rPr>
-          <w:lang w:val="ar_AE" w:bidi="ar_AE"/>
-        </w:rPr>
-      </w:r>
-    </w:p>
-    <w:p>
-      <w:pPr>
-        <w:bidi/>
-      </w:pPr>
-      <w:r>
-        <w:rPr>
+          <w:rtl/>
+          <w:cs/>
+          <w:lang w:val="ar_AE" w:bidi="ar_AE"/>
+        </w:rPr>
+      </w:r>
+      <w:r>
+        <w:rPr>
+          <w:rtl/>
+          <w:cs/>
+          <w:lang w:val="ar_AE" w:bidi="ar_AE"/>
+        </w:rPr>
+      </w:r>
+    </w:p>
+    <w:p>
+      <w:pPr>
+        <w:bidi/>
+      </w:pPr>
+      <w:r>
+        <w:rPr>
+          <w:rtl/>
+          <w:cs/>
           <w:lang w:val="ar_AE" w:bidi="ar_AE"/>
         </w:rPr>
       </w:r>
@@ -3661,27 +4553,35 @@
       </w:pPr>
       <w:r>
         <w:rPr>
+          <w:rtl/>
+          <w:cs/>
           <w:lang w:val="ar_AE" w:bidi="ar_AE"/>
         </w:rPr>
         <w:t>صفنيا 3: 5</w:t>
       </w:r>
       <w:r>
         <w:rPr>
-          <w:lang w:val="ar_AE" w:bidi="ar_AE"/>
-        </w:rPr>
-      </w:r>
-    </w:p>
-    <w:p>
-      <w:pPr>
-        <w:bidi/>
-      </w:pPr>
-      <w:r>
-        <w:rPr>
-          <w:lang w:val="ar_AE" w:bidi="ar_AE"/>
-        </w:rPr>
-      </w:r>
-      <w:r>
-        <w:rPr>
+          <w:rtl/>
+          <w:cs/>
+          <w:lang w:val="ar_AE" w:bidi="ar_AE"/>
+        </w:rPr>
+      </w:r>
+    </w:p>
+    <w:p>
+      <w:pPr>
+        <w:bidi/>
+      </w:pPr>
+      <w:r>
+        <w:rPr>
+          <w:rtl/>
+          <w:cs/>
+          <w:lang w:val="ar_AE" w:bidi="ar_AE"/>
+        </w:rPr>
+      </w:r>
+      <w:r>
+        <w:rPr>
+          <w:rtl/>
+          <w:cs/>
           <w:lang w:val="ar_AE" w:bidi="ar_AE"/>
         </w:rPr>
         <w:t xml:space="preserve">لاَ يَفْعَلُ ظُلْمًا، على عكس أولئك المذكورين في </w:t>
@@ -3689,6 +4589,8 @@
       <w:hyperlink r:id="rId98">
         <w:r>
           <w:rPr>
+            <w:rtl/>
+            <w:cs/>
             <w:lang w:val="ar_AE" w:bidi="ar_AE"/>
           </w:rPr>
           <w:rPr>
@@ -3700,27 +4602,35 @@
       </w:hyperlink>
       <w:r>
         <w:rPr>
+          <w:rtl/>
+          <w:cs/>
           <w:lang w:val="ar_AE" w:bidi="ar_AE"/>
         </w:rPr>
         <w:t>.</w:t>
       </w:r>
       <w:r>
         <w:rPr>
-          <w:lang w:val="ar_AE" w:bidi="ar_AE"/>
-        </w:rPr>
-      </w:r>
-      <w:r>
-        <w:rPr>
-          <w:lang w:val="ar_AE" w:bidi="ar_AE"/>
-        </w:rPr>
-      </w:r>
-    </w:p>
-    <w:p>
-      <w:pPr>
-        <w:bidi/>
-      </w:pPr>
-      <w:r>
-        <w:rPr>
+          <w:rtl/>
+          <w:cs/>
+          <w:lang w:val="ar_AE" w:bidi="ar_AE"/>
+        </w:rPr>
+      </w:r>
+      <w:r>
+        <w:rPr>
+          <w:rtl/>
+          <w:cs/>
+          <w:lang w:val="ar_AE" w:bidi="ar_AE"/>
+        </w:rPr>
+      </w:r>
+    </w:p>
+    <w:p>
+      <w:pPr>
+        <w:bidi/>
+      </w:pPr>
+      <w:r>
+        <w:rPr>
+          <w:rtl/>
+          <w:cs/>
           <w:lang w:val="ar_AE" w:bidi="ar_AE"/>
         </w:rPr>
       </w:r>
@@ -3732,27 +4642,35 @@
       </w:pPr>
       <w:r>
         <w:rPr>
+          <w:rtl/>
+          <w:cs/>
           <w:lang w:val="ar_AE" w:bidi="ar_AE"/>
         </w:rPr>
         <w:t>صفنيا 3: 7</w:t>
       </w:r>
       <w:r>
         <w:rPr>
-          <w:lang w:val="ar_AE" w:bidi="ar_AE"/>
-        </w:rPr>
-      </w:r>
-    </w:p>
-    <w:p>
-      <w:pPr>
-        <w:bidi/>
-      </w:pPr>
-      <w:r>
-        <w:rPr>
-          <w:lang w:val="ar_AE" w:bidi="ar_AE"/>
-        </w:rPr>
-      </w:r>
-      <w:r>
-        <w:rPr>
+          <w:rtl/>
+          <w:cs/>
+          <w:lang w:val="ar_AE" w:bidi="ar_AE"/>
+        </w:rPr>
+      </w:r>
+    </w:p>
+    <w:p>
+      <w:pPr>
+        <w:bidi/>
+      </w:pPr>
+      <w:r>
+        <w:rPr>
+          <w:rtl/>
+          <w:cs/>
+          <w:lang w:val="ar_AE" w:bidi="ar_AE"/>
+        </w:rPr>
+      </w:r>
+      <w:r>
+        <w:rPr>
+          <w:rtl/>
+          <w:cs/>
           <w:lang w:val="ar_AE" w:bidi="ar_AE"/>
         </w:rPr>
         <w:t xml:space="preserve">لكِنْ بَكَّرُوا: لم يكن بوسع مواطني أورشليم الانتظار حتى يقفزوا من أسرّتهم في الصباح ويرتكبوا المزيد من الأفعال الشريرة (قارن </w:t>
@@ -3760,6 +4678,8 @@
       <w:hyperlink r:id="rId99">
         <w:r>
           <w:rPr>
+            <w:rtl/>
+            <w:cs/>
             <w:lang w:val="ar_AE" w:bidi="ar_AE"/>
           </w:rPr>
           <w:rPr>
@@ -3771,6 +4691,8 @@
       </w:hyperlink>
       <w:r>
         <w:rPr>
+          <w:rtl/>
+          <w:cs/>
           <w:lang w:val="ar_AE" w:bidi="ar_AE"/>
         </w:rPr>
         <w:t>). لقد ابتعدوا عن طرق جدهم إبراهيم، الذي قام مبكرًا ليطيع أمر الله (</w:t>
@@ -3778,6 +4700,8 @@
       <w:hyperlink r:id="rId100">
         <w:r>
           <w:rPr>
+            <w:rtl/>
+            <w:cs/>
             <w:lang w:val="ar_AE" w:bidi="ar_AE"/>
           </w:rPr>
           <w:rPr>
@@ -3789,27 +4713,35 @@
       </w:hyperlink>
       <w:r>
         <w:rPr>
+          <w:rtl/>
+          <w:cs/>
           <w:lang w:val="ar_AE" w:bidi="ar_AE"/>
         </w:rPr>
         <w:t>).</w:t>
       </w:r>
       <w:r>
         <w:rPr>
-          <w:lang w:val="ar_AE" w:bidi="ar_AE"/>
-        </w:rPr>
-      </w:r>
-      <w:r>
-        <w:rPr>
-          <w:lang w:val="ar_AE" w:bidi="ar_AE"/>
-        </w:rPr>
-      </w:r>
-    </w:p>
-    <w:p>
-      <w:pPr>
-        <w:bidi/>
-      </w:pPr>
-      <w:r>
-        <w:rPr>
+          <w:rtl/>
+          <w:cs/>
+          <w:lang w:val="ar_AE" w:bidi="ar_AE"/>
+        </w:rPr>
+      </w:r>
+      <w:r>
+        <w:rPr>
+          <w:rtl/>
+          <w:cs/>
+          <w:lang w:val="ar_AE" w:bidi="ar_AE"/>
+        </w:rPr>
+      </w:r>
+    </w:p>
+    <w:p>
+      <w:pPr>
+        <w:bidi/>
+      </w:pPr>
+      <w:r>
+        <w:rPr>
+          <w:rtl/>
+          <w:cs/>
           <w:lang w:val="ar_AE" w:bidi="ar_AE"/>
         </w:rPr>
       </w:r>
@@ -3821,27 +4753,35 @@
       </w:pPr>
       <w:r>
         <w:rPr>
+          <w:rtl/>
+          <w:cs/>
           <w:lang w:val="ar_AE" w:bidi="ar_AE"/>
         </w:rPr>
         <w:t>صفنيا 3: 8</w:t>
       </w:r>
       <w:r>
         <w:rPr>
-          <w:lang w:val="ar_AE" w:bidi="ar_AE"/>
-        </w:rPr>
-      </w:r>
-    </w:p>
-    <w:p>
-      <w:pPr>
-        <w:bidi/>
-      </w:pPr>
-      <w:r>
-        <w:rPr>
-          <w:lang w:val="ar_AE" w:bidi="ar_AE"/>
-        </w:rPr>
-      </w:r>
-      <w:r>
-        <w:rPr>
+          <w:rtl/>
+          <w:cs/>
+          <w:lang w:val="ar_AE" w:bidi="ar_AE"/>
+        </w:rPr>
+      </w:r>
+    </w:p>
+    <w:p>
+      <w:pPr>
+        <w:bidi/>
+      </w:pPr>
+      <w:r>
+        <w:rPr>
+          <w:rtl/>
+          <w:cs/>
+          <w:lang w:val="ar_AE" w:bidi="ar_AE"/>
+        </w:rPr>
+      </w:r>
+      <w:r>
+        <w:rPr>
+          <w:rtl/>
+          <w:cs/>
           <w:lang w:val="ar_AE" w:bidi="ar_AE"/>
         </w:rPr>
         <w:t xml:space="preserve">لِذلِكَ فَانْتَظِرُونِي: انظر </w:t>
@@ -3849,6 +4789,8 @@
       <w:hyperlink r:id="rId101">
         <w:r>
           <w:rPr>
+            <w:rtl/>
+            <w:cs/>
             <w:lang w:val="ar_AE" w:bidi="ar_AE"/>
           </w:rPr>
           <w:rPr>
@@ -3860,6 +4802,8 @@
       </w:hyperlink>
       <w:r>
         <w:rPr>
+          <w:rtl/>
+          <w:cs/>
           <w:lang w:val="ar_AE" w:bidi="ar_AE"/>
         </w:rPr>
         <w:t xml:space="preserve">. • أَقُومُ … لأَنَّ حُكْمِي: يصوّر النبي مشهدًا في قاعة المحكمة حيث يظهر الله أولاً كشاهد (انظر أيضًا </w:t>
@@ -3867,6 +4811,8 @@
       <w:hyperlink r:id="rId102">
         <w:r>
           <w:rPr>
+            <w:rtl/>
+            <w:cs/>
             <w:lang w:val="ar_AE" w:bidi="ar_AE"/>
           </w:rPr>
           <w:rPr>
@@ -3878,6 +4824,8 @@
       </w:hyperlink>
       <w:r>
         <w:rPr>
+          <w:rtl/>
+          <w:cs/>
           <w:lang w:val="ar_AE" w:bidi="ar_AE"/>
         </w:rPr>
         <w:t xml:space="preserve">؛ </w:t>
@@ -3885,6 +4833,8 @@
       <w:hyperlink r:id="rId103">
         <w:r>
           <w:rPr>
+            <w:rtl/>
+            <w:cs/>
             <w:lang w:val="ar_AE" w:bidi="ar_AE"/>
           </w:rPr>
           <w:rPr>
@@ -3896,6 +4846,8 @@
       </w:hyperlink>
       <w:r>
         <w:rPr>
+          <w:rtl/>
+          <w:cs/>
           <w:lang w:val="ar_AE" w:bidi="ar_AE"/>
         </w:rPr>
         <w:t xml:space="preserve">) نيابة عن نفسه، ثم يترأس كقاضٍ (انظر أيضًا </w:t>
@@ -3903,6 +4855,8 @@
       <w:hyperlink r:id="rId104">
         <w:r>
           <w:rPr>
+            <w:rtl/>
+            <w:cs/>
             <w:lang w:val="ar_AE" w:bidi="ar_AE"/>
           </w:rPr>
           <w:rPr>
@@ -3914,6 +4868,8 @@
       </w:hyperlink>
       <w:r>
         <w:rPr>
+          <w:rtl/>
+          <w:cs/>
           <w:lang w:val="ar_AE" w:bidi="ar_AE"/>
         </w:rPr>
         <w:t xml:space="preserve">؛ </w:t>
@@ -3921,6 +4877,8 @@
       <w:hyperlink r:id="rId105">
         <w:r>
           <w:rPr>
+            <w:rtl/>
+            <w:cs/>
             <w:lang w:val="ar_AE" w:bidi="ar_AE"/>
           </w:rPr>
           <w:rPr>
@@ -3932,6 +4890,8 @@
       </w:hyperlink>
       <w:r>
         <w:rPr>
+          <w:rtl/>
+          <w:cs/>
           <w:lang w:val="ar_AE" w:bidi="ar_AE"/>
         </w:rPr>
         <w:t xml:space="preserve">) ليُصدر حكمه العادل. • نار غيرتي تصف كراهية الرب العادلة للخطية، وكذلك اهتمامه باسمه المُقَدَّس وبخير شعبه (انظر </w:t>
@@ -3939,6 +4899,8 @@
       <w:hyperlink r:id="rId106">
         <w:r>
           <w:rPr>
+            <w:rtl/>
+            <w:cs/>
             <w:lang w:val="ar_AE" w:bidi="ar_AE"/>
           </w:rPr>
           <w:rPr>
@@ -3950,27 +4912,35 @@
       </w:hyperlink>
       <w:r>
         <w:rPr>
+          <w:rtl/>
+          <w:cs/>
           <w:lang w:val="ar_AE" w:bidi="ar_AE"/>
         </w:rPr>
         <w:t>).</w:t>
       </w:r>
       <w:r>
         <w:rPr>
-          <w:lang w:val="ar_AE" w:bidi="ar_AE"/>
-        </w:rPr>
-      </w:r>
-      <w:r>
-        <w:rPr>
-          <w:lang w:val="ar_AE" w:bidi="ar_AE"/>
-        </w:rPr>
-      </w:r>
-    </w:p>
-    <w:p>
-      <w:pPr>
-        <w:bidi/>
-      </w:pPr>
-      <w:r>
-        <w:rPr>
+          <w:rtl/>
+          <w:cs/>
+          <w:lang w:val="ar_AE" w:bidi="ar_AE"/>
+        </w:rPr>
+      </w:r>
+      <w:r>
+        <w:rPr>
+          <w:rtl/>
+          <w:cs/>
+          <w:lang w:val="ar_AE" w:bidi="ar_AE"/>
+        </w:rPr>
+      </w:r>
+    </w:p>
+    <w:p>
+      <w:pPr>
+        <w:bidi/>
+      </w:pPr>
+      <w:r>
+        <w:rPr>
+          <w:rtl/>
+          <w:cs/>
           <w:lang w:val="ar_AE" w:bidi="ar_AE"/>
         </w:rPr>
       </w:r>
@@ -3982,27 +4952,35 @@
       </w:pPr>
       <w:r>
         <w:rPr>
+          <w:rtl/>
+          <w:cs/>
           <w:lang w:val="ar_AE" w:bidi="ar_AE"/>
         </w:rPr>
         <w:t>صفنيا 3: 9</w:t>
       </w:r>
       <w:r>
         <w:rPr>
-          <w:lang w:val="ar_AE" w:bidi="ar_AE"/>
-        </w:rPr>
-      </w:r>
-    </w:p>
-    <w:p>
-      <w:pPr>
-        <w:bidi/>
-      </w:pPr>
-      <w:r>
-        <w:rPr>
-          <w:lang w:val="ar_AE" w:bidi="ar_AE"/>
-        </w:rPr>
-      </w:r>
-      <w:r>
-        <w:rPr>
+          <w:rtl/>
+          <w:cs/>
+          <w:lang w:val="ar_AE" w:bidi="ar_AE"/>
+        </w:rPr>
+      </w:r>
+    </w:p>
+    <w:p>
+      <w:pPr>
+        <w:bidi/>
+      </w:pPr>
+      <w:r>
+        <w:rPr>
+          <w:rtl/>
+          <w:cs/>
+          <w:lang w:val="ar_AE" w:bidi="ar_AE"/>
+        </w:rPr>
+      </w:r>
+      <w:r>
+        <w:rPr>
+          <w:rtl/>
+          <w:cs/>
           <w:lang w:val="ar_AE" w:bidi="ar_AE"/>
         </w:rPr>
         <w:t xml:space="preserve">يريد الله أن تصل البركات الموعودة للبقية الأمينة من </w:t>
@@ -4010,6 +4988,8 @@
       <w:hyperlink r:id="rId107">
         <w:r>
           <w:rPr>
+            <w:rtl/>
+            <w:cs/>
             <w:lang w:val="ar_AE" w:bidi="ar_AE"/>
           </w:rPr>
           <w:rPr>
@@ -4021,6 +5001,8 @@
       </w:hyperlink>
       <w:r>
         <w:rPr>
+          <w:rtl/>
+          <w:cs/>
           <w:lang w:val="ar_AE" w:bidi="ar_AE"/>
         </w:rPr>
         <w:t xml:space="preserve"> إلى الناس من كل أمم العالم. فليس فقط إسرائيل، بل كل الناس سوف يتغيرون، ويطلبون الرب (انظر </w:t>
@@ -4028,6 +5010,8 @@
       <w:hyperlink r:id="rId108">
         <w:r>
           <w:rPr>
+            <w:rtl/>
+            <w:cs/>
             <w:lang w:val="ar_AE" w:bidi="ar_AE"/>
           </w:rPr>
           <w:rPr>
@@ -4039,6 +5023,8 @@
       </w:hyperlink>
       <w:r>
         <w:rPr>
+          <w:rtl/>
+          <w:cs/>
           <w:lang w:val="ar_AE" w:bidi="ar_AE"/>
         </w:rPr>
         <w:t xml:space="preserve">)، ويخدمونه (انظر </w:t>
@@ -4046,6 +5032,8 @@
       <w:hyperlink r:id="rId109">
         <w:r>
           <w:rPr>
+            <w:rtl/>
+            <w:cs/>
             <w:lang w:val="ar_AE" w:bidi="ar_AE"/>
           </w:rPr>
           <w:rPr>
@@ -4057,6 +5045,8 @@
       </w:hyperlink>
       <w:r>
         <w:rPr>
+          <w:rtl/>
+          <w:cs/>
           <w:lang w:val="ar_AE" w:bidi="ar_AE"/>
         </w:rPr>
         <w:t xml:space="preserve">؛ </w:t>
@@ -4064,6 +5054,8 @@
       <w:hyperlink r:id="rId92">
         <w:r>
           <w:rPr>
+            <w:rtl/>
+            <w:cs/>
             <w:lang w:val="ar_AE" w:bidi="ar_AE"/>
           </w:rPr>
           <w:rPr>
@@ -4075,6 +5067,8 @@
       </w:hyperlink>
       <w:r>
         <w:rPr>
+          <w:rtl/>
+          <w:cs/>
           <w:lang w:val="ar_AE" w:bidi="ar_AE"/>
         </w:rPr>
         <w:t>). وقد أدى انتشار البشرى السارة (الإنجيل) إلى جميع الأمم إلى تحقيق هذه الرؤيا (</w:t>
@@ -4082,6 +5076,8 @@
       <w:hyperlink r:id="rId110">
         <w:r>
           <w:rPr>
+            <w:rtl/>
+            <w:cs/>
             <w:lang w:val="ar_AE" w:bidi="ar_AE"/>
           </w:rPr>
           <w:rPr>
@@ -4093,6 +5089,8 @@
       </w:hyperlink>
       <w:r>
         <w:rPr>
+          <w:rtl/>
+          <w:cs/>
           <w:lang w:val="ar_AE" w:bidi="ar_AE"/>
         </w:rPr>
         <w:t xml:space="preserve">؛ </w:t>
@@ -4100,6 +5098,8 @@
       <w:hyperlink r:id="rId111">
         <w:r>
           <w:rPr>
+            <w:rtl/>
+            <w:cs/>
             <w:lang w:val="ar_AE" w:bidi="ar_AE"/>
           </w:rPr>
           <w:rPr>
@@ -4111,27 +5111,35 @@
       </w:hyperlink>
       <w:r>
         <w:rPr>
+          <w:rtl/>
+          <w:cs/>
           <w:lang w:val="ar_AE" w:bidi="ar_AE"/>
         </w:rPr>
         <w:t>).</w:t>
       </w:r>
       <w:r>
         <w:rPr>
-          <w:lang w:val="ar_AE" w:bidi="ar_AE"/>
-        </w:rPr>
-      </w:r>
-      <w:r>
-        <w:rPr>
-          <w:lang w:val="ar_AE" w:bidi="ar_AE"/>
-        </w:rPr>
-      </w:r>
-    </w:p>
-    <w:p>
-      <w:pPr>
-        <w:bidi/>
-      </w:pPr>
-      <w:r>
-        <w:rPr>
+          <w:rtl/>
+          <w:cs/>
+          <w:lang w:val="ar_AE" w:bidi="ar_AE"/>
+        </w:rPr>
+      </w:r>
+      <w:r>
+        <w:rPr>
+          <w:rtl/>
+          <w:cs/>
+          <w:lang w:val="ar_AE" w:bidi="ar_AE"/>
+        </w:rPr>
+      </w:r>
+    </w:p>
+    <w:p>
+      <w:pPr>
+        <w:bidi/>
+      </w:pPr>
+      <w:r>
+        <w:rPr>
+          <w:rtl/>
+          <w:cs/>
           <w:lang w:val="ar_AE" w:bidi="ar_AE"/>
         </w:rPr>
       </w:r>
@@ -4143,27 +5151,35 @@
       </w:pPr>
       <w:r>
         <w:rPr>
+          <w:rtl/>
+          <w:cs/>
           <w:lang w:val="ar_AE" w:bidi="ar_AE"/>
         </w:rPr>
         <w:t>صفنيا 3: 9–13</w:t>
       </w:r>
       <w:r>
         <w:rPr>
-          <w:lang w:val="ar_AE" w:bidi="ar_AE"/>
-        </w:rPr>
-      </w:r>
-    </w:p>
-    <w:p>
-      <w:pPr>
-        <w:bidi/>
-      </w:pPr>
-      <w:r>
-        <w:rPr>
-          <w:lang w:val="ar_AE" w:bidi="ar_AE"/>
-        </w:rPr>
-      </w:r>
-      <w:r>
-        <w:rPr>
+          <w:rtl/>
+          <w:cs/>
+          <w:lang w:val="ar_AE" w:bidi="ar_AE"/>
+        </w:rPr>
+      </w:r>
+    </w:p>
+    <w:p>
+      <w:pPr>
+        <w:bidi/>
+      </w:pPr>
+      <w:r>
+        <w:rPr>
+          <w:rtl/>
+          <w:cs/>
+          <w:lang w:val="ar_AE" w:bidi="ar_AE"/>
+        </w:rPr>
+      </w:r>
+      <w:r>
+        <w:rPr>
+          <w:rtl/>
+          <w:cs/>
           <w:lang w:val="ar_AE" w:bidi="ar_AE"/>
         </w:rPr>
         <w:t>إن المستقبل المجيد الموصوف في هذه الآيات يوفر سببًا إضافيًا لانتظار الرب بصبر (</w:t>
@@ -4171,6 +5187,8 @@
       <w:hyperlink r:id="rId112">
         <w:r>
           <w:rPr>
+            <w:rtl/>
+            <w:cs/>
             <w:lang w:val="ar_AE" w:bidi="ar_AE"/>
           </w:rPr>
           <w:rPr>
@@ -4182,27 +5200,35 @@
       </w:hyperlink>
       <w:r>
         <w:rPr>
+          <w:rtl/>
+          <w:cs/>
           <w:lang w:val="ar_AE" w:bidi="ar_AE"/>
         </w:rPr>
         <w:t>). ومثل الأنبياء الآخرين إشعياء وناحوم وحبقّوق، يستخدم صفنيا الدينونة والرجاء كموضوعين مترابطين (توأمين).</w:t>
       </w:r>
       <w:r>
         <w:rPr>
-          <w:lang w:val="ar_AE" w:bidi="ar_AE"/>
-        </w:rPr>
-      </w:r>
-      <w:r>
-        <w:rPr>
-          <w:lang w:val="ar_AE" w:bidi="ar_AE"/>
-        </w:rPr>
-      </w:r>
-    </w:p>
-    <w:p>
-      <w:pPr>
-        <w:bidi/>
-      </w:pPr>
-      <w:r>
-        <w:rPr>
+          <w:rtl/>
+          <w:cs/>
+          <w:lang w:val="ar_AE" w:bidi="ar_AE"/>
+        </w:rPr>
+      </w:r>
+      <w:r>
+        <w:rPr>
+          <w:rtl/>
+          <w:cs/>
+          <w:lang w:val="ar_AE" w:bidi="ar_AE"/>
+        </w:rPr>
+      </w:r>
+    </w:p>
+    <w:p>
+      <w:pPr>
+        <w:bidi/>
+      </w:pPr>
+      <w:r>
+        <w:rPr>
+          <w:rtl/>
+          <w:cs/>
           <w:lang w:val="ar_AE" w:bidi="ar_AE"/>
         </w:rPr>
       </w:r>
@@ -4214,27 +5240,35 @@
       </w:pPr>
       <w:r>
         <w:rPr>
+          <w:rtl/>
+          <w:cs/>
           <w:lang w:val="ar_AE" w:bidi="ar_AE"/>
         </w:rPr>
         <w:t>صفنيا 3: 9–20</w:t>
       </w:r>
       <w:r>
         <w:rPr>
-          <w:lang w:val="ar_AE" w:bidi="ar_AE"/>
-        </w:rPr>
-      </w:r>
-    </w:p>
-    <w:p>
-      <w:pPr>
-        <w:bidi/>
-      </w:pPr>
-      <w:r>
-        <w:rPr>
-          <w:lang w:val="ar_AE" w:bidi="ar_AE"/>
-        </w:rPr>
-      </w:r>
-      <w:r>
-        <w:rPr>
+          <w:rtl/>
+          <w:cs/>
+          <w:lang w:val="ar_AE" w:bidi="ar_AE"/>
+        </w:rPr>
+      </w:r>
+    </w:p>
+    <w:p>
+      <w:pPr>
+        <w:bidi/>
+      </w:pPr>
+      <w:r>
+        <w:rPr>
+          <w:rtl/>
+          <w:cs/>
+          <w:lang w:val="ar_AE" w:bidi="ar_AE"/>
+        </w:rPr>
+      </w:r>
+      <w:r>
+        <w:rPr>
+          <w:rtl/>
+          <w:cs/>
           <w:lang w:val="ar_AE" w:bidi="ar_AE"/>
         </w:rPr>
         <w:t>يكشف الله عن خططه للبقية المتواضعة والمُطهَّرة من شعبه (</w:t>
@@ -4242,6 +5276,8 @@
       <w:hyperlink r:id="rId107">
         <w:r>
           <w:rPr>
+            <w:rtl/>
+            <w:cs/>
             <w:lang w:val="ar_AE" w:bidi="ar_AE"/>
           </w:rPr>
           <w:rPr>
@@ -4253,6 +5289,8 @@
       </w:hyperlink>
       <w:r>
         <w:rPr>
+          <w:rtl/>
+          <w:cs/>
           <w:lang w:val="ar_AE" w:bidi="ar_AE"/>
         </w:rPr>
         <w:t>) ويشجعهم على الابتهاج بالبركات الوفيرة التي ستأتي من الرب المُنقذ لهم (</w:t>
@@ -4260,6 +5298,8 @@
       <w:hyperlink r:id="rId113">
         <w:r>
           <w:rPr>
+            <w:rtl/>
+            <w:cs/>
             <w:lang w:val="ar_AE" w:bidi="ar_AE"/>
           </w:rPr>
           <w:rPr>
@@ -4271,27 +5311,35 @@
       </w:hyperlink>
       <w:r>
         <w:rPr>
+          <w:rtl/>
+          <w:cs/>
           <w:lang w:val="ar_AE" w:bidi="ar_AE"/>
         </w:rPr>
         <w:t>).</w:t>
       </w:r>
       <w:r>
         <w:rPr>
-          <w:lang w:val="ar_AE" w:bidi="ar_AE"/>
-        </w:rPr>
-      </w:r>
-      <w:r>
-        <w:rPr>
-          <w:lang w:val="ar_AE" w:bidi="ar_AE"/>
-        </w:rPr>
-      </w:r>
-    </w:p>
-    <w:p>
-      <w:pPr>
-        <w:bidi/>
-      </w:pPr>
-      <w:r>
-        <w:rPr>
+          <w:rtl/>
+          <w:cs/>
+          <w:lang w:val="ar_AE" w:bidi="ar_AE"/>
+        </w:rPr>
+      </w:r>
+      <w:r>
+        <w:rPr>
+          <w:rtl/>
+          <w:cs/>
+          <w:lang w:val="ar_AE" w:bidi="ar_AE"/>
+        </w:rPr>
+      </w:r>
+    </w:p>
+    <w:p>
+      <w:pPr>
+        <w:bidi/>
+      </w:pPr>
+      <w:r>
+        <w:rPr>
+          <w:rtl/>
+          <w:cs/>
           <w:lang w:val="ar_AE" w:bidi="ar_AE"/>
         </w:rPr>
       </w:r>
@@ -4303,48 +5351,62 @@
       </w:pPr>
       <w:r>
         <w:rPr>
+          <w:rtl/>
+          <w:cs/>
           <w:lang w:val="ar_AE" w:bidi="ar_AE"/>
         </w:rPr>
         <w:t>صفنيا 3: 10</w:t>
       </w:r>
       <w:r>
         <w:rPr>
-          <w:lang w:val="ar_AE" w:bidi="ar_AE"/>
-        </w:rPr>
-      </w:r>
-    </w:p>
-    <w:p>
-      <w:pPr>
-        <w:bidi/>
-      </w:pPr>
-      <w:r>
-        <w:rPr>
-          <w:lang w:val="ar_AE" w:bidi="ar_AE"/>
-        </w:rPr>
-      </w:r>
-      <w:r>
-        <w:rPr>
+          <w:rtl/>
+          <w:cs/>
+          <w:lang w:val="ar_AE" w:bidi="ar_AE"/>
+        </w:rPr>
+      </w:r>
+    </w:p>
+    <w:p>
+      <w:pPr>
+        <w:bidi/>
+      </w:pPr>
+      <w:r>
+        <w:rPr>
+          <w:rtl/>
+          <w:cs/>
+          <w:lang w:val="ar_AE" w:bidi="ar_AE"/>
+        </w:rPr>
+      </w:r>
+      <w:r>
+        <w:rPr>
+          <w:rtl/>
+          <w:cs/>
           <w:lang w:val="ar_AE" w:bidi="ar_AE"/>
         </w:rPr>
         <w:t>أنهار إثيوبيا (كوش) هي منابع نهر النيل البعيدة. وقد اعتبر العالم القديم أصل النيل لغزًا كبيرًا، لذلك فإن التعبير يتحدث عن أبعد مسافة يمكن الوصول إليها من الأرض.</w:t>
       </w:r>
       <w:r>
         <w:rPr>
-          <w:lang w:val="ar_AE" w:bidi="ar_AE"/>
-        </w:rPr>
-      </w:r>
-      <w:r>
-        <w:rPr>
-          <w:lang w:val="ar_AE" w:bidi="ar_AE"/>
-        </w:rPr>
-      </w:r>
-    </w:p>
-    <w:p>
-      <w:pPr>
-        <w:bidi/>
-      </w:pPr>
-      <w:r>
-        <w:rPr>
+          <w:rtl/>
+          <w:cs/>
+          <w:lang w:val="ar_AE" w:bidi="ar_AE"/>
+        </w:rPr>
+      </w:r>
+      <w:r>
+        <w:rPr>
+          <w:rtl/>
+          <w:cs/>
+          <w:lang w:val="ar_AE" w:bidi="ar_AE"/>
+        </w:rPr>
+      </w:r>
+    </w:p>
+    <w:p>
+      <w:pPr>
+        <w:bidi/>
+      </w:pPr>
+      <w:r>
+        <w:rPr>
+          <w:rtl/>
+          <w:cs/>
           <w:lang w:val="ar_AE" w:bidi="ar_AE"/>
         </w:rPr>
       </w:r>
@@ -4356,27 +5418,35 @@
       </w:pPr>
       <w:r>
         <w:rPr>
+          <w:rtl/>
+          <w:cs/>
           <w:lang w:val="ar_AE" w:bidi="ar_AE"/>
         </w:rPr>
         <w:t>صفنيا 3: 12</w:t>
       </w:r>
       <w:r>
         <w:rPr>
-          <w:lang w:val="ar_AE" w:bidi="ar_AE"/>
-        </w:rPr>
-      </w:r>
-    </w:p>
-    <w:p>
-      <w:pPr>
-        <w:bidi/>
-      </w:pPr>
-      <w:r>
-        <w:rPr>
-          <w:lang w:val="ar_AE" w:bidi="ar_AE"/>
-        </w:rPr>
-      </w:r>
-      <w:r>
-        <w:rPr>
+          <w:rtl/>
+          <w:cs/>
+          <w:lang w:val="ar_AE" w:bidi="ar_AE"/>
+        </w:rPr>
+      </w:r>
+    </w:p>
+    <w:p>
+      <w:pPr>
+        <w:bidi/>
+      </w:pPr>
+      <w:r>
+        <w:rPr>
+          <w:rtl/>
+          <w:cs/>
+          <w:lang w:val="ar_AE" w:bidi="ar_AE"/>
+        </w:rPr>
+      </w:r>
+      <w:r>
+        <w:rPr>
+          <w:rtl/>
+          <w:cs/>
           <w:lang w:val="ar_AE" w:bidi="ar_AE"/>
         </w:rPr>
         <w:t>يُجسِّد يسوع المسيح بشكل مثالي الصفات الأخلاقية المتوقعة من بقية إسرائيل التقية (</w:t>
@@ -4384,6 +5454,8 @@
       <w:hyperlink r:id="rId114">
         <w:r>
           <w:rPr>
+            <w:rtl/>
+            <w:cs/>
             <w:lang w:val="ar_AE" w:bidi="ar_AE"/>
           </w:rPr>
           <w:rPr>
@@ -4395,6 +5467,8 @@
       </w:hyperlink>
       <w:r>
         <w:rPr>
+          <w:rtl/>
+          <w:cs/>
           <w:lang w:val="ar_AE" w:bidi="ar_AE"/>
         </w:rPr>
         <w:t xml:space="preserve">؛ </w:t>
@@ -4402,6 +5476,8 @@
       <w:hyperlink r:id="rId115">
         <w:r>
           <w:rPr>
+            <w:rtl/>
+            <w:cs/>
             <w:lang w:val="ar_AE" w:bidi="ar_AE"/>
           </w:rPr>
           <w:rPr>
@@ -4413,6 +5489,8 @@
       </w:hyperlink>
       <w:r>
         <w:rPr>
+          <w:rtl/>
+          <w:cs/>
           <w:lang w:val="ar_AE" w:bidi="ar_AE"/>
         </w:rPr>
         <w:t xml:space="preserve">، </w:t>
@@ -4420,6 +5498,8 @@
       <w:hyperlink r:id="rId116">
         <w:r>
           <w:rPr>
+            <w:rtl/>
+            <w:cs/>
             <w:lang w:val="ar_AE" w:bidi="ar_AE"/>
           </w:rPr>
           <w:rPr>
@@ -4431,6 +5511,8 @@
       </w:hyperlink>
       <w:r>
         <w:rPr>
+          <w:rtl/>
+          <w:cs/>
           <w:lang w:val="ar_AE" w:bidi="ar_AE"/>
         </w:rPr>
         <w:t xml:space="preserve">؛ </w:t>
@@ -4438,6 +5520,8 @@
       <w:hyperlink r:id="rId117">
         <w:r>
           <w:rPr>
+            <w:rtl/>
+            <w:cs/>
             <w:lang w:val="ar_AE" w:bidi="ar_AE"/>
           </w:rPr>
           <w:rPr>
@@ -4449,6 +5533,8 @@
       </w:hyperlink>
       <w:r>
         <w:rPr>
+          <w:rtl/>
+          <w:cs/>
           <w:lang w:val="ar_AE" w:bidi="ar_AE"/>
         </w:rPr>
         <w:t xml:space="preserve">؛ انظر </w:t>
@@ -4456,6 +5542,8 @@
       <w:hyperlink r:id="rId118">
         <w:r>
           <w:rPr>
+            <w:rtl/>
+            <w:cs/>
             <w:lang w:val="ar_AE" w:bidi="ar_AE"/>
           </w:rPr>
           <w:rPr>
@@ -4467,6 +5555,8 @@
       </w:hyperlink>
       <w:r>
         <w:rPr>
+          <w:rtl/>
+          <w:cs/>
           <w:lang w:val="ar_AE" w:bidi="ar_AE"/>
         </w:rPr>
         <w:t xml:space="preserve">؛ </w:t>
@@ -4474,6 +5564,8 @@
       <w:hyperlink r:id="rId119">
         <w:r>
           <w:rPr>
+            <w:rtl/>
+            <w:cs/>
             <w:lang w:val="ar_AE" w:bidi="ar_AE"/>
           </w:rPr>
           <w:rPr>
@@ -4485,6 +5577,8 @@
       </w:hyperlink>
       <w:r>
         <w:rPr>
+          <w:rtl/>
+          <w:cs/>
           <w:lang w:val="ar_AE" w:bidi="ar_AE"/>
         </w:rPr>
         <w:t xml:space="preserve">؛ </w:t>
@@ -4492,6 +5586,8 @@
       <w:hyperlink r:id="rId120">
         <w:r>
           <w:rPr>
+            <w:rtl/>
+            <w:cs/>
             <w:lang w:val="ar_AE" w:bidi="ar_AE"/>
           </w:rPr>
           <w:rPr>
@@ -4503,6 +5599,8 @@
       </w:hyperlink>
       <w:r>
         <w:rPr>
+          <w:rtl/>
+          <w:cs/>
           <w:lang w:val="ar_AE" w:bidi="ar_AE"/>
         </w:rPr>
         <w:t xml:space="preserve">؛ </w:t>
@@ -4510,6 +5608,8 @@
       <w:hyperlink r:id="rId121">
         <w:r>
           <w:rPr>
+            <w:rtl/>
+            <w:cs/>
             <w:lang w:val="ar_AE" w:bidi="ar_AE"/>
           </w:rPr>
           <w:rPr>
@@ -4521,27 +5621,35 @@
       </w:hyperlink>
       <w:r>
         <w:rPr>
+          <w:rtl/>
+          <w:cs/>
           <w:lang w:val="ar_AE" w:bidi="ar_AE"/>
         </w:rPr>
         <w:t>).</w:t>
       </w:r>
       <w:r>
         <w:rPr>
-          <w:lang w:val="ar_AE" w:bidi="ar_AE"/>
-        </w:rPr>
-      </w:r>
-      <w:r>
-        <w:rPr>
-          <w:lang w:val="ar_AE" w:bidi="ar_AE"/>
-        </w:rPr>
-      </w:r>
-    </w:p>
-    <w:p>
-      <w:pPr>
-        <w:bidi/>
-      </w:pPr>
-      <w:r>
-        <w:rPr>
+          <w:rtl/>
+          <w:cs/>
+          <w:lang w:val="ar_AE" w:bidi="ar_AE"/>
+        </w:rPr>
+      </w:r>
+      <w:r>
+        <w:rPr>
+          <w:rtl/>
+          <w:cs/>
+          <w:lang w:val="ar_AE" w:bidi="ar_AE"/>
+        </w:rPr>
+      </w:r>
+    </w:p>
+    <w:p>
+      <w:pPr>
+        <w:bidi/>
+      </w:pPr>
+      <w:r>
+        <w:rPr>
+          <w:rtl/>
+          <w:cs/>
           <w:lang w:val="ar_AE" w:bidi="ar_AE"/>
         </w:rPr>
       </w:r>
@@ -4553,48 +5661,62 @@
       </w:pPr>
       <w:r>
         <w:rPr>
+          <w:rtl/>
+          <w:cs/>
           <w:lang w:val="ar_AE" w:bidi="ar_AE"/>
         </w:rPr>
         <w:t>صفنيا 3: 14</w:t>
       </w:r>
       <w:r>
         <w:rPr>
-          <w:lang w:val="ar_AE" w:bidi="ar_AE"/>
-        </w:rPr>
-      </w:r>
-    </w:p>
-    <w:p>
-      <w:pPr>
-        <w:bidi/>
-      </w:pPr>
-      <w:r>
-        <w:rPr>
-          <w:lang w:val="ar_AE" w:bidi="ar_AE"/>
-        </w:rPr>
-      </w:r>
-      <w:r>
-        <w:rPr>
+          <w:rtl/>
+          <w:cs/>
+          <w:lang w:val="ar_AE" w:bidi="ar_AE"/>
+        </w:rPr>
+      </w:r>
+    </w:p>
+    <w:p>
+      <w:pPr>
+        <w:bidi/>
+      </w:pPr>
+      <w:r>
+        <w:rPr>
+          <w:rtl/>
+          <w:cs/>
+          <w:lang w:val="ar_AE" w:bidi="ar_AE"/>
+        </w:rPr>
+      </w:r>
+      <w:r>
+        <w:rPr>
+          <w:rtl/>
+          <w:cs/>
           <w:lang w:val="ar_AE" w:bidi="ar_AE"/>
         </w:rPr>
         <w:t>تَرَنَّمِي … اهْتُفْ … افْرَحِي وَابْتَهِجِي: التأثير التراكمي لهذه الأوامر يؤكد أن شعب الله سيختبر يومًا ما فرحًا لا مثيل له.</w:t>
       </w:r>
       <w:r>
         <w:rPr>
-          <w:lang w:val="ar_AE" w:bidi="ar_AE"/>
-        </w:rPr>
-      </w:r>
-      <w:r>
-        <w:rPr>
-          <w:lang w:val="ar_AE" w:bidi="ar_AE"/>
-        </w:rPr>
-      </w:r>
-    </w:p>
-    <w:p>
-      <w:pPr>
-        <w:bidi/>
-      </w:pPr>
-      <w:r>
-        <w:rPr>
+          <w:rtl/>
+          <w:cs/>
+          <w:lang w:val="ar_AE" w:bidi="ar_AE"/>
+        </w:rPr>
+      </w:r>
+      <w:r>
+        <w:rPr>
+          <w:rtl/>
+          <w:cs/>
+          <w:lang w:val="ar_AE" w:bidi="ar_AE"/>
+        </w:rPr>
+      </w:r>
+    </w:p>
+    <w:p>
+      <w:pPr>
+        <w:bidi/>
+      </w:pPr>
+      <w:r>
+        <w:rPr>
+          <w:rtl/>
+          <w:cs/>
           <w:lang w:val="ar_AE" w:bidi="ar_AE"/>
         </w:rPr>
       </w:r>
@@ -4606,27 +5728,35 @@
       </w:pPr>
       <w:r>
         <w:rPr>
+          <w:rtl/>
+          <w:cs/>
           <w:lang w:val="ar_AE" w:bidi="ar_AE"/>
         </w:rPr>
         <w:t>صفنيا 3: 15</w:t>
       </w:r>
       <w:r>
         <w:rPr>
-          <w:lang w:val="ar_AE" w:bidi="ar_AE"/>
-        </w:rPr>
-      </w:r>
-    </w:p>
-    <w:p>
-      <w:pPr>
-        <w:bidi/>
-      </w:pPr>
-      <w:r>
-        <w:rPr>
-          <w:lang w:val="ar_AE" w:bidi="ar_AE"/>
-        </w:rPr>
-      </w:r>
-      <w:r>
-        <w:rPr>
+          <w:rtl/>
+          <w:cs/>
+          <w:lang w:val="ar_AE" w:bidi="ar_AE"/>
+        </w:rPr>
+      </w:r>
+    </w:p>
+    <w:p>
+      <w:pPr>
+        <w:bidi/>
+      </w:pPr>
+      <w:r>
+        <w:rPr>
+          <w:rtl/>
+          <w:cs/>
+          <w:lang w:val="ar_AE" w:bidi="ar_AE"/>
+        </w:rPr>
+      </w:r>
+      <w:r>
+        <w:rPr>
+          <w:rtl/>
+          <w:cs/>
           <w:lang w:val="ar_AE" w:bidi="ar_AE"/>
         </w:rPr>
         <w:t>كان الرب دائمًا هو الملك الحقيقي لإسرائيل (</w:t>
@@ -4634,6 +5764,8 @@
       <w:hyperlink r:id="rId122">
         <w:r>
           <w:rPr>
+            <w:rtl/>
+            <w:cs/>
             <w:lang w:val="ar_AE" w:bidi="ar_AE"/>
           </w:rPr>
           <w:rPr>
@@ -4645,6 +5777,8 @@
       </w:hyperlink>
       <w:r>
         <w:rPr>
+          <w:rtl/>
+          <w:cs/>
           <w:lang w:val="ar_AE" w:bidi="ar_AE"/>
         </w:rPr>
         <w:t xml:space="preserve">؛ </w:t>
@@ -4652,6 +5786,8 @@
       <w:hyperlink r:id="rId123">
         <w:r>
           <w:rPr>
+            <w:rtl/>
+            <w:cs/>
             <w:lang w:val="ar_AE" w:bidi="ar_AE"/>
           </w:rPr>
           <w:rPr>
@@ -4663,6 +5799,8 @@
       </w:hyperlink>
       <w:r>
         <w:rPr>
+          <w:rtl/>
+          <w:cs/>
           <w:lang w:val="ar_AE" w:bidi="ar_AE"/>
         </w:rPr>
         <w:t xml:space="preserve">؛ </w:t>
@@ -4670,6 +5808,8 @@
       <w:hyperlink r:id="rId124">
         <w:r>
           <w:rPr>
+            <w:rtl/>
+            <w:cs/>
             <w:lang w:val="ar_AE" w:bidi="ar_AE"/>
           </w:rPr>
           <w:rPr>
@@ -4681,6 +5821,8 @@
       </w:hyperlink>
       <w:r>
         <w:rPr>
+          <w:rtl/>
+          <w:cs/>
           <w:lang w:val="ar_AE" w:bidi="ar_AE"/>
         </w:rPr>
         <w:t xml:space="preserve">). • سيعيش فِي وَسَطِكِ: انظر أيضًا </w:t>
@@ -4688,6 +5830,8 @@
       <w:hyperlink r:id="rId125">
         <w:r>
           <w:rPr>
+            <w:rtl/>
+            <w:cs/>
             <w:lang w:val="ar_AE" w:bidi="ar_AE"/>
           </w:rPr>
           <w:rPr>
@@ -4699,6 +5843,8 @@
       </w:hyperlink>
       <w:r>
         <w:rPr>
+          <w:rtl/>
+          <w:cs/>
           <w:lang w:val="ar_AE" w:bidi="ar_AE"/>
         </w:rPr>
         <w:t xml:space="preserve">؛ </w:t>
@@ -4706,6 +5852,8 @@
       <w:hyperlink r:id="rId126">
         <w:r>
           <w:rPr>
+            <w:rtl/>
+            <w:cs/>
             <w:lang w:val="ar_AE" w:bidi="ar_AE"/>
           </w:rPr>
           <w:rPr>
@@ -4717,6 +5865,8 @@
       </w:hyperlink>
       <w:r>
         <w:rPr>
+          <w:rtl/>
+          <w:cs/>
           <w:lang w:val="ar_AE" w:bidi="ar_AE"/>
         </w:rPr>
         <w:t xml:space="preserve">؛ </w:t>
@@ -4724,6 +5874,8 @@
       <w:hyperlink r:id="rId127">
         <w:r>
           <w:rPr>
+            <w:rtl/>
+            <w:cs/>
             <w:lang w:val="ar_AE" w:bidi="ar_AE"/>
           </w:rPr>
           <w:rPr>
@@ -4735,6 +5887,8 @@
       </w:hyperlink>
       <w:r>
         <w:rPr>
+          <w:rtl/>
+          <w:cs/>
           <w:lang w:val="ar_AE" w:bidi="ar_AE"/>
         </w:rPr>
         <w:t xml:space="preserve">؛ </w:t>
@@ -4742,6 +5896,8 @@
       <w:hyperlink r:id="rId128">
         <w:r>
           <w:rPr>
+            <w:rtl/>
+            <w:cs/>
             <w:lang w:val="ar_AE" w:bidi="ar_AE"/>
           </w:rPr>
           <w:rPr>
@@ -4753,6 +5909,8 @@
       </w:hyperlink>
       <w:r>
         <w:rPr>
+          <w:rtl/>
+          <w:cs/>
           <w:lang w:val="ar_AE" w:bidi="ar_AE"/>
         </w:rPr>
         <w:t xml:space="preserve">؛ </w:t>
@@ -4760,6 +5918,8 @@
       <w:hyperlink r:id="rId129">
         <w:r>
           <w:rPr>
+            <w:rtl/>
+            <w:cs/>
             <w:lang w:val="ar_AE" w:bidi="ar_AE"/>
           </w:rPr>
           <w:rPr>
@@ -4771,6 +5931,8 @@
       </w:hyperlink>
       <w:r>
         <w:rPr>
+          <w:rtl/>
+          <w:cs/>
           <w:lang w:val="ar_AE" w:bidi="ar_AE"/>
         </w:rPr>
         <w:t xml:space="preserve">، </w:t>
@@ -4778,6 +5940,8 @@
       <w:hyperlink r:id="rId130">
         <w:r>
           <w:rPr>
+            <w:rtl/>
+            <w:cs/>
             <w:lang w:val="ar_AE" w:bidi="ar_AE"/>
           </w:rPr>
           <w:rPr>
@@ -4789,27 +5953,35 @@
       </w:hyperlink>
       <w:r>
         <w:rPr>
+          <w:rtl/>
+          <w:cs/>
           <w:lang w:val="ar_AE" w:bidi="ar_AE"/>
         </w:rPr>
         <w:t>.</w:t>
       </w:r>
       <w:r>
         <w:rPr>
-          <w:lang w:val="ar_AE" w:bidi="ar_AE"/>
-        </w:rPr>
-      </w:r>
-      <w:r>
-        <w:rPr>
-          <w:lang w:val="ar_AE" w:bidi="ar_AE"/>
-        </w:rPr>
-      </w:r>
-    </w:p>
-    <w:p>
-      <w:pPr>
-        <w:bidi/>
-      </w:pPr>
-      <w:r>
-        <w:rPr>
+          <w:rtl/>
+          <w:cs/>
+          <w:lang w:val="ar_AE" w:bidi="ar_AE"/>
+        </w:rPr>
+      </w:r>
+      <w:r>
+        <w:rPr>
+          <w:rtl/>
+          <w:cs/>
+          <w:lang w:val="ar_AE" w:bidi="ar_AE"/>
+        </w:rPr>
+      </w:r>
+    </w:p>
+    <w:p>
+      <w:pPr>
+        <w:bidi/>
+      </w:pPr>
+      <w:r>
+        <w:rPr>
+          <w:rtl/>
+          <w:cs/>
           <w:lang w:val="ar_AE" w:bidi="ar_AE"/>
         </w:rPr>
       </w:r>
@@ -4821,27 +5993,35 @@
       </w:pPr>
       <w:r>
         <w:rPr>
+          <w:rtl/>
+          <w:cs/>
           <w:lang w:val="ar_AE" w:bidi="ar_AE"/>
         </w:rPr>
         <w:t>صفنيا 3: 17</w:t>
       </w:r>
       <w:r>
         <w:rPr>
-          <w:lang w:val="ar_AE" w:bidi="ar_AE"/>
-        </w:rPr>
-      </w:r>
-    </w:p>
-    <w:p>
-      <w:pPr>
-        <w:bidi/>
-      </w:pPr>
-      <w:r>
-        <w:rPr>
-          <w:lang w:val="ar_AE" w:bidi="ar_AE"/>
-        </w:rPr>
-      </w:r>
-      <w:r>
-        <w:rPr>
+          <w:rtl/>
+          <w:cs/>
+          <w:lang w:val="ar_AE" w:bidi="ar_AE"/>
+        </w:rPr>
+      </w:r>
+    </w:p>
+    <w:p>
+      <w:pPr>
+        <w:bidi/>
+      </w:pPr>
+      <w:r>
+        <w:rPr>
+          <w:rtl/>
+          <w:cs/>
+          <w:lang w:val="ar_AE" w:bidi="ar_AE"/>
+        </w:rPr>
+      </w:r>
+      <w:r>
+        <w:rPr>
+          <w:rtl/>
+          <w:cs/>
           <w:lang w:val="ar_AE" w:bidi="ar_AE"/>
         </w:rPr>
         <w:t xml:space="preserve">جَبَّارٌ يُخَلِّصُ: كان الله المحارب الإلهي والفادي لإسرائيل (انظر </w:t>
@@ -4849,6 +6029,8 @@
       <w:hyperlink r:id="rId131">
         <w:r>
           <w:rPr>
+            <w:rtl/>
+            <w:cs/>
             <w:lang w:val="ar_AE" w:bidi="ar_AE"/>
           </w:rPr>
           <w:rPr>
@@ -4860,6 +6042,8 @@
       </w:hyperlink>
       <w:r>
         <w:rPr>
+          <w:rtl/>
+          <w:cs/>
           <w:lang w:val="ar_AE" w:bidi="ar_AE"/>
         </w:rPr>
         <w:t xml:space="preserve">؛ </w:t>
@@ -4867,6 +6051,8 @@
       <w:hyperlink r:id="rId132">
         <w:r>
           <w:rPr>
+            <w:rtl/>
+            <w:cs/>
             <w:lang w:val="ar_AE" w:bidi="ar_AE"/>
           </w:rPr>
           <w:rPr>
@@ -4878,6 +6064,8 @@
       </w:hyperlink>
       <w:r>
         <w:rPr>
+          <w:rtl/>
+          <w:cs/>
           <w:lang w:val="ar_AE" w:bidi="ar_AE"/>
         </w:rPr>
         <w:t xml:space="preserve">؛ </w:t>
@@ -4885,6 +6073,8 @@
       <w:hyperlink r:id="rId133">
         <w:r>
           <w:rPr>
+            <w:rtl/>
+            <w:cs/>
             <w:lang w:val="ar_AE" w:bidi="ar_AE"/>
           </w:rPr>
           <w:rPr>
@@ -4896,6 +6086,8 @@
       </w:hyperlink>
       <w:r>
         <w:rPr>
+          <w:rtl/>
+          <w:cs/>
           <w:lang w:val="ar_AE" w:bidi="ar_AE"/>
         </w:rPr>
         <w:t>). إحدى ألقاب الله هي "الله القدير" (</w:t>
@@ -4903,6 +6095,8 @@
       <w:hyperlink r:id="rId134">
         <w:r>
           <w:rPr>
+            <w:rtl/>
+            <w:cs/>
             <w:lang w:val="ar_AE" w:bidi="ar_AE"/>
           </w:rPr>
           <w:rPr>
@@ -4914,6 +6108,8 @@
       </w:hyperlink>
       <w:r>
         <w:rPr>
+          <w:rtl/>
+          <w:cs/>
           <w:lang w:val="ar_AE" w:bidi="ar_AE"/>
         </w:rPr>
         <w:t>). وينطبق هذا اللقب أيضًا على المسيّا (</w:t>
@@ -4921,6 +6117,8 @@
       <w:hyperlink r:id="rId135">
         <w:r>
           <w:rPr>
+            <w:rtl/>
+            <w:cs/>
             <w:lang w:val="ar_AE" w:bidi="ar_AE"/>
           </w:rPr>
           <w:rPr>
@@ -4932,6 +6130,8 @@
       </w:hyperlink>
       <w:r>
         <w:rPr>
+          <w:rtl/>
+          <w:cs/>
           <w:lang w:val="ar_AE" w:bidi="ar_AE"/>
         </w:rPr>
         <w:t>). • يَبْتَهِجُ بِكِ فَرَحًا: لن تفرح أورشليم وكل إسرائيل فقط بالله (</w:t>
@@ -4939,6 +6139,8 @@
       <w:hyperlink r:id="rId136">
         <w:r>
           <w:rPr>
+            <w:rtl/>
+            <w:cs/>
             <w:lang w:val="ar_AE" w:bidi="ar_AE"/>
           </w:rPr>
           <w:rPr>
@@ -4950,6 +6152,8 @@
       </w:hyperlink>
       <w:r>
         <w:rPr>
+          <w:rtl/>
+          <w:cs/>
           <w:lang w:val="ar_AE" w:bidi="ar_AE"/>
         </w:rPr>
         <w:t xml:space="preserve">) بل سيفرح الله أيضًا بهم كشعب طاهر وأمين (انظر </w:t>
@@ -4957,6 +6161,8 @@
       <w:hyperlink r:id="rId137">
         <w:r>
           <w:rPr>
+            <w:rtl/>
+            <w:cs/>
             <w:lang w:val="ar_AE" w:bidi="ar_AE"/>
           </w:rPr>
           <w:rPr>
@@ -4968,27 +6174,35 @@
       </w:hyperlink>
       <w:r>
         <w:rPr>
+          <w:rtl/>
+          <w:cs/>
           <w:lang w:val="ar_AE" w:bidi="ar_AE"/>
         </w:rPr>
         <w:t>).</w:t>
       </w:r>
       <w:r>
         <w:rPr>
-          <w:lang w:val="ar_AE" w:bidi="ar_AE"/>
-        </w:rPr>
-      </w:r>
-      <w:r>
-        <w:rPr>
-          <w:lang w:val="ar_AE" w:bidi="ar_AE"/>
-        </w:rPr>
-      </w:r>
-    </w:p>
-    <w:p>
-      <w:pPr>
-        <w:bidi/>
-      </w:pPr>
-      <w:r>
-        <w:rPr>
+          <w:rtl/>
+          <w:cs/>
+          <w:lang w:val="ar_AE" w:bidi="ar_AE"/>
+        </w:rPr>
+      </w:r>
+      <w:r>
+        <w:rPr>
+          <w:rtl/>
+          <w:cs/>
+          <w:lang w:val="ar_AE" w:bidi="ar_AE"/>
+        </w:rPr>
+      </w:r>
+    </w:p>
+    <w:p>
+      <w:pPr>
+        <w:bidi/>
+      </w:pPr>
+      <w:r>
+        <w:rPr>
+          <w:rtl/>
+          <w:cs/>
           <w:lang w:val="ar_AE" w:bidi="ar_AE"/>
         </w:rPr>
       </w:r>
@@ -5000,27 +6214,35 @@
       </w:pPr>
       <w:r>
         <w:rPr>
+          <w:rtl/>
+          <w:cs/>
           <w:lang w:val="ar_AE" w:bidi="ar_AE"/>
         </w:rPr>
         <w:t>صفنيا 3: 18</w:t>
       </w:r>
       <w:r>
         <w:rPr>
-          <w:lang w:val="ar_AE" w:bidi="ar_AE"/>
-        </w:rPr>
-      </w:r>
-    </w:p>
-    <w:p>
-      <w:pPr>
-        <w:bidi/>
-      </w:pPr>
-      <w:r>
-        <w:rPr>
-          <w:lang w:val="ar_AE" w:bidi="ar_AE"/>
-        </w:rPr>
-      </w:r>
-      <w:r>
-        <w:rPr>
+          <w:rtl/>
+          <w:cs/>
+          <w:lang w:val="ar_AE" w:bidi="ar_AE"/>
+        </w:rPr>
+      </w:r>
+    </w:p>
+    <w:p>
+      <w:pPr>
+        <w:bidi/>
+      </w:pPr>
+      <w:r>
+        <w:rPr>
+          <w:rtl/>
+          <w:cs/>
+          <w:lang w:val="ar_AE" w:bidi="ar_AE"/>
+        </w:rPr>
+      </w:r>
+      <w:r>
+        <w:rPr>
+          <w:rtl/>
+          <w:cs/>
           <w:lang w:val="ar_AE" w:bidi="ar_AE"/>
         </w:rPr>
         <w:t>أَجْمَعُ الْمَحْزُونِينَ … حَامِلِينَ عَلَيْهَا الْعَارَ: يتناقض تأكيد الرب بشكل واضح مع التصريحات في بداية السفر، عندما هدد الله بجمع الأمم لاجتياح شعب يهوذا وإزالته من على وجه الأرض (</w:t>
@@ -5028,6 +6250,8 @@
       <w:hyperlink r:id="rId138">
         <w:r>
           <w:rPr>
+            <w:rtl/>
+            <w:cs/>
             <w:lang w:val="ar_AE" w:bidi="ar_AE"/>
           </w:rPr>
           <w:rPr>
@@ -5039,27 +6263,35 @@
       </w:hyperlink>
       <w:r>
         <w:rPr>
+          <w:rtl/>
+          <w:cs/>
           <w:lang w:val="ar_AE" w:bidi="ar_AE"/>
         </w:rPr>
         <w:t>). وهو يعد الآن بجمع أولئك الذين طُردوا من أورشليم وإعادتهم إلى وطنهم بأمان.</w:t>
       </w:r>
       <w:r>
         <w:rPr>
-          <w:lang w:val="ar_AE" w:bidi="ar_AE"/>
-        </w:rPr>
-      </w:r>
-      <w:r>
-        <w:rPr>
-          <w:lang w:val="ar_AE" w:bidi="ar_AE"/>
-        </w:rPr>
-      </w:r>
-    </w:p>
-    <w:p>
-      <w:pPr>
-        <w:bidi/>
-      </w:pPr>
-      <w:r>
-        <w:rPr>
+          <w:rtl/>
+          <w:cs/>
+          <w:lang w:val="ar_AE" w:bidi="ar_AE"/>
+        </w:rPr>
+      </w:r>
+      <w:r>
+        <w:rPr>
+          <w:rtl/>
+          <w:cs/>
+          <w:lang w:val="ar_AE" w:bidi="ar_AE"/>
+        </w:rPr>
+      </w:r>
+    </w:p>
+    <w:p>
+      <w:pPr>
+        <w:bidi/>
+      </w:pPr>
+      <w:r>
+        <w:rPr>
+          <w:rtl/>
+          <w:cs/>
           <w:lang w:val="ar_AE" w:bidi="ar_AE"/>
         </w:rPr>
       </w:r>
@@ -5071,48 +6303,62 @@
       </w:pPr>
       <w:r>
         <w:rPr>
+          <w:rtl/>
+          <w:cs/>
           <w:lang w:val="ar_AE" w:bidi="ar_AE"/>
         </w:rPr>
         <w:t>صفنيا 3: 18–20</w:t>
       </w:r>
       <w:r>
         <w:rPr>
-          <w:lang w:val="ar_AE" w:bidi="ar_AE"/>
-        </w:rPr>
-      </w:r>
-    </w:p>
-    <w:p>
-      <w:pPr>
-        <w:bidi/>
-      </w:pPr>
-      <w:r>
-        <w:rPr>
-          <w:lang w:val="ar_AE" w:bidi="ar_AE"/>
-        </w:rPr>
-      </w:r>
-      <w:r>
-        <w:rPr>
+          <w:rtl/>
+          <w:cs/>
+          <w:lang w:val="ar_AE" w:bidi="ar_AE"/>
+        </w:rPr>
+      </w:r>
+    </w:p>
+    <w:p>
+      <w:pPr>
+        <w:bidi/>
+      </w:pPr>
+      <w:r>
+        <w:rPr>
+          <w:rtl/>
+          <w:cs/>
+          <w:lang w:val="ar_AE" w:bidi="ar_AE"/>
+        </w:rPr>
+      </w:r>
+      <w:r>
+        <w:rPr>
+          <w:rtl/>
+          <w:cs/>
           <w:lang w:val="ar_AE" w:bidi="ar_AE"/>
         </w:rPr>
         <w:t>يؤكد التكرار لاستخدام صيغة "سأفعل" في هذه الآيات على تعزيز تأكيدات الله لشعبه.</w:t>
       </w:r>
       <w:r>
         <w:rPr>
-          <w:lang w:val="ar_AE" w:bidi="ar_AE"/>
-        </w:rPr>
-      </w:r>
-      <w:r>
-        <w:rPr>
-          <w:lang w:val="ar_AE" w:bidi="ar_AE"/>
-        </w:rPr>
-      </w:r>
-    </w:p>
-    <w:p>
-      <w:pPr>
-        <w:bidi/>
-      </w:pPr>
-      <w:r>
-        <w:rPr>
+          <w:rtl/>
+          <w:cs/>
+          <w:lang w:val="ar_AE" w:bidi="ar_AE"/>
+        </w:rPr>
+      </w:r>
+      <w:r>
+        <w:rPr>
+          <w:rtl/>
+          <w:cs/>
+          <w:lang w:val="ar_AE" w:bidi="ar_AE"/>
+        </w:rPr>
+      </w:r>
+    </w:p>
+    <w:p>
+      <w:pPr>
+        <w:bidi/>
+      </w:pPr>
+      <w:r>
+        <w:rPr>
+          <w:rtl/>
+          <w:cs/>
           <w:lang w:val="ar_AE" w:bidi="ar_AE"/>
         </w:rPr>
       </w:r>
@@ -5124,27 +6370,35 @@
       </w:pPr>
       <w:r>
         <w:rPr>
+          <w:rtl/>
+          <w:cs/>
           <w:lang w:val="ar_AE" w:bidi="ar_AE"/>
         </w:rPr>
         <w:t>صفنيا 3: 19</w:t>
       </w:r>
       <w:r>
         <w:rPr>
-          <w:lang w:val="ar_AE" w:bidi="ar_AE"/>
-        </w:rPr>
-      </w:r>
-    </w:p>
-    <w:p>
-      <w:pPr>
-        <w:bidi/>
-      </w:pPr>
-      <w:r>
-        <w:rPr>
-          <w:lang w:val="ar_AE" w:bidi="ar_AE"/>
-        </w:rPr>
-      </w:r>
-      <w:r>
-        <w:rPr>
+          <w:rtl/>
+          <w:cs/>
+          <w:lang w:val="ar_AE" w:bidi="ar_AE"/>
+        </w:rPr>
+      </w:r>
+    </w:p>
+    <w:p>
+      <w:pPr>
+        <w:bidi/>
+      </w:pPr>
+      <w:r>
+        <w:rPr>
+          <w:rtl/>
+          <w:cs/>
+          <w:lang w:val="ar_AE" w:bidi="ar_AE"/>
+        </w:rPr>
+      </w:r>
+      <w:r>
+        <w:rPr>
+          <w:rtl/>
+          <w:cs/>
           <w:lang w:val="ar_AE" w:bidi="ar_AE"/>
         </w:rPr>
         <w:t xml:space="preserve">سيحوّل الله عار شعبه السابق إلى مجدٍ واسم معروف (انظر </w:t>
@@ -5152,6 +6406,8 @@
       <w:hyperlink r:id="rId139">
         <w:r>
           <w:rPr>
+            <w:rtl/>
+            <w:cs/>
             <w:lang w:val="ar_AE" w:bidi="ar_AE"/>
           </w:rPr>
           <w:rPr>
@@ -5163,6 +6419,8 @@
       </w:hyperlink>
       <w:r>
         <w:rPr>
+          <w:rtl/>
+          <w:cs/>
           <w:lang w:val="ar_AE" w:bidi="ar_AE"/>
         </w:rPr>
         <w:t xml:space="preserve">؛ </w:t>
@@ -5170,6 +6428,8 @@
       <w:hyperlink r:id="rId140">
         <w:r>
           <w:rPr>
+            <w:rtl/>
+            <w:cs/>
             <w:lang w:val="ar_AE" w:bidi="ar_AE"/>
           </w:rPr>
           <w:rPr>
@@ -5181,6 +6441,8 @@
       </w:hyperlink>
       <w:r>
         <w:rPr>
+          <w:rtl/>
+          <w:cs/>
           <w:lang w:val="ar_AE" w:bidi="ar_AE"/>
         </w:rPr>
         <w:t xml:space="preserve">؛ </w:t>
@@ -5188,6 +6450,8 @@
       <w:hyperlink r:id="rId141">
         <w:r>
           <w:rPr>
+            <w:rtl/>
+            <w:cs/>
             <w:lang w:val="ar_AE" w:bidi="ar_AE"/>
           </w:rPr>
           <w:rPr>
@@ -5199,6 +6463,8 @@
       </w:hyperlink>
       <w:r>
         <w:rPr>
+          <w:rtl/>
+          <w:cs/>
           <w:lang w:val="ar_AE" w:bidi="ar_AE"/>
         </w:rPr>
         <w:t xml:space="preserve">؛ قارن </w:t>
@@ -5206,6 +6472,8 @@
       <w:hyperlink r:id="rId142">
         <w:r>
           <w:rPr>
+            <w:rtl/>
+            <w:cs/>
             <w:lang w:val="ar_AE" w:bidi="ar_AE"/>
           </w:rPr>
           <w:rPr>
@@ -5217,27 +6485,35 @@
       </w:hyperlink>
       <w:r>
         <w:rPr>
+          <w:rtl/>
+          <w:cs/>
           <w:lang w:val="ar_AE" w:bidi="ar_AE"/>
         </w:rPr>
         <w:t>).</w:t>
       </w:r>
       <w:r>
         <w:rPr>
-          <w:lang w:val="ar_AE" w:bidi="ar_AE"/>
-        </w:rPr>
-      </w:r>
-      <w:r>
-        <w:rPr>
-          <w:lang w:val="ar_AE" w:bidi="ar_AE"/>
-        </w:rPr>
-      </w:r>
-    </w:p>
-    <w:p>
-      <w:pPr>
-        <w:bidi/>
-      </w:pPr>
-      <w:r>
-        <w:rPr>
+          <w:rtl/>
+          <w:cs/>
+          <w:lang w:val="ar_AE" w:bidi="ar_AE"/>
+        </w:rPr>
+      </w:r>
+      <w:r>
+        <w:rPr>
+          <w:rtl/>
+          <w:cs/>
+          <w:lang w:val="ar_AE" w:bidi="ar_AE"/>
+        </w:rPr>
+      </w:r>
+    </w:p>
+    <w:p>
+      <w:pPr>
+        <w:bidi/>
+      </w:pPr>
+      <w:r>
+        <w:rPr>
+          <w:rtl/>
+          <w:cs/>
           <w:lang w:val="ar_AE" w:bidi="ar_AE"/>
         </w:rPr>
       </w:r>
@@ -5249,27 +6525,35 @@
       </w:pPr>
       <w:r>
         <w:rPr>
+          <w:rtl/>
+          <w:cs/>
           <w:lang w:val="ar_AE" w:bidi="ar_AE"/>
         </w:rPr>
         <w:t>صفنيا 3: 20</w:t>
       </w:r>
       <w:r>
         <w:rPr>
-          <w:lang w:val="ar_AE" w:bidi="ar_AE"/>
-        </w:rPr>
-      </w:r>
-    </w:p>
-    <w:p>
-      <w:pPr>
-        <w:bidi/>
-      </w:pPr>
-      <w:r>
-        <w:rPr>
-          <w:lang w:val="ar_AE" w:bidi="ar_AE"/>
-        </w:rPr>
-      </w:r>
-      <w:r>
-        <w:rPr>
+          <w:rtl/>
+          <w:cs/>
+          <w:lang w:val="ar_AE" w:bidi="ar_AE"/>
+        </w:rPr>
+      </w:r>
+    </w:p>
+    <w:p>
+      <w:pPr>
+        <w:bidi/>
+      </w:pPr>
+      <w:r>
+        <w:rPr>
+          <w:rtl/>
+          <w:cs/>
+          <w:lang w:val="ar_AE" w:bidi="ar_AE"/>
+        </w:rPr>
+      </w:r>
+      <w:r>
+        <w:rPr>
+          <w:rtl/>
+          <w:cs/>
           <w:lang w:val="ar_AE" w:bidi="ar_AE"/>
         </w:rPr>
         <w:t>فِي الْوَقْتِ الَّذِي فِيهِ: بعد فترة من الغضب والدينونة الرهيبة، يبلغ يوم الرب ذروته ببركات أبدية لكل من يثق به (</w:t>
@@ -5277,6 +6561,8 @@
       <w:hyperlink r:id="rId89">
         <w:r>
           <w:rPr>
+            <w:rtl/>
+            <w:cs/>
             <w:lang w:val="ar_AE" w:bidi="ar_AE"/>
           </w:rPr>
           <w:rPr>
@@ -5289,6 +6575,8 @@
       <w:hyperlink r:id="rId143">
         <w:r>
           <w:rPr>
+            <w:rtl/>
+            <w:cs/>
             <w:lang w:val="ar_AE" w:bidi="ar_AE"/>
           </w:rPr>
           <w:rPr>
@@ -5300,6 +6588,8 @@
       </w:hyperlink>
       <w:r>
         <w:rPr>
+          <w:rtl/>
+          <w:cs/>
           <w:lang w:val="ar_AE" w:bidi="ar_AE"/>
         </w:rPr>
         <w:t xml:space="preserve">؛ انظر </w:t>
@@ -5307,6 +6597,8 @@
       <w:hyperlink r:id="rId144">
         <w:r>
           <w:rPr>
+            <w:rtl/>
+            <w:cs/>
             <w:lang w:val="ar_AE" w:bidi="ar_AE"/>
           </w:rPr>
           <w:rPr>
@@ -5318,6 +6610,8 @@
       </w:hyperlink>
       <w:r>
         <w:rPr>
+          <w:rtl/>
+          <w:cs/>
           <w:lang w:val="ar_AE" w:bidi="ar_AE"/>
         </w:rPr>
         <w:t xml:space="preserve">؛ </w:t>
@@ -5325,6 +6619,8 @@
       <w:hyperlink r:id="rId145">
         <w:r>
           <w:rPr>
+            <w:rtl/>
+            <w:cs/>
             <w:lang w:val="ar_AE" w:bidi="ar_AE"/>
           </w:rPr>
           <w:rPr>
@@ -5336,6 +6632,8 @@
       </w:hyperlink>
       <w:r>
         <w:rPr>
+          <w:rtl/>
+          <w:cs/>
           <w:lang w:val="ar_AE" w:bidi="ar_AE"/>
         </w:rPr>
         <w:t xml:space="preserve">؛ انظر أيضًا </w:t>
@@ -5343,6 +6641,8 @@
       <w:hyperlink r:id="rId27">
         <w:r>
           <w:rPr>
+            <w:rtl/>
+            <w:cs/>
             <w:lang w:val="ar_AE" w:bidi="ar_AE"/>
           </w:rPr>
           <w:rPr>
@@ -5354,6 +6654,8 @@
       </w:hyperlink>
       <w:r>
         <w:rPr>
+          <w:rtl/>
+          <w:cs/>
           <w:lang w:val="ar_AE" w:bidi="ar_AE"/>
         </w:rPr>
         <w:t xml:space="preserve">). • أنا، الرب، قد تكلمت! إن نبوة صفنيا، التي جاءت بالكامل من الله (انظر أيضًا </w:t>
@@ -5361,6 +6663,8 @@
       <w:hyperlink r:id="rId146">
         <w:r>
           <w:rPr>
+            <w:rtl/>
+            <w:cs/>
             <w:lang w:val="ar_AE" w:bidi="ar_AE"/>
           </w:rPr>
           <w:rPr>
@@ -5372,6 +6676,8 @@
       </w:hyperlink>
       <w:r>
         <w:rPr>
+          <w:rtl/>
+          <w:cs/>
           <w:lang w:val="ar_AE" w:bidi="ar_AE"/>
         </w:rPr>
         <w:t xml:space="preserve">، </w:t>
@@ -5379,6 +6685,8 @@
       <w:hyperlink r:id="rId147">
         <w:r>
           <w:rPr>
+            <w:rtl/>
+            <w:cs/>
             <w:lang w:val="ar_AE" w:bidi="ar_AE"/>
           </w:rPr>
           <w:rPr>
@@ -5390,6 +6698,8 @@
       </w:hyperlink>
       <w:r>
         <w:rPr>
+          <w:rtl/>
+          <w:cs/>
           <w:lang w:val="ar_AE" w:bidi="ar_AE"/>
         </w:rPr>
         <w:t xml:space="preserve">؛ </w:t>
@@ -5397,6 +6707,8 @@
       <w:hyperlink r:id="rId148">
         <w:r>
           <w:rPr>
+            <w:rtl/>
+            <w:cs/>
             <w:lang w:val="ar_AE" w:bidi="ar_AE"/>
           </w:rPr>
           <w:rPr>
@@ -5408,6 +6720,8 @@
       </w:hyperlink>
       <w:r>
         <w:rPr>
+          <w:rtl/>
+          <w:cs/>
           <w:lang w:val="ar_AE" w:bidi="ar_AE"/>
         </w:rPr>
         <w:t xml:space="preserve">؛ </w:t>
@@ -5415,6 +6729,8 @@
       <w:hyperlink r:id="rId112">
         <w:r>
           <w:rPr>
+            <w:rtl/>
+            <w:cs/>
             <w:lang w:val="ar_AE" w:bidi="ar_AE"/>
           </w:rPr>
           <w:rPr>
@@ -5426,17 +6742,23 @@
       </w:hyperlink>
       <w:r>
         <w:rPr>
+          <w:rtl/>
+          <w:cs/>
           <w:lang w:val="ar_AE" w:bidi="ar_AE"/>
         </w:rPr>
         <w:t>)، جديرة بالثقة تمامًا.</w:t>
       </w:r>
       <w:r>
         <w:rPr>
-          <w:lang w:val="ar_AE" w:bidi="ar_AE"/>
-        </w:rPr>
-      </w:r>
-      <w:r>
-        <w:rPr>
+          <w:rtl/>
+          <w:cs/>
+          <w:lang w:val="ar_AE" w:bidi="ar_AE"/>
+        </w:rPr>
+      </w:r>
+      <w:r>
+        <w:rPr>
+          <w:rtl/>
+          <w:cs/>
           <w:lang w:val="ar_AE" w:bidi="ar_AE"/>
         </w:rPr>
       </w:r>

--- a/arb/docx/36.content.docx
+++ b/arb/docx/36.content.docx
@@ -309,20 +309,14 @@
         </w:rPr>
         <w:t xml:space="preserve">كَلِمَةُ الرَّبِّ الَّتِي صَارَتْ إِلَى: كان صفنيا نبيًا، أي متحدثًا باسم الله. • قد يشير حزقيّا إلى الملك الذي يحمل هذا الاسم (انظر </w:t>
       </w:r>
-      <w:hyperlink r:id="rId13">
-        <w:r>
-          <w:rPr>
-            <w:rtl/>
-            <w:cs/>
-            <w:lang w:val="ar_AE" w:bidi="ar_AE"/>
-          </w:rPr>
-          <w:rPr>
-            <w:color w:val="0000EE"/>
-            <w:u w:val="single"/>
-          </w:rPr>
-          <w:t>2 ملوك 18:1–20:20</w:t>
-        </w:r>
-      </w:hyperlink>
+      <w:r>
+        <w:rPr>
+          <w:rtl/>
+          <w:cs/>
+          <w:lang w:val="ar_AE" w:bidi="ar_AE"/>
+        </w:rPr>
+        <w:t>2 ملوك 18:1–20:20</w:t>
+      </w:r>
       <w:r>
         <w:rPr>
           <w:rtl/>
@@ -398,20 +392,14 @@
         </w:rPr>
         <w:t>تُحذر رسالة صفنيا من الرب من الدينونة الآتية على العالم (</w:t>
       </w:r>
-      <w:hyperlink r:id="rId14">
-        <w:r>
-          <w:rPr>
-            <w:rtl/>
-            <w:cs/>
-            <w:lang w:val="ar_AE" w:bidi="ar_AE"/>
-          </w:rPr>
-          <w:rPr>
-            <w:color w:val="0000EE"/>
-            <w:u w:val="single"/>
-          </w:rPr>
-          <w:t>1:1–6</w:t>
-        </w:r>
-      </w:hyperlink>
+      <w:r>
+        <w:rPr>
+          <w:rtl/>
+          <w:cs/>
+          <w:lang w:val="ar_AE" w:bidi="ar_AE"/>
+        </w:rPr>
+        <w:t>1:1–6</w:t>
+      </w:r>
       <w:r>
         <w:rPr>
           <w:rtl/>
@@ -420,20 +408,14 @@
         </w:rPr>
         <w:t>) وتحث قراءها على التوبة (</w:t>
       </w:r>
-      <w:hyperlink r:id="rId15">
-        <w:r>
-          <w:rPr>
-            <w:rtl/>
-            <w:cs/>
-            <w:lang w:val="ar_AE" w:bidi="ar_AE"/>
-          </w:rPr>
-          <w:rPr>
-            <w:color w:val="0000EE"/>
-            <w:u w:val="single"/>
-          </w:rPr>
-          <w:t>1:7–13</w:t>
-        </w:r>
-      </w:hyperlink>
+      <w:r>
+        <w:rPr>
+          <w:rtl/>
+          <w:cs/>
+          <w:lang w:val="ar_AE" w:bidi="ar_AE"/>
+        </w:rPr>
+        <w:t>1:7–13</w:t>
+      </w:r>
       <w:r>
         <w:rPr>
           <w:rtl/>
@@ -442,20 +424,14 @@
         </w:rPr>
         <w:t>) قبل أن تحل بهم الكارثة (</w:t>
       </w:r>
-      <w:hyperlink r:id="rId16">
-        <w:r>
-          <w:rPr>
-            <w:rtl/>
-            <w:cs/>
-            <w:lang w:val="ar_AE" w:bidi="ar_AE"/>
-          </w:rPr>
-          <w:rPr>
-            <w:color w:val="0000EE"/>
-            <w:u w:val="single"/>
-          </w:rPr>
-          <w:t>1:14–18</w:t>
-        </w:r>
-      </w:hyperlink>
+      <w:r>
+        <w:rPr>
+          <w:rtl/>
+          <w:cs/>
+          <w:lang w:val="ar_AE" w:bidi="ar_AE"/>
+        </w:rPr>
+        <w:t>1:14–18</w:t>
+      </w:r>
       <w:r>
         <w:rPr>
           <w:rtl/>
@@ -464,20 +440,14 @@
         </w:rPr>
         <w:t>)، وأن يطلبوا الرب ويعيشوا بالبِرّ والتواضع أمامه على أمل أن يُعفوا من دينونته (</w:t>
       </w:r>
-      <w:hyperlink r:id="rId17">
-        <w:r>
-          <w:rPr>
-            <w:rtl/>
-            <w:cs/>
-            <w:lang w:val="ar_AE" w:bidi="ar_AE"/>
-          </w:rPr>
-          <w:rPr>
-            <w:color w:val="0000EE"/>
-            <w:u w:val="single"/>
-          </w:rPr>
-          <w:t>2:1–3</w:t>
-        </w:r>
-      </w:hyperlink>
+      <w:r>
+        <w:rPr>
+          <w:rtl/>
+          <w:cs/>
+          <w:lang w:val="ar_AE" w:bidi="ar_AE"/>
+        </w:rPr>
+        <w:t>2:1–3</w:t>
+      </w:r>
       <w:r>
         <w:rPr>
           <w:rtl/>
@@ -553,20 +523,14 @@
         </w:rPr>
         <w:t>قائمة الأشياء التي سيمحوها الله في دينونته تأتي بترتيب عكسي لخلقها (</w:t>
       </w:r>
-      <w:hyperlink r:id="rId18">
-        <w:r>
-          <w:rPr>
-            <w:rtl/>
-            <w:cs/>
-            <w:lang w:val="ar_AE" w:bidi="ar_AE"/>
-          </w:rPr>
-          <w:rPr>
-            <w:color w:val="0000EE"/>
-            <w:u w:val="single"/>
-          </w:rPr>
-          <w:t>تكوين 1:20–26</w:t>
-        </w:r>
-      </w:hyperlink>
+      <w:r>
+        <w:rPr>
+          <w:rtl/>
+          <w:cs/>
+          <w:lang w:val="ar_AE" w:bidi="ar_AE"/>
+        </w:rPr>
+        <w:t>تكوين 1:20–26</w:t>
+      </w:r>
       <w:r>
         <w:rPr>
           <w:rtl/>
@@ -659,20 +623,14 @@
         </w:rPr>
         <w:t>عندما تنبأ صفنيا بهذه النبوة، قبل إصلاحات يوشيا في عام 622 قبل الميلاد، كان الكهنة الوثنيون يروجون بشكل كبير لعبادة البعل وأشكال أخرى من الوثنية (</w:t>
       </w:r>
-      <w:hyperlink r:id="rId19">
-        <w:r>
-          <w:rPr>
-            <w:rtl/>
-            <w:cs/>
-            <w:lang w:val="ar_AE" w:bidi="ar_AE"/>
-          </w:rPr>
-          <w:rPr>
-            <w:color w:val="0000EE"/>
-            <w:u w:val="single"/>
-          </w:rPr>
-          <w:t>2 ملوك 23:5</w:t>
-        </w:r>
-      </w:hyperlink>
+      <w:r>
+        <w:rPr>
+          <w:rtl/>
+          <w:cs/>
+          <w:lang w:val="ar_AE" w:bidi="ar_AE"/>
+        </w:rPr>
+        <w:t>2 ملوك 23:5</w:t>
+      </w:r>
       <w:r>
         <w:rPr>
           <w:rtl/>
@@ -748,20 +706,14 @@
         </w:rPr>
         <w:t>وبعد أن أعلن الدينونة على كل الأرض (</w:t>
       </w:r>
-      <w:hyperlink r:id="rId20">
-        <w:r>
-          <w:rPr>
-            <w:rtl/>
-            <w:cs/>
-            <w:lang w:val="ar_AE" w:bidi="ar_AE"/>
-          </w:rPr>
-          <w:rPr>
-            <w:color w:val="0000EE"/>
-            <w:u w:val="single"/>
-          </w:rPr>
-          <w:t>1:2–3</w:t>
-        </w:r>
-      </w:hyperlink>
+      <w:r>
+        <w:rPr>
+          <w:rtl/>
+          <w:cs/>
+          <w:lang w:val="ar_AE" w:bidi="ar_AE"/>
+        </w:rPr>
+        <w:t>1:2–3</w:t>
+      </w:r>
       <w:r>
         <w:rPr>
           <w:rtl/>
@@ -837,20 +789,14 @@
         </w:rPr>
         <w:t xml:space="preserve">نددت الكتابات المُقَدَّسة بممارسة عبادة الأجرام السماوية مثل الشمس والقمر والنجوم (انظر </w:t>
       </w:r>
-      <w:hyperlink r:id="rId21">
-        <w:r>
-          <w:rPr>
-            <w:rtl/>
-            <w:cs/>
-            <w:lang w:val="ar_AE" w:bidi="ar_AE"/>
-          </w:rPr>
-          <w:rPr>
-            <w:color w:val="0000EE"/>
-            <w:u w:val="single"/>
-          </w:rPr>
-          <w:t>تثنية 4: 15–19</w:t>
-        </w:r>
-      </w:hyperlink>
+      <w:r>
+        <w:rPr>
+          <w:rtl/>
+          <w:cs/>
+          <w:lang w:val="ar_AE" w:bidi="ar_AE"/>
+        </w:rPr>
+        <w:t>تثنية 4: 15–19</w:t>
+      </w:r>
       <w:r>
         <w:rPr>
           <w:rtl/>
@@ -859,20 +805,14 @@
         </w:rPr>
         <w:t xml:space="preserve">؛ </w:t>
       </w:r>
-      <w:hyperlink r:id="rId22">
-        <w:r>
-          <w:rPr>
-            <w:rtl/>
-            <w:cs/>
-            <w:lang w:val="ar_AE" w:bidi="ar_AE"/>
-          </w:rPr>
-          <w:rPr>
-            <w:color w:val="0000EE"/>
-            <w:u w:val="single"/>
-          </w:rPr>
-          <w:t>2ملوك 21: 3</w:t>
-        </w:r>
-      </w:hyperlink>
+      <w:r>
+        <w:rPr>
+          <w:rtl/>
+          <w:cs/>
+          <w:lang w:val="ar_AE" w:bidi="ar_AE"/>
+        </w:rPr>
+        <w:t>2ملوك 21: 3</w:t>
+      </w:r>
       <w:r>
         <w:rPr>
           <w:rtl/>
@@ -881,20 +821,14 @@
         </w:rPr>
         <w:t xml:space="preserve">؛ </w:t>
       </w:r>
-      <w:hyperlink r:id="rId23">
-        <w:r>
-          <w:rPr>
-            <w:rtl/>
-            <w:cs/>
-            <w:lang w:val="ar_AE" w:bidi="ar_AE"/>
-          </w:rPr>
-          <w:rPr>
-            <w:color w:val="0000EE"/>
-            <w:u w:val="single"/>
-          </w:rPr>
-          <w:t>23: 12</w:t>
-        </w:r>
-      </w:hyperlink>
+      <w:r>
+        <w:rPr>
+          <w:rtl/>
+          <w:cs/>
+          <w:lang w:val="ar_AE" w:bidi="ar_AE"/>
+        </w:rPr>
+        <w:t>23: 12</w:t>
+      </w:r>
       <w:r>
         <w:rPr>
           <w:rtl/>
@@ -903,20 +837,14 @@
         </w:rPr>
         <w:t>). • قد يشير "مولك" إلى الإله الكنعاني"بعل"، أو الإله العموني "ملكوم" - كما فعلت الترجمة العربية، أو الإله الوثني "مولك". وبالرغم من أن الشريعة كانت تَحظر صراحةً عبادة مولك (</w:t>
       </w:r>
-      <w:hyperlink r:id="rId24">
-        <w:r>
-          <w:rPr>
-            <w:rtl/>
-            <w:cs/>
-            <w:lang w:val="ar_AE" w:bidi="ar_AE"/>
-          </w:rPr>
-          <w:rPr>
-            <w:color w:val="0000EE"/>
-            <w:u w:val="single"/>
-          </w:rPr>
-          <w:t>لاويين 20: 1–5</w:t>
-        </w:r>
-      </w:hyperlink>
+      <w:r>
+        <w:rPr>
+          <w:rtl/>
+          <w:cs/>
+          <w:lang w:val="ar_AE" w:bidi="ar_AE"/>
+        </w:rPr>
+        <w:t>لاويين 20: 1–5</w:t>
+      </w:r>
       <w:r>
         <w:rPr>
           <w:rtl/>
@@ -925,20 +853,14 @@
         </w:rPr>
         <w:t>)، إلا أنها ظلت تشكل إغراءً مستمرًا لإسرائيل (</w:t>
       </w:r>
-      <w:hyperlink r:id="rId25">
-        <w:r>
-          <w:rPr>
-            <w:rtl/>
-            <w:cs/>
-            <w:lang w:val="ar_AE" w:bidi="ar_AE"/>
-          </w:rPr>
-          <w:rPr>
-            <w:color w:val="0000EE"/>
-            <w:u w:val="single"/>
-          </w:rPr>
-          <w:t>2ملوك 16: 3</w:t>
-        </w:r>
-      </w:hyperlink>
+      <w:r>
+        <w:rPr>
+          <w:rtl/>
+          <w:cs/>
+          <w:lang w:val="ar_AE" w:bidi="ar_AE"/>
+        </w:rPr>
+        <w:t>2ملوك 16: 3</w:t>
+      </w:r>
       <w:r>
         <w:rPr>
           <w:rtl/>
@@ -947,20 +869,14 @@
         </w:rPr>
         <w:t xml:space="preserve">؛ </w:t>
       </w:r>
-      <w:hyperlink r:id="rId26">
-        <w:r>
-          <w:rPr>
-            <w:rtl/>
-            <w:cs/>
-            <w:lang w:val="ar_AE" w:bidi="ar_AE"/>
-          </w:rPr>
-          <w:rPr>
-            <w:color w:val="0000EE"/>
-            <w:u w:val="single"/>
-          </w:rPr>
-          <w:t>21: 6</w:t>
-        </w:r>
-      </w:hyperlink>
+      <w:r>
+        <w:rPr>
+          <w:rtl/>
+          <w:cs/>
+          <w:lang w:val="ar_AE" w:bidi="ar_AE"/>
+        </w:rPr>
+        <w:t>21: 6</w:t>
+      </w:r>
       <w:r>
         <w:rPr>
           <w:rtl/>
@@ -1137,20 +1053,14 @@
         </w:rPr>
         <w:t>يجب أن يُنظر إلى المقطع بأكمله على أنه حدث واحد كبير. بعض الجوانب ستتحقق عند سقوط أورشليم في عام 586 قبل الميلاد، والبعض الآخر قد يتكرر في فترات تاريخية مختلفة (مثل تدمير أورشليم في عام 70 ميلادي) حتى تتم النبوة بأكملها في نهاية الزمان عندما يعمل الله بشكل كامل وأخير ليدين العالم ويجدد الخليقة (</w:t>
       </w:r>
-      <w:hyperlink r:id="rId27">
-        <w:r>
-          <w:rPr>
-            <w:rtl/>
-            <w:cs/>
-            <w:lang w:val="ar_AE" w:bidi="ar_AE"/>
-          </w:rPr>
-          <w:rPr>
-            <w:color w:val="0000EE"/>
-            <w:u w:val="single"/>
-          </w:rPr>
-          <w:t>رؤيا 19:11–22:5</w:t>
-        </w:r>
-      </w:hyperlink>
+      <w:r>
+        <w:rPr>
+          <w:rtl/>
+          <w:cs/>
+          <w:lang w:val="ar_AE" w:bidi="ar_AE"/>
+        </w:rPr>
+        <w:t>رؤيا 19:11–22:5</w:t>
+      </w:r>
       <w:r>
         <w:rPr>
           <w:rtl/>
@@ -1226,20 +1136,14 @@
         </w:rPr>
         <w:t>كان قادة وأمراء يهوذا هم رؤساء الأسباط في إسرائيل (</w:t>
       </w:r>
-      <w:hyperlink r:id="rId28">
-        <w:r>
-          <w:rPr>
-            <w:rtl/>
-            <w:cs/>
-            <w:lang w:val="ar_AE" w:bidi="ar_AE"/>
-          </w:rPr>
-          <w:rPr>
-            <w:color w:val="0000EE"/>
-            <w:u w:val="single"/>
-          </w:rPr>
-          <w:t>عدد 1:4</w:t>
-        </w:r>
-      </w:hyperlink>
+      <w:r>
+        <w:rPr>
+          <w:rtl/>
+          <w:cs/>
+          <w:lang w:val="ar_AE" w:bidi="ar_AE"/>
+        </w:rPr>
+        <w:t>عدد 1:4</w:t>
+      </w:r>
       <w:r>
         <w:rPr>
           <w:rtl/>
@@ -1248,20 +1152,14 @@
         </w:rPr>
         <w:t>)، وموظفي البلاط (</w:t>
       </w:r>
-      <w:hyperlink r:id="rId29">
-        <w:r>
-          <w:rPr>
-            <w:rtl/>
-            <w:cs/>
-            <w:lang w:val="ar_AE" w:bidi="ar_AE"/>
-          </w:rPr>
-          <w:rPr>
-            <w:color w:val="0000EE"/>
-            <w:u w:val="single"/>
-          </w:rPr>
-          <w:t>1 أخبار 22:17</w:t>
-        </w:r>
-      </w:hyperlink>
+      <w:r>
+        <w:rPr>
+          <w:rtl/>
+          <w:cs/>
+          <w:lang w:val="ar_AE" w:bidi="ar_AE"/>
+        </w:rPr>
+        <w:t>1 أخبار 22:17</w:t>
+      </w:r>
       <w:r>
         <w:rPr>
           <w:rtl/>
@@ -1270,20 +1168,14 @@
         </w:rPr>
         <w:t>)، ورؤساء المقاطعات (</w:t>
       </w:r>
-      <w:hyperlink r:id="rId30">
-        <w:r>
-          <w:rPr>
-            <w:rtl/>
-            <w:cs/>
-            <w:lang w:val="ar_AE" w:bidi="ar_AE"/>
-          </w:rPr>
-          <w:rPr>
-            <w:color w:val="0000EE"/>
-            <w:u w:val="single"/>
-          </w:rPr>
-          <w:t>1 ملوك 20:14–15</w:t>
-        </w:r>
-      </w:hyperlink>
+      <w:r>
+        <w:rPr>
+          <w:rtl/>
+          <w:cs/>
+          <w:lang w:val="ar_AE" w:bidi="ar_AE"/>
+        </w:rPr>
+        <w:t>1 ملوك 20:14–15</w:t>
+      </w:r>
       <w:r>
         <w:rPr>
           <w:rtl/>
@@ -1292,20 +1184,14 @@
         </w:rPr>
         <w:t>)، ورؤساء المدن (</w:t>
       </w:r>
-      <w:hyperlink r:id="rId31">
-        <w:r>
-          <w:rPr>
-            <w:rtl/>
-            <w:cs/>
-            <w:lang w:val="ar_AE" w:bidi="ar_AE"/>
-          </w:rPr>
-          <w:rPr>
-            <w:color w:val="0000EE"/>
-            <w:u w:val="single"/>
-          </w:rPr>
-          <w:t>قضاة 8:6</w:t>
-        </w:r>
-      </w:hyperlink>
+      <w:r>
+        <w:rPr>
+          <w:rtl/>
+          <w:cs/>
+          <w:lang w:val="ar_AE" w:bidi="ar_AE"/>
+        </w:rPr>
+        <w:t>قضاة 8:6</w:t>
+      </w:r>
       <w:r>
         <w:rPr>
           <w:rtl/>
@@ -1314,20 +1200,14 @@
         </w:rPr>
         <w:t>)، والقادة العسكريين (</w:t>
       </w:r>
-      <w:hyperlink r:id="rId32">
-        <w:r>
-          <w:rPr>
-            <w:rtl/>
-            <w:cs/>
-            <w:lang w:val="ar_AE" w:bidi="ar_AE"/>
-          </w:rPr>
-          <w:rPr>
-            <w:color w:val="0000EE"/>
-            <w:u w:val="single"/>
-          </w:rPr>
-          <w:t>1 ملوك 2:5</w:t>
-        </w:r>
-      </w:hyperlink>
+      <w:r>
+        <w:rPr>
+          <w:rtl/>
+          <w:cs/>
+          <w:lang w:val="ar_AE" w:bidi="ar_AE"/>
+        </w:rPr>
+        <w:t>1 ملوك 2:5</w:t>
+      </w:r>
       <w:r>
         <w:rPr>
           <w:rtl/>
@@ -1336,20 +1216,14 @@
         </w:rPr>
         <w:t xml:space="preserve">؛ </w:t>
       </w:r>
-      <w:hyperlink r:id="rId33">
-        <w:r>
-          <w:rPr>
-            <w:rtl/>
-            <w:cs/>
-            <w:lang w:val="ar_AE" w:bidi="ar_AE"/>
-          </w:rPr>
-          <w:rPr>
-            <w:color w:val="0000EE"/>
-            <w:u w:val="single"/>
-          </w:rPr>
-          <w:t>2 ملوك 1:9–14</w:t>
-        </w:r>
-      </w:hyperlink>
+      <w:r>
+        <w:rPr>
+          <w:rtl/>
+          <w:cs/>
+          <w:lang w:val="ar_AE" w:bidi="ar_AE"/>
+        </w:rPr>
+        <w:t>2 ملوك 1:9–14</w:t>
+      </w:r>
       <w:r>
         <w:rPr>
           <w:rtl/>
@@ -1358,20 +1232,14 @@
         </w:rPr>
         <w:t xml:space="preserve">؛ </w:t>
       </w:r>
-      <w:hyperlink r:id="rId34">
-        <w:r>
-          <w:rPr>
-            <w:rtl/>
-            <w:cs/>
-            <w:lang w:val="ar_AE" w:bidi="ar_AE"/>
-          </w:rPr>
-          <w:rPr>
-            <w:color w:val="0000EE"/>
-            <w:u w:val="single"/>
-          </w:rPr>
-          <w:t>25:23</w:t>
-        </w:r>
-      </w:hyperlink>
+      <w:r>
+        <w:rPr>
+          <w:rtl/>
+          <w:cs/>
+          <w:lang w:val="ar_AE" w:bidi="ar_AE"/>
+        </w:rPr>
+        <w:t>25:23</w:t>
+      </w:r>
       <w:r>
         <w:rPr>
           <w:rtl/>
@@ -1380,20 +1248,14 @@
         </w:rPr>
         <w:t xml:space="preserve">، </w:t>
       </w:r>
-      <w:hyperlink r:id="rId35">
-        <w:r>
-          <w:rPr>
-            <w:rtl/>
-            <w:cs/>
-            <w:lang w:val="ar_AE" w:bidi="ar_AE"/>
-          </w:rPr>
-          <w:rPr>
-            <w:color w:val="0000EE"/>
-            <w:u w:val="single"/>
-          </w:rPr>
-          <w:t>26</w:t>
-        </w:r>
-      </w:hyperlink>
+      <w:r>
+        <w:rPr>
+          <w:rtl/>
+          <w:cs/>
+          <w:lang w:val="ar_AE" w:bidi="ar_AE"/>
+        </w:rPr>
+        <w:t>26</w:t>
+      </w:r>
       <w:r>
         <w:rPr>
           <w:rtl/>
@@ -1402,20 +1264,14 @@
         </w:rPr>
         <w:t>)، أو حتى القادة الدينيين (</w:t>
       </w:r>
-      <w:hyperlink r:id="rId36">
-        <w:r>
-          <w:rPr>
-            <w:rtl/>
-            <w:cs/>
-            <w:lang w:val="ar_AE" w:bidi="ar_AE"/>
-          </w:rPr>
-          <w:rPr>
-            <w:color w:val="0000EE"/>
-            <w:u w:val="single"/>
-          </w:rPr>
-          <w:t>عزرا 8:24</w:t>
-        </w:r>
-      </w:hyperlink>
+      <w:r>
+        <w:rPr>
+          <w:rtl/>
+          <w:cs/>
+          <w:lang w:val="ar_AE" w:bidi="ar_AE"/>
+        </w:rPr>
+        <w:t>عزرا 8:24</w:t>
+      </w:r>
       <w:r>
         <w:rPr>
           <w:rtl/>
@@ -1424,20 +1280,14 @@
         </w:rPr>
         <w:t xml:space="preserve">). ودورهم المؤثر يضعهم في موقف مسؤولية متزايدة أمام الله (قارن </w:t>
       </w:r>
-      <w:hyperlink r:id="rId37">
-        <w:r>
-          <w:rPr>
-            <w:rtl/>
-            <w:cs/>
-            <w:lang w:val="ar_AE" w:bidi="ar_AE"/>
-          </w:rPr>
-          <w:rPr>
-            <w:color w:val="0000EE"/>
-            <w:u w:val="single"/>
-          </w:rPr>
-          <w:t>يعقوب 3:1</w:t>
-        </w:r>
-      </w:hyperlink>
+      <w:r>
+        <w:rPr>
+          <w:rtl/>
+          <w:cs/>
+          <w:lang w:val="ar_AE" w:bidi="ar_AE"/>
+        </w:rPr>
+        <w:t>يعقوب 3:1</w:t>
+      </w:r>
       <w:r>
         <w:rPr>
           <w:rtl/>
@@ -1530,20 +1380,14 @@
         </w:rPr>
         <w:t xml:space="preserve">): قام شعب يهوذا بتكرار ممارسة العادة الوثنية المتمثلة في القفز فوق عتبة الهيكل لتجنب لمسها، احترامًا لذلك الإله الوثني (انظر </w:t>
       </w:r>
-      <w:hyperlink r:id="rId38">
-        <w:r>
-          <w:rPr>
-            <w:rtl/>
-            <w:cs/>
-            <w:lang w:val="ar_AE" w:bidi="ar_AE"/>
-          </w:rPr>
-          <w:rPr>
-            <w:color w:val="0000EE"/>
-            <w:u w:val="single"/>
-          </w:rPr>
-          <w:t>1 صموئيل 5:1–5</w:t>
-        </w:r>
-      </w:hyperlink>
+      <w:r>
+        <w:rPr>
+          <w:rtl/>
+          <w:cs/>
+          <w:lang w:val="ar_AE" w:bidi="ar_AE"/>
+        </w:rPr>
+        <w:t>1 صموئيل 5:1–5</w:t>
+      </w:r>
       <w:r>
         <w:rPr>
           <w:rtl/>
@@ -1619,20 +1463,14 @@
         </w:rPr>
         <w:t>كان باب السمك في القسم الشمالي من أورشليم (</w:t>
       </w:r>
-      <w:hyperlink r:id="rId39">
-        <w:r>
-          <w:rPr>
-            <w:rtl/>
-            <w:cs/>
-            <w:lang w:val="ar_AE" w:bidi="ar_AE"/>
-          </w:rPr>
-          <w:rPr>
-            <w:color w:val="0000EE"/>
-            <w:u w:val="single"/>
-          </w:rPr>
-          <w:t>نحميا 12:39</w:t>
-        </w:r>
-      </w:hyperlink>
+      <w:r>
+        <w:rPr>
+          <w:rtl/>
+          <w:cs/>
+          <w:lang w:val="ar_AE" w:bidi="ar_AE"/>
+        </w:rPr>
+        <w:t>نحميا 12:39</w:t>
+      </w:r>
       <w:r>
         <w:rPr>
           <w:rtl/>
@@ -1842,20 +1680,14 @@
         </w:rPr>
         <w:t xml:space="preserve">يَوْمُ ظَلاَمٍ وَقَتَامٍ: انظر أيضًا </w:t>
       </w:r>
-      <w:hyperlink r:id="rId40">
-        <w:r>
-          <w:rPr>
-            <w:rtl/>
-            <w:cs/>
-            <w:lang w:val="ar_AE" w:bidi="ar_AE"/>
-          </w:rPr>
-          <w:rPr>
-            <w:color w:val="0000EE"/>
-            <w:u w:val="single"/>
-          </w:rPr>
-          <w:t>إشعياء 13:9–10</w:t>
-        </w:r>
-      </w:hyperlink>
+      <w:r>
+        <w:rPr>
+          <w:rtl/>
+          <w:cs/>
+          <w:lang w:val="ar_AE" w:bidi="ar_AE"/>
+        </w:rPr>
+        <w:t>إشعياء 13:9–10</w:t>
+      </w:r>
       <w:r>
         <w:rPr>
           <w:rtl/>
@@ -1864,20 +1696,14 @@
         </w:rPr>
         <w:t xml:space="preserve">؛ </w:t>
       </w:r>
-      <w:hyperlink r:id="rId41">
-        <w:r>
-          <w:rPr>
-            <w:rtl/>
-            <w:cs/>
-            <w:lang w:val="ar_AE" w:bidi="ar_AE"/>
-          </w:rPr>
-          <w:rPr>
-            <w:color w:val="0000EE"/>
-            <w:u w:val="single"/>
-          </w:rPr>
-          <w:t>يوئيل 2:1–2</w:t>
-        </w:r>
-      </w:hyperlink>
+      <w:r>
+        <w:rPr>
+          <w:rtl/>
+          <w:cs/>
+          <w:lang w:val="ar_AE" w:bidi="ar_AE"/>
+        </w:rPr>
+        <w:t>يوئيل 2:1–2</w:t>
+      </w:r>
       <w:r>
         <w:rPr>
           <w:rtl/>
@@ -1886,20 +1712,14 @@
         </w:rPr>
         <w:t xml:space="preserve">؛ </w:t>
       </w:r>
-      <w:hyperlink r:id="rId42">
-        <w:r>
-          <w:rPr>
-            <w:rtl/>
-            <w:cs/>
-            <w:lang w:val="ar_AE" w:bidi="ar_AE"/>
-          </w:rPr>
-          <w:rPr>
-            <w:color w:val="0000EE"/>
-            <w:u w:val="single"/>
-          </w:rPr>
-          <w:t>عاموس 5:18–20</w:t>
-        </w:r>
-      </w:hyperlink>
+      <w:r>
+        <w:rPr>
+          <w:rtl/>
+          <w:cs/>
+          <w:lang w:val="ar_AE" w:bidi="ar_AE"/>
+        </w:rPr>
+        <w:t>عاموس 5:18–20</w:t>
+      </w:r>
       <w:r>
         <w:rPr>
           <w:rtl/>
@@ -1975,20 +1795,14 @@
         </w:rPr>
         <w:t xml:space="preserve">فَيَمْشُونَ كَالْعُمْيِ: مثال على عدالة الله (انظر أيضًا </w:t>
       </w:r>
-      <w:hyperlink r:id="rId43">
-        <w:r>
-          <w:rPr>
-            <w:rtl/>
-            <w:cs/>
-            <w:lang w:val="ar_AE" w:bidi="ar_AE"/>
-          </w:rPr>
-          <w:rPr>
-            <w:color w:val="0000EE"/>
-            <w:u w:val="single"/>
-          </w:rPr>
-          <w:t>رومية 1:21–32</w:t>
-        </w:r>
-      </w:hyperlink>
+      <w:r>
+        <w:rPr>
+          <w:rtl/>
+          <w:cs/>
+          <w:lang w:val="ar_AE" w:bidi="ar_AE"/>
+        </w:rPr>
+        <w:t>رومية 1:21–32</w:t>
+      </w:r>
       <w:r>
         <w:rPr>
           <w:rtl/>
@@ -1997,20 +1811,14 @@
         </w:rPr>
         <w:t xml:space="preserve">). نظرًا لأن شعب الله كانوا عميانًا من الناحية الأخلاقية والروحية (انظر </w:t>
       </w:r>
-      <w:hyperlink r:id="rId44">
-        <w:r>
-          <w:rPr>
-            <w:rtl/>
-            <w:cs/>
-            <w:lang w:val="ar_AE" w:bidi="ar_AE"/>
-          </w:rPr>
-          <w:rPr>
-            <w:color w:val="0000EE"/>
-            <w:u w:val="single"/>
-          </w:rPr>
-          <w:t>خروج 23:8</w:t>
-        </w:r>
-      </w:hyperlink>
+      <w:r>
+        <w:rPr>
+          <w:rtl/>
+          <w:cs/>
+          <w:lang w:val="ar_AE" w:bidi="ar_AE"/>
+        </w:rPr>
+        <w:t>خروج 23:8</w:t>
+      </w:r>
       <w:r>
         <w:rPr>
           <w:rtl/>
@@ -2019,20 +1827,14 @@
         </w:rPr>
         <w:t xml:space="preserve">؛ </w:t>
       </w:r>
-      <w:hyperlink r:id="rId45">
-        <w:r>
-          <w:rPr>
-            <w:rtl/>
-            <w:cs/>
-            <w:lang w:val="ar_AE" w:bidi="ar_AE"/>
-          </w:rPr>
-          <w:rPr>
-            <w:color w:val="0000EE"/>
-            <w:u w:val="single"/>
-          </w:rPr>
-          <w:t>رومية 2:19</w:t>
-        </w:r>
-      </w:hyperlink>
+      <w:r>
+        <w:rPr>
+          <w:rtl/>
+          <w:cs/>
+          <w:lang w:val="ar_AE" w:bidi="ar_AE"/>
+        </w:rPr>
+        <w:t>رومية 2:19</w:t>
+      </w:r>
       <w:r>
         <w:rPr>
           <w:rtl/>
@@ -2041,20 +1843,14 @@
         </w:rPr>
         <w:t xml:space="preserve">؛ </w:t>
       </w:r>
-      <w:hyperlink r:id="rId46">
-        <w:r>
-          <w:rPr>
-            <w:rtl/>
-            <w:cs/>
-            <w:lang w:val="ar_AE" w:bidi="ar_AE"/>
-          </w:rPr>
-          <w:rPr>
-            <w:color w:val="0000EE"/>
-            <w:u w:val="single"/>
-          </w:rPr>
-          <w:t>1يوحنا 2:11</w:t>
-        </w:r>
-      </w:hyperlink>
+      <w:r>
+        <w:rPr>
+          <w:rtl/>
+          <w:cs/>
+          <w:lang w:val="ar_AE" w:bidi="ar_AE"/>
+        </w:rPr>
+        <w:t>1يوحنا 2:11</w:t>
+      </w:r>
       <w:r>
         <w:rPr>
           <w:rtl/>
@@ -2063,20 +1859,14 @@
         </w:rPr>
         <w:t>) وقد ارتكبوا الخطايا ضد الرب ووصاياه، فسوف يتحملون العقوبات العادلة المحددة في عهد الله معهم (</w:t>
       </w:r>
-      <w:hyperlink r:id="rId47">
-        <w:r>
-          <w:rPr>
-            <w:rtl/>
-            <w:cs/>
-            <w:lang w:val="ar_AE" w:bidi="ar_AE"/>
-          </w:rPr>
-          <w:rPr>
-            <w:color w:val="0000EE"/>
-            <w:u w:val="single"/>
-          </w:rPr>
-          <w:t>تثنية 28:28–29</w:t>
-        </w:r>
-      </w:hyperlink>
+      <w:r>
+        <w:rPr>
+          <w:rtl/>
+          <w:cs/>
+          <w:lang w:val="ar_AE" w:bidi="ar_AE"/>
+        </w:rPr>
+        <w:t>تثنية 28:28–29</w:t>
+      </w:r>
       <w:r>
         <w:rPr>
           <w:rtl/>
@@ -2286,20 +2076,14 @@
         </w:rPr>
         <w:t>يَا جَمِيعَ بَائِسِي الأَرْضِ: التواضع الحقيقي يشمل الخضوع لله والاعتماد عليه (</w:t>
       </w:r>
-      <w:hyperlink r:id="rId48">
-        <w:r>
-          <w:rPr>
-            <w:rtl/>
-            <w:cs/>
-            <w:lang w:val="ar_AE" w:bidi="ar_AE"/>
-          </w:rPr>
-          <w:rPr>
-            <w:color w:val="0000EE"/>
-            <w:u w:val="single"/>
-          </w:rPr>
-          <w:t>مزمور 18:25–27</w:t>
-        </w:r>
-      </w:hyperlink>
+      <w:r>
+        <w:rPr>
+          <w:rtl/>
+          <w:cs/>
+          <w:lang w:val="ar_AE" w:bidi="ar_AE"/>
+        </w:rPr>
+        <w:t>مزمور 18:25–27</w:t>
+      </w:r>
       <w:r>
         <w:rPr>
           <w:rtl/>
@@ -2308,20 +2092,14 @@
         </w:rPr>
         <w:t xml:space="preserve">؛ </w:t>
       </w:r>
-      <w:hyperlink r:id="rId49">
-        <w:r>
-          <w:rPr>
-            <w:rtl/>
-            <w:cs/>
-            <w:lang w:val="ar_AE" w:bidi="ar_AE"/>
-          </w:rPr>
-          <w:rPr>
-            <w:color w:val="0000EE"/>
-            <w:u w:val="single"/>
-          </w:rPr>
-          <w:t>119:142–144</w:t>
-        </w:r>
-      </w:hyperlink>
+      <w:r>
+        <w:rPr>
+          <w:rtl/>
+          <w:cs/>
+          <w:lang w:val="ar_AE" w:bidi="ar_AE"/>
+        </w:rPr>
+        <w:t>119:142–144</w:t>
+      </w:r>
       <w:r>
         <w:rPr>
           <w:rtl/>
@@ -2330,20 +2108,14 @@
         </w:rPr>
         <w:t xml:space="preserve">؛ </w:t>
       </w:r>
-      <w:hyperlink r:id="rId50">
-        <w:r>
-          <w:rPr>
-            <w:rtl/>
-            <w:cs/>
-            <w:lang w:val="ar_AE" w:bidi="ar_AE"/>
-          </w:rPr>
-          <w:rPr>
-            <w:color w:val="0000EE"/>
-            <w:u w:val="single"/>
-          </w:rPr>
-          <w:t>أمثال 15:33</w:t>
-        </w:r>
-      </w:hyperlink>
+      <w:r>
+        <w:rPr>
+          <w:rtl/>
+          <w:cs/>
+          <w:lang w:val="ar_AE" w:bidi="ar_AE"/>
+        </w:rPr>
+        <w:t>أمثال 15:33</w:t>
+      </w:r>
       <w:r>
         <w:rPr>
           <w:rtl/>
@@ -2352,20 +2124,14 @@
         </w:rPr>
         <w:t xml:space="preserve">؛ </w:t>
       </w:r>
-      <w:hyperlink r:id="rId51">
-        <w:r>
-          <w:rPr>
-            <w:rtl/>
-            <w:cs/>
-            <w:lang w:val="ar_AE" w:bidi="ar_AE"/>
-          </w:rPr>
-          <w:rPr>
-            <w:color w:val="0000EE"/>
-            <w:u w:val="single"/>
-          </w:rPr>
-          <w:t>18:12</w:t>
-        </w:r>
-      </w:hyperlink>
+      <w:r>
+        <w:rPr>
+          <w:rtl/>
+          <w:cs/>
+          <w:lang w:val="ar_AE" w:bidi="ar_AE"/>
+        </w:rPr>
+        <w:t>18:12</w:t>
+      </w:r>
       <w:r>
         <w:rPr>
           <w:rtl/>
@@ -2374,20 +2140,14 @@
         </w:rPr>
         <w:t xml:space="preserve">؛ </w:t>
       </w:r>
-      <w:hyperlink r:id="rId52">
-        <w:r>
-          <w:rPr>
-            <w:rtl/>
-            <w:cs/>
-            <w:lang w:val="ar_AE" w:bidi="ar_AE"/>
-          </w:rPr>
-          <w:rPr>
-            <w:color w:val="0000EE"/>
-            <w:u w:val="single"/>
-          </w:rPr>
-          <w:t>22:4</w:t>
-        </w:r>
-      </w:hyperlink>
+      <w:r>
+        <w:rPr>
+          <w:rtl/>
+          <w:cs/>
+          <w:lang w:val="ar_AE" w:bidi="ar_AE"/>
+        </w:rPr>
+        <w:t>22:4</w:t>
+      </w:r>
       <w:r>
         <w:rPr>
           <w:rtl/>
@@ -2463,20 +2223,14 @@
         </w:rPr>
         <w:t xml:space="preserve">غزا الملك نبوخذنصر ملك بابل مدن الفلسطينيين: غزة وأشقلون … وأشدود وعقرون. وظلت غزة مهجورة، لكن الآخرين تعافوا واستمروا في أوقات لاحقة. ولم يذكر صفنيا جَتّ، المدينة الفلسطينية الكبرى الخامسة (انظر </w:t>
       </w:r>
-      <w:hyperlink r:id="rId53">
-        <w:r>
-          <w:rPr>
-            <w:rtl/>
-            <w:cs/>
-            <w:lang w:val="ar_AE" w:bidi="ar_AE"/>
-          </w:rPr>
-          <w:rPr>
-            <w:color w:val="0000EE"/>
-            <w:u w:val="single"/>
-          </w:rPr>
-          <w:t>1 صموئيل 6:17</w:t>
-        </w:r>
-      </w:hyperlink>
+      <w:r>
+        <w:rPr>
+          <w:rtl/>
+          <w:cs/>
+          <w:lang w:val="ar_AE" w:bidi="ar_AE"/>
+        </w:rPr>
+        <w:t>1 صموئيل 6:17</w:t>
+      </w:r>
       <w:r>
         <w:rPr>
           <w:rtl/>
@@ -2552,20 +2306,14 @@
         </w:rPr>
         <w:t>بدأ صفنيا أقواله مع الفلسطينيين الذين كانت مملكتهم تقع غربي يهوذا (</w:t>
       </w:r>
-      <w:hyperlink r:id="rId54">
-        <w:r>
-          <w:rPr>
-            <w:rtl/>
-            <w:cs/>
-            <w:lang w:val="ar_AE" w:bidi="ar_AE"/>
-          </w:rPr>
-          <w:rPr>
-            <w:color w:val="0000EE"/>
-            <w:u w:val="single"/>
-          </w:rPr>
-          <w:t>2:4–7</w:t>
-        </w:r>
-      </w:hyperlink>
+      <w:r>
+        <w:rPr>
+          <w:rtl/>
+          <w:cs/>
+          <w:lang w:val="ar_AE" w:bidi="ar_AE"/>
+        </w:rPr>
+        <w:t>2:4–7</w:t>
+      </w:r>
       <w:r>
         <w:rPr>
           <w:rtl/>
@@ -2574,20 +2322,14 @@
         </w:rPr>
         <w:t>). ثم انتقل إلى موآب وعمون في الشرق (</w:t>
       </w:r>
-      <w:hyperlink r:id="rId55">
-        <w:r>
-          <w:rPr>
-            <w:rtl/>
-            <w:cs/>
-            <w:lang w:val="ar_AE" w:bidi="ar_AE"/>
-          </w:rPr>
-          <w:rPr>
-            <w:color w:val="0000EE"/>
-            <w:u w:val="single"/>
-          </w:rPr>
-          <w:t>2:8–11</w:t>
-        </w:r>
-      </w:hyperlink>
+      <w:r>
+        <w:rPr>
+          <w:rtl/>
+          <w:cs/>
+          <w:lang w:val="ar_AE" w:bidi="ar_AE"/>
+        </w:rPr>
+        <w:t>2:8–11</w:t>
+      </w:r>
       <w:r>
         <w:rPr>
           <w:rtl/>
@@ -2596,20 +2338,14 @@
         </w:rPr>
         <w:t>)، وأخيرًا خص كوش (أثيوبيا) إلى الجنوب (</w:t>
       </w:r>
-      <w:hyperlink r:id="rId56">
-        <w:r>
-          <w:rPr>
-            <w:rtl/>
-            <w:cs/>
-            <w:lang w:val="ar_AE" w:bidi="ar_AE"/>
-          </w:rPr>
-          <w:rPr>
-            <w:color w:val="0000EE"/>
-            <w:u w:val="single"/>
-          </w:rPr>
-          <w:t>2:12</w:t>
-        </w:r>
-      </w:hyperlink>
+      <w:r>
+        <w:rPr>
+          <w:rtl/>
+          <w:cs/>
+          <w:lang w:val="ar_AE" w:bidi="ar_AE"/>
+        </w:rPr>
+        <w:t>2:12</w:t>
+      </w:r>
       <w:r>
         <w:rPr>
           <w:rtl/>
@@ -2618,20 +2354,14 @@
         </w:rPr>
         <w:t>) وأشور إلى الشمال (</w:t>
       </w:r>
-      <w:hyperlink r:id="rId57">
-        <w:r>
-          <w:rPr>
-            <w:rtl/>
-            <w:cs/>
-            <w:lang w:val="ar_AE" w:bidi="ar_AE"/>
-          </w:rPr>
-          <w:rPr>
-            <w:color w:val="0000EE"/>
-            <w:u w:val="single"/>
-          </w:rPr>
-          <w:t>2:13–15</w:t>
-        </w:r>
-      </w:hyperlink>
+      <w:r>
+        <w:rPr>
+          <w:rtl/>
+          <w:cs/>
+          <w:lang w:val="ar_AE" w:bidi="ar_AE"/>
+        </w:rPr>
+        <w:t>2:13–15</w:t>
+      </w:r>
       <w:r>
         <w:rPr>
           <w:rtl/>
@@ -2707,20 +2437,14 @@
         </w:rPr>
         <w:t>يحول صفنيا انتباهه إلى دينونة الأمم الأجنبية (</w:t>
       </w:r>
-      <w:hyperlink r:id="rId58">
-        <w:r>
-          <w:rPr>
-            <w:rtl/>
-            <w:cs/>
-            <w:lang w:val="ar_AE" w:bidi="ar_AE"/>
-          </w:rPr>
-          <w:rPr>
-            <w:color w:val="0000EE"/>
-            <w:u w:val="single"/>
-          </w:rPr>
-          <w:t>2:4–15</w:t>
-        </w:r>
-      </w:hyperlink>
+      <w:r>
+        <w:rPr>
+          <w:rtl/>
+          <w:cs/>
+          <w:lang w:val="ar_AE" w:bidi="ar_AE"/>
+        </w:rPr>
+        <w:t>2:4–15</w:t>
+      </w:r>
       <w:r>
         <w:rPr>
           <w:rtl/>
@@ -2729,20 +2453,14 @@
         </w:rPr>
         <w:t>) قبل أن يعود إلى دينونة يهوذا وأورشليم (</w:t>
       </w:r>
-      <w:hyperlink r:id="rId59">
-        <w:r>
-          <w:rPr>
-            <w:rtl/>
-            <w:cs/>
-            <w:lang w:val="ar_AE" w:bidi="ar_AE"/>
-          </w:rPr>
-          <w:rPr>
-            <w:color w:val="0000EE"/>
-            <w:u w:val="single"/>
-          </w:rPr>
-          <w:t>3:1–8</w:t>
-        </w:r>
-      </w:hyperlink>
+      <w:r>
+        <w:rPr>
+          <w:rtl/>
+          <w:cs/>
+          <w:lang w:val="ar_AE" w:bidi="ar_AE"/>
+        </w:rPr>
+        <w:t>3:1–8</w:t>
+      </w:r>
       <w:r>
         <w:rPr>
           <w:rtl/>
@@ -2751,20 +2469,14 @@
         </w:rPr>
         <w:t>). ثم يوضح خطط الله لشعبه المُطهَّر والطائع (</w:t>
       </w:r>
-      <w:hyperlink r:id="rId60">
-        <w:r>
-          <w:rPr>
-            <w:rtl/>
-            <w:cs/>
-            <w:lang w:val="ar_AE" w:bidi="ar_AE"/>
-          </w:rPr>
-          <w:rPr>
-            <w:color w:val="0000EE"/>
-            <w:u w:val="single"/>
-          </w:rPr>
-          <w:t>3:9–20</w:t>
-        </w:r>
-      </w:hyperlink>
+      <w:r>
+        <w:rPr>
+          <w:rtl/>
+          <w:cs/>
+          <w:lang w:val="ar_AE" w:bidi="ar_AE"/>
+        </w:rPr>
+        <w:t>3:9–20</w:t>
+      </w:r>
       <w:r>
         <w:rPr>
           <w:rtl/>
@@ -2840,20 +2552,14 @@
         </w:rPr>
         <w:t xml:space="preserve">يعتقد علماء العهد القديم أن الفلسطينيين قدموا من جزيرة كريت (انظر </w:t>
       </w:r>
-      <w:hyperlink r:id="rId61">
-        <w:r>
-          <w:rPr>
-            <w:rtl/>
-            <w:cs/>
-            <w:lang w:val="ar_AE" w:bidi="ar_AE"/>
-          </w:rPr>
-          <w:rPr>
-            <w:color w:val="0000EE"/>
-            <w:u w:val="single"/>
-          </w:rPr>
-          <w:t>حزقيال 25:16</w:t>
-        </w:r>
-      </w:hyperlink>
+      <w:r>
+        <w:rPr>
+          <w:rtl/>
+          <w:cs/>
+          <w:lang w:val="ar_AE" w:bidi="ar_AE"/>
+        </w:rPr>
+        <w:t>حزقيال 25:16</w:t>
+      </w:r>
       <w:r>
         <w:rPr>
           <w:rtl/>
@@ -2929,20 +2635,14 @@
         </w:rPr>
         <w:t xml:space="preserve">مَرْعًى … بِآبَارٍ لِلرُّعَاةِ وَحَظَائِرَ لِلْغَنَمِ: يُعدّ تدمير المدن وعودتها إلى حالتها الطبيعية شكلًا شديدًا من أشكال العقاب من الله. انظر أيضًا </w:t>
       </w:r>
-      <w:hyperlink r:id="rId62">
-        <w:r>
-          <w:rPr>
-            <w:rtl/>
-            <w:cs/>
-            <w:lang w:val="ar_AE" w:bidi="ar_AE"/>
-          </w:rPr>
-          <w:rPr>
-            <w:color w:val="0000EE"/>
-            <w:u w:val="single"/>
-          </w:rPr>
-          <w:t>إشعياء 7:23–25</w:t>
-        </w:r>
-      </w:hyperlink>
+      <w:r>
+        <w:rPr>
+          <w:rtl/>
+          <w:cs/>
+          <w:lang w:val="ar_AE" w:bidi="ar_AE"/>
+        </w:rPr>
+        <w:t>إشعياء 7:23–25</w:t>
+      </w:r>
       <w:r>
         <w:rPr>
           <w:rtl/>
@@ -2951,20 +2651,14 @@
         </w:rPr>
         <w:t xml:space="preserve">؛ </w:t>
       </w:r>
-      <w:hyperlink r:id="rId63">
-        <w:r>
-          <w:rPr>
-            <w:rtl/>
-            <w:cs/>
-            <w:lang w:val="ar_AE" w:bidi="ar_AE"/>
-          </w:rPr>
-          <w:rPr>
-            <w:color w:val="0000EE"/>
-            <w:u w:val="single"/>
-          </w:rPr>
-          <w:t>13:19–21</w:t>
-        </w:r>
-      </w:hyperlink>
+      <w:r>
+        <w:rPr>
+          <w:rtl/>
+          <w:cs/>
+          <w:lang w:val="ar_AE" w:bidi="ar_AE"/>
+        </w:rPr>
+        <w:t>13:19–21</w:t>
+      </w:r>
       <w:r>
         <w:rPr>
           <w:rtl/>
@@ -2973,20 +2667,14 @@
         </w:rPr>
         <w:t xml:space="preserve">؛ </w:t>
       </w:r>
-      <w:hyperlink r:id="rId64">
-        <w:r>
-          <w:rPr>
-            <w:rtl/>
-            <w:cs/>
-            <w:lang w:val="ar_AE" w:bidi="ar_AE"/>
-          </w:rPr>
-          <w:rPr>
-            <w:color w:val="0000EE"/>
-            <w:u w:val="single"/>
-          </w:rPr>
-          <w:t>32:9–15</w:t>
-        </w:r>
-      </w:hyperlink>
+      <w:r>
+        <w:rPr>
+          <w:rtl/>
+          <w:cs/>
+          <w:lang w:val="ar_AE" w:bidi="ar_AE"/>
+        </w:rPr>
+        <w:t>32:9–15</w:t>
+      </w:r>
       <w:r>
         <w:rPr>
           <w:rtl/>
@@ -2995,20 +2683,14 @@
         </w:rPr>
         <w:t xml:space="preserve">؛ </w:t>
       </w:r>
-      <w:hyperlink r:id="rId65">
-        <w:r>
-          <w:rPr>
-            <w:rtl/>
-            <w:cs/>
-            <w:lang w:val="ar_AE" w:bidi="ar_AE"/>
-          </w:rPr>
-          <w:rPr>
-            <w:color w:val="0000EE"/>
-            <w:u w:val="single"/>
-          </w:rPr>
-          <w:t>حزقيال 35:9</w:t>
-        </w:r>
-      </w:hyperlink>
+      <w:r>
+        <w:rPr>
+          <w:rtl/>
+          <w:cs/>
+          <w:lang w:val="ar_AE" w:bidi="ar_AE"/>
+        </w:rPr>
+        <w:t>حزقيال 35:9</w:t>
+      </w:r>
       <w:r>
         <w:rPr>
           <w:rtl/>
@@ -3084,20 +2766,14 @@
         </w:rPr>
         <w:t>عبدة البعل (</w:t>
       </w:r>
-      <w:hyperlink r:id="rId66">
-        <w:r>
-          <w:rPr>
-            <w:rtl/>
-            <w:cs/>
-            <w:lang w:val="ar_AE" w:bidi="ar_AE"/>
-          </w:rPr>
-          <w:rPr>
-            <w:color w:val="0000EE"/>
-            <w:u w:val="single"/>
-          </w:rPr>
-          <w:t>1:4</w:t>
-        </w:r>
-      </w:hyperlink>
+      <w:r>
+        <w:rPr>
+          <w:rtl/>
+          <w:cs/>
+          <w:lang w:val="ar_AE" w:bidi="ar_AE"/>
+        </w:rPr>
+        <w:t>1:4</w:t>
+      </w:r>
       <w:r>
         <w:rPr>
           <w:rtl/>
@@ -3106,20 +2782,14 @@
         </w:rPr>
         <w:t>) والفلسطينيين لن يعودوا أبدًا (</w:t>
       </w:r>
-      <w:hyperlink r:id="rId67">
-        <w:r>
-          <w:rPr>
-            <w:rtl/>
-            <w:cs/>
-            <w:lang w:val="ar_AE" w:bidi="ar_AE"/>
-          </w:rPr>
-          <w:rPr>
-            <w:color w:val="0000EE"/>
-            <w:u w:val="single"/>
-          </w:rPr>
-          <w:t>2:4–6</w:t>
-        </w:r>
-      </w:hyperlink>
+      <w:r>
+        <w:rPr>
+          <w:rtl/>
+          <w:cs/>
+          <w:lang w:val="ar_AE" w:bidi="ar_AE"/>
+        </w:rPr>
+        <w:t>2:4–6</w:t>
+      </w:r>
       <w:r>
         <w:rPr>
           <w:rtl/>
@@ -3128,20 +2798,14 @@
         </w:rPr>
         <w:t xml:space="preserve">؛ انظر أيضًا </w:t>
       </w:r>
-      <w:hyperlink r:id="rId68">
-        <w:r>
-          <w:rPr>
-            <w:rtl/>
-            <w:cs/>
-            <w:lang w:val="ar_AE" w:bidi="ar_AE"/>
-          </w:rPr>
-          <w:rPr>
-            <w:color w:val="0000EE"/>
-            <w:u w:val="single"/>
-          </w:rPr>
-          <w:t>عاموس 1:8</w:t>
-        </w:r>
-      </w:hyperlink>
+      <w:r>
+        <w:rPr>
+          <w:rtl/>
+          <w:cs/>
+          <w:lang w:val="ar_AE" w:bidi="ar_AE"/>
+        </w:rPr>
+        <w:t>عاموس 1:8</w:t>
+      </w:r>
       <w:r>
         <w:rPr>
           <w:rtl/>
@@ -3150,20 +2814,14 @@
         </w:rPr>
         <w:t>). وعلى النقيض من ذلك، وعد الله بإعادة بقية شعبه إلى أرضهم، والعناية بهم، واستعادة خيرهم (</w:t>
       </w:r>
-      <w:hyperlink r:id="rId69">
-        <w:r>
-          <w:rPr>
-            <w:rtl/>
-            <w:cs/>
-            <w:lang w:val="ar_AE" w:bidi="ar_AE"/>
-          </w:rPr>
-          <w:rPr>
-            <w:color w:val="0000EE"/>
-            <w:u w:val="single"/>
-          </w:rPr>
-          <w:t>صفنيا 3:18–20</w:t>
-        </w:r>
-      </w:hyperlink>
+      <w:r>
+        <w:rPr>
+          <w:rtl/>
+          <w:cs/>
+          <w:lang w:val="ar_AE" w:bidi="ar_AE"/>
+        </w:rPr>
+        <w:t>صفنيا 3:18–20</w:t>
+      </w:r>
       <w:r>
         <w:rPr>
           <w:rtl/>
@@ -3172,20 +2830,14 @@
         </w:rPr>
         <w:t xml:space="preserve">؛ </w:t>
       </w:r>
-      <w:hyperlink r:id="rId70">
-        <w:r>
-          <w:rPr>
-            <w:rtl/>
-            <w:cs/>
-            <w:lang w:val="ar_AE" w:bidi="ar_AE"/>
-          </w:rPr>
-          <w:rPr>
-            <w:color w:val="0000EE"/>
-            <w:u w:val="single"/>
-          </w:rPr>
-          <w:t>إشعياء 11:11–16</w:t>
-        </w:r>
-      </w:hyperlink>
+      <w:r>
+        <w:rPr>
+          <w:rtl/>
+          <w:cs/>
+          <w:lang w:val="ar_AE" w:bidi="ar_AE"/>
+        </w:rPr>
+        <w:t>إشعياء 11:11–16</w:t>
+      </w:r>
       <w:r>
         <w:rPr>
           <w:rtl/>
@@ -3194,20 +2846,14 @@
         </w:rPr>
         <w:t xml:space="preserve">؛ </w:t>
       </w:r>
-      <w:hyperlink r:id="rId71">
-        <w:r>
-          <w:rPr>
-            <w:rtl/>
-            <w:cs/>
-            <w:lang w:val="ar_AE" w:bidi="ar_AE"/>
-          </w:rPr>
-          <w:rPr>
-            <w:color w:val="0000EE"/>
-            <w:u w:val="single"/>
-          </w:rPr>
-          <w:t>أرميا 23:1–8</w:t>
-        </w:r>
-      </w:hyperlink>
+      <w:r>
+        <w:rPr>
+          <w:rtl/>
+          <w:cs/>
+          <w:lang w:val="ar_AE" w:bidi="ar_AE"/>
+        </w:rPr>
+        <w:t>أرميا 23:1–8</w:t>
+      </w:r>
       <w:r>
         <w:rPr>
           <w:rtl/>
@@ -3216,20 +2862,14 @@
         </w:rPr>
         <w:t xml:space="preserve">؛ </w:t>
       </w:r>
-      <w:hyperlink r:id="rId72">
-        <w:r>
-          <w:rPr>
-            <w:rtl/>
-            <w:cs/>
-            <w:lang w:val="ar_AE" w:bidi="ar_AE"/>
-          </w:rPr>
-          <w:rPr>
-            <w:color w:val="0000EE"/>
-            <w:u w:val="single"/>
-          </w:rPr>
-          <w:t>حزقيال 34:11–16</w:t>
-        </w:r>
-      </w:hyperlink>
+      <w:r>
+        <w:rPr>
+          <w:rtl/>
+          <w:cs/>
+          <w:lang w:val="ar_AE" w:bidi="ar_AE"/>
+        </w:rPr>
+        <w:t>حزقيال 34:11–16</w:t>
+      </w:r>
       <w:r>
         <w:rPr>
           <w:rtl/>
@@ -3238,20 +2878,14 @@
         </w:rPr>
         <w:t xml:space="preserve">، </w:t>
       </w:r>
-      <w:hyperlink r:id="rId73">
-        <w:r>
-          <w:rPr>
-            <w:rtl/>
-            <w:cs/>
-            <w:lang w:val="ar_AE" w:bidi="ar_AE"/>
-          </w:rPr>
-          <w:rPr>
-            <w:color w:val="0000EE"/>
-            <w:u w:val="single"/>
-          </w:rPr>
-          <w:t>20–31</w:t>
-        </w:r>
-      </w:hyperlink>
+      <w:r>
+        <w:rPr>
+          <w:rtl/>
+          <w:cs/>
+          <w:lang w:val="ar_AE" w:bidi="ar_AE"/>
+        </w:rPr>
+        <w:t>20–31</w:t>
+      </w:r>
       <w:r>
         <w:rPr>
           <w:rtl/>
@@ -3327,20 +2961,14 @@
         </w:rPr>
         <w:t xml:space="preserve">كان الموآبيون والعمونيون أعداء تقليديين لإسرائيل. وكان الإسرائيليون يخوضون معارك متكررة ضدهم (انظر </w:t>
       </w:r>
-      <w:hyperlink r:id="rId74">
-        <w:r>
-          <w:rPr>
-            <w:rtl/>
-            <w:cs/>
-            <w:lang w:val="ar_AE" w:bidi="ar_AE"/>
-          </w:rPr>
-          <w:rPr>
-            <w:color w:val="0000EE"/>
-            <w:u w:val="single"/>
-          </w:rPr>
-          <w:t>2 ملوك 3:1–27</w:t>
-        </w:r>
-      </w:hyperlink>
+      <w:r>
+        <w:rPr>
+          <w:rtl/>
+          <w:cs/>
+          <w:lang w:val="ar_AE" w:bidi="ar_AE"/>
+        </w:rPr>
+        <w:t>2 ملوك 3:1–27</w:t>
+      </w:r>
       <w:r>
         <w:rPr>
           <w:rtl/>
@@ -3349,20 +2977,14 @@
         </w:rPr>
         <w:t xml:space="preserve">؛ </w:t>
       </w:r>
-      <w:hyperlink r:id="rId75">
-        <w:r>
-          <w:rPr>
-            <w:rtl/>
-            <w:cs/>
-            <w:lang w:val="ar_AE" w:bidi="ar_AE"/>
-          </w:rPr>
-          <w:rPr>
-            <w:color w:val="0000EE"/>
-            <w:u w:val="single"/>
-          </w:rPr>
-          <w:t>2 أخبار الأيام 20:1–30</w:t>
-        </w:r>
-      </w:hyperlink>
+      <w:r>
+        <w:rPr>
+          <w:rtl/>
+          <w:cs/>
+          <w:lang w:val="ar_AE" w:bidi="ar_AE"/>
+        </w:rPr>
+        <w:t>2 أخبار الأيام 20:1–30</w:t>
+      </w:r>
       <w:r>
         <w:rPr>
           <w:rtl/>
@@ -3371,20 +2993,14 @@
         </w:rPr>
         <w:t>)، وظلوا أعداء لإسرائيل حتى النهاية (</w:t>
       </w:r>
-      <w:hyperlink r:id="rId76">
-        <w:r>
-          <w:rPr>
-            <w:rtl/>
-            <w:cs/>
-            <w:lang w:val="ar_AE" w:bidi="ar_AE"/>
-          </w:rPr>
-          <w:rPr>
-            <w:color w:val="0000EE"/>
-            <w:u w:val="single"/>
-          </w:rPr>
-          <w:t>2 ملوك 25:25</w:t>
-        </w:r>
-      </w:hyperlink>
+      <w:r>
+        <w:rPr>
+          <w:rtl/>
+          <w:cs/>
+          <w:lang w:val="ar_AE" w:bidi="ar_AE"/>
+        </w:rPr>
+        <w:t>2 ملوك 25:25</w:t>
+      </w:r>
       <w:r>
         <w:rPr>
           <w:rtl/>
@@ -3393,20 +3009,14 @@
         </w:rPr>
         <w:t xml:space="preserve">؛ </w:t>
       </w:r>
-      <w:hyperlink r:id="rId77">
-        <w:r>
-          <w:rPr>
-            <w:rtl/>
-            <w:cs/>
-            <w:lang w:val="ar_AE" w:bidi="ar_AE"/>
-          </w:rPr>
-          <w:rPr>
-            <w:color w:val="0000EE"/>
-            <w:u w:val="single"/>
-          </w:rPr>
-          <w:t>إرميا 40:11–14</w:t>
-        </w:r>
-      </w:hyperlink>
+      <w:r>
+        <w:rPr>
+          <w:rtl/>
+          <w:cs/>
+          <w:lang w:val="ar_AE" w:bidi="ar_AE"/>
+        </w:rPr>
+        <w:t>إرميا 40:11–14</w:t>
+      </w:r>
       <w:r>
         <w:rPr>
           <w:rtl/>
@@ -3415,20 +3025,14 @@
         </w:rPr>
         <w:t xml:space="preserve">). • عَيَّرُوا … وَتَعَظَّمُوا: لم يتعرض شعب إسرائيل لهجمات متكررة من الموآبيين والعمونيين فحسب (انظر </w:t>
       </w:r>
-      <w:hyperlink r:id="rId78">
-        <w:r>
-          <w:rPr>
-            <w:rtl/>
-            <w:cs/>
-            <w:lang w:val="ar_AE" w:bidi="ar_AE"/>
-          </w:rPr>
-          <w:rPr>
-            <w:color w:val="0000EE"/>
-            <w:u w:val="single"/>
-          </w:rPr>
-          <w:t>عاموس 1:13</w:t>
-        </w:r>
-      </w:hyperlink>
+      <w:r>
+        <w:rPr>
+          <w:rtl/>
+          <w:cs/>
+          <w:lang w:val="ar_AE" w:bidi="ar_AE"/>
+        </w:rPr>
+        <w:t>عاموس 1:13</w:t>
+      </w:r>
       <w:r>
         <w:rPr>
           <w:rtl/>
@@ -3504,20 +3108,14 @@
         </w:rPr>
         <w:t>يُعدّ تدمير سدوم وعمورة مثالًا لدينونة الله القاسية على الخطية، سواء في العهد القديم (</w:t>
       </w:r>
-      <w:hyperlink r:id="rId79">
-        <w:r>
-          <w:rPr>
-            <w:rtl/>
-            <w:cs/>
-            <w:lang w:val="ar_AE" w:bidi="ar_AE"/>
-          </w:rPr>
-          <w:rPr>
-            <w:color w:val="0000EE"/>
-            <w:u w:val="single"/>
-          </w:rPr>
-          <w:t>تثنية 29:23</w:t>
-        </w:r>
-      </w:hyperlink>
+      <w:r>
+        <w:rPr>
+          <w:rtl/>
+          <w:cs/>
+          <w:lang w:val="ar_AE" w:bidi="ar_AE"/>
+        </w:rPr>
+        <w:t>تثنية 29:23</w:t>
+      </w:r>
       <w:r>
         <w:rPr>
           <w:rtl/>
@@ -3526,20 +3124,14 @@
         </w:rPr>
         <w:t xml:space="preserve">؛ </w:t>
       </w:r>
-      <w:hyperlink r:id="rId80">
-        <w:r>
-          <w:rPr>
-            <w:rtl/>
-            <w:cs/>
-            <w:lang w:val="ar_AE" w:bidi="ar_AE"/>
-          </w:rPr>
-          <w:rPr>
-            <w:color w:val="0000EE"/>
-            <w:u w:val="single"/>
-          </w:rPr>
-          <w:t>إشعياء 1:9</w:t>
-        </w:r>
-      </w:hyperlink>
+      <w:r>
+        <w:rPr>
+          <w:rtl/>
+          <w:cs/>
+          <w:lang w:val="ar_AE" w:bidi="ar_AE"/>
+        </w:rPr>
+        <w:t>إشعياء 1:9</w:t>
+      </w:r>
       <w:r>
         <w:rPr>
           <w:rtl/>
@@ -3548,20 +3140,14 @@
         </w:rPr>
         <w:t xml:space="preserve">؛ </w:t>
       </w:r>
-      <w:hyperlink r:id="rId81">
-        <w:r>
-          <w:rPr>
-            <w:rtl/>
-            <w:cs/>
-            <w:lang w:val="ar_AE" w:bidi="ar_AE"/>
-          </w:rPr>
-          <w:rPr>
-            <w:color w:val="0000EE"/>
-            <w:u w:val="single"/>
-          </w:rPr>
-          <w:t>إرميا 23:14</w:t>
-        </w:r>
-      </w:hyperlink>
+      <w:r>
+        <w:rPr>
+          <w:rtl/>
+          <w:cs/>
+          <w:lang w:val="ar_AE" w:bidi="ar_AE"/>
+        </w:rPr>
+        <w:t>إرميا 23:14</w:t>
+      </w:r>
       <w:r>
         <w:rPr>
           <w:rtl/>
@@ -3570,20 +3156,14 @@
         </w:rPr>
         <w:t xml:space="preserve">؛ </w:t>
       </w:r>
-      <w:hyperlink r:id="rId82">
-        <w:r>
-          <w:rPr>
-            <w:rtl/>
-            <w:cs/>
-            <w:lang w:val="ar_AE" w:bidi="ar_AE"/>
-          </w:rPr>
-          <w:rPr>
-            <w:color w:val="0000EE"/>
-            <w:u w:val="single"/>
-          </w:rPr>
-          <w:t>عاموس 4:11</w:t>
-        </w:r>
-      </w:hyperlink>
+      <w:r>
+        <w:rPr>
+          <w:rtl/>
+          <w:cs/>
+          <w:lang w:val="ar_AE" w:bidi="ar_AE"/>
+        </w:rPr>
+        <w:t>عاموس 4:11</w:t>
+      </w:r>
       <w:r>
         <w:rPr>
           <w:rtl/>
@@ -3592,20 +3172,14 @@
         </w:rPr>
         <w:t>) أو في العهد الجديد (</w:t>
       </w:r>
-      <w:hyperlink r:id="rId83">
-        <w:r>
-          <w:rPr>
-            <w:rtl/>
-            <w:cs/>
-            <w:lang w:val="ar_AE" w:bidi="ar_AE"/>
-          </w:rPr>
-          <w:rPr>
-            <w:color w:val="0000EE"/>
-            <w:u w:val="single"/>
-          </w:rPr>
-          <w:t>لوقا 10:12</w:t>
-        </w:r>
-      </w:hyperlink>
+      <w:r>
+        <w:rPr>
+          <w:rtl/>
+          <w:cs/>
+          <w:lang w:val="ar_AE" w:bidi="ar_AE"/>
+        </w:rPr>
+        <w:t>لوقا 10:12</w:t>
+      </w:r>
       <w:r>
         <w:rPr>
           <w:rtl/>
@@ -3614,20 +3188,14 @@
         </w:rPr>
         <w:t xml:space="preserve">؛ </w:t>
       </w:r>
-      <w:hyperlink r:id="rId84">
-        <w:r>
-          <w:rPr>
-            <w:rtl/>
-            <w:cs/>
-            <w:lang w:val="ar_AE" w:bidi="ar_AE"/>
-          </w:rPr>
-          <w:rPr>
-            <w:color w:val="0000EE"/>
-            <w:u w:val="single"/>
-          </w:rPr>
-          <w:t>رومية 9:29</w:t>
-        </w:r>
-      </w:hyperlink>
+      <w:r>
+        <w:rPr>
+          <w:rtl/>
+          <w:cs/>
+          <w:lang w:val="ar_AE" w:bidi="ar_AE"/>
+        </w:rPr>
+        <w:t>رومية 9:29</w:t>
+      </w:r>
       <w:r>
         <w:rPr>
           <w:rtl/>
@@ -3636,20 +3204,14 @@
         </w:rPr>
         <w:t xml:space="preserve">؛ </w:t>
       </w:r>
-      <w:hyperlink r:id="rId85">
-        <w:r>
-          <w:rPr>
-            <w:rtl/>
-            <w:cs/>
-            <w:lang w:val="ar_AE" w:bidi="ar_AE"/>
-          </w:rPr>
-          <w:rPr>
-            <w:color w:val="0000EE"/>
-            <w:u w:val="single"/>
-          </w:rPr>
-          <w:t>2 بطرس 2:6</w:t>
-        </w:r>
-      </w:hyperlink>
+      <w:r>
+        <w:rPr>
+          <w:rtl/>
+          <w:cs/>
+          <w:lang w:val="ar_AE" w:bidi="ar_AE"/>
+        </w:rPr>
+        <w:t>2 بطرس 2:6</w:t>
+      </w:r>
       <w:r>
         <w:rPr>
           <w:rtl/>
@@ -3658,20 +3220,14 @@
         </w:rPr>
         <w:t>). • حُفْرَةَ مِلْحٍ: دمار شامل (</w:t>
       </w:r>
-      <w:hyperlink r:id="rId79">
-        <w:r>
-          <w:rPr>
-            <w:rtl/>
-            <w:cs/>
-            <w:lang w:val="ar_AE" w:bidi="ar_AE"/>
-          </w:rPr>
-          <w:rPr>
-            <w:color w:val="0000EE"/>
-            <w:u w:val="single"/>
-          </w:rPr>
-          <w:t>تثنية 29:23</w:t>
-        </w:r>
-      </w:hyperlink>
+      <w:r>
+        <w:rPr>
+          <w:rtl/>
+          <w:cs/>
+          <w:lang w:val="ar_AE" w:bidi="ar_AE"/>
+        </w:rPr>
+        <w:t>تثنية 29:23</w:t>
+      </w:r>
       <w:r>
         <w:rPr>
           <w:rtl/>
@@ -3680,20 +3236,14 @@
         </w:rPr>
         <w:t xml:space="preserve">؛ </w:t>
       </w:r>
-      <w:hyperlink r:id="rId86">
-        <w:r>
-          <w:rPr>
-            <w:rtl/>
-            <w:cs/>
-            <w:lang w:val="ar_AE" w:bidi="ar_AE"/>
-          </w:rPr>
-          <w:rPr>
-            <w:color w:val="0000EE"/>
-            <w:u w:val="single"/>
-          </w:rPr>
-          <w:t>مزمور 107:34</w:t>
-        </w:r>
-      </w:hyperlink>
+      <w:r>
+        <w:rPr>
+          <w:rtl/>
+          <w:cs/>
+          <w:lang w:val="ar_AE" w:bidi="ar_AE"/>
+        </w:rPr>
+        <w:t>مزمور 107:34</w:t>
+      </w:r>
       <w:r>
         <w:rPr>
           <w:rtl/>
@@ -3702,20 +3252,14 @@
         </w:rPr>
         <w:t xml:space="preserve">؛ </w:t>
       </w:r>
-      <w:hyperlink r:id="rId87">
-        <w:r>
-          <w:rPr>
-            <w:rtl/>
-            <w:cs/>
-            <w:lang w:val="ar_AE" w:bidi="ar_AE"/>
-          </w:rPr>
-          <w:rPr>
-            <w:color w:val="0000EE"/>
-            <w:u w:val="single"/>
-          </w:rPr>
-          <w:t>إرميا 17:6</w:t>
-        </w:r>
-      </w:hyperlink>
+      <w:r>
+        <w:rPr>
+          <w:rtl/>
+          <w:cs/>
+          <w:lang w:val="ar_AE" w:bidi="ar_AE"/>
+        </w:rPr>
+        <w:t>إرميا 17:6</w:t>
+      </w:r>
       <w:r>
         <w:rPr>
           <w:rtl/>
@@ -3724,20 +3268,14 @@
         </w:rPr>
         <w:t xml:space="preserve">). وكان زرع الأرض بالملح علامة للدينونة الدائمة (انظر </w:t>
       </w:r>
-      <w:hyperlink r:id="rId88">
-        <w:r>
-          <w:rPr>
-            <w:rtl/>
-            <w:cs/>
-            <w:lang w:val="ar_AE" w:bidi="ar_AE"/>
-          </w:rPr>
-          <w:rPr>
-            <w:color w:val="0000EE"/>
-            <w:u w:val="single"/>
-          </w:rPr>
-          <w:t>قضاة 9:45</w:t>
-        </w:r>
-      </w:hyperlink>
+      <w:r>
+        <w:rPr>
+          <w:rtl/>
+          <w:cs/>
+          <w:lang w:val="ar_AE" w:bidi="ar_AE"/>
+        </w:rPr>
+        <w:t>قضاة 9:45</w:t>
+      </w:r>
       <w:r>
         <w:rPr>
           <w:rtl/>
@@ -3813,20 +3351,14 @@
         </w:rPr>
         <w:t>فَسَيَسْجُدُ لَهُ النَّاسُ … كُلُّ جَزَائِرِ الأُمَمِ: في نهاية التاريخ، سيعبد جميع الناس في كل الأماكن الله وحده (</w:t>
       </w:r>
-      <w:hyperlink r:id="rId89">
-        <w:r>
-          <w:rPr>
-            <w:rtl/>
-            <w:cs/>
-            <w:lang w:val="ar_AE" w:bidi="ar_AE"/>
-          </w:rPr>
-          <w:rPr>
-            <w:color w:val="0000EE"/>
-            <w:u w:val="single"/>
-          </w:rPr>
-          <w:t>3:9</w:t>
-        </w:r>
-      </w:hyperlink>
+      <w:r>
+        <w:rPr>
+          <w:rtl/>
+          <w:cs/>
+          <w:lang w:val="ar_AE" w:bidi="ar_AE"/>
+        </w:rPr>
+        <w:t>3:9</w:t>
+      </w:r>
       <w:r>
         <w:rPr>
           <w:rtl/>
@@ -3835,20 +3367,14 @@
         </w:rPr>
         <w:t xml:space="preserve">؛ </w:t>
       </w:r>
-      <w:hyperlink r:id="rId90">
-        <w:r>
-          <w:rPr>
-            <w:rtl/>
-            <w:cs/>
-            <w:lang w:val="ar_AE" w:bidi="ar_AE"/>
-          </w:rPr>
-          <w:rPr>
-            <w:color w:val="0000EE"/>
-            <w:u w:val="single"/>
-          </w:rPr>
-          <w:t>مزمور 66:4</w:t>
-        </w:r>
-      </w:hyperlink>
+      <w:r>
+        <w:rPr>
+          <w:rtl/>
+          <w:cs/>
+          <w:lang w:val="ar_AE" w:bidi="ar_AE"/>
+        </w:rPr>
+        <w:t>مزمور 66:4</w:t>
+      </w:r>
       <w:r>
         <w:rPr>
           <w:rtl/>
@@ -3857,20 +3383,14 @@
         </w:rPr>
         <w:t xml:space="preserve">؛ </w:t>
       </w:r>
-      <w:hyperlink r:id="rId91">
-        <w:r>
-          <w:rPr>
-            <w:rtl/>
-            <w:cs/>
-            <w:lang w:val="ar_AE" w:bidi="ar_AE"/>
-          </w:rPr>
-          <w:rPr>
-            <w:color w:val="0000EE"/>
-            <w:u w:val="single"/>
-          </w:rPr>
-          <w:t>ميخا 4:1–2</w:t>
-        </w:r>
-      </w:hyperlink>
+      <w:r>
+        <w:rPr>
+          <w:rtl/>
+          <w:cs/>
+          <w:lang w:val="ar_AE" w:bidi="ar_AE"/>
+        </w:rPr>
+        <w:t>ميخا 4:1–2</w:t>
+      </w:r>
       <w:r>
         <w:rPr>
           <w:rtl/>
@@ -3879,20 +3399,14 @@
         </w:rPr>
         <w:t xml:space="preserve">؛ </w:t>
       </w:r>
-      <w:hyperlink r:id="rId92">
-        <w:r>
-          <w:rPr>
-            <w:rtl/>
-            <w:cs/>
-            <w:lang w:val="ar_AE" w:bidi="ar_AE"/>
-          </w:rPr>
-          <w:rPr>
-            <w:color w:val="0000EE"/>
-            <w:u w:val="single"/>
-          </w:rPr>
-          <w:t>زكريا 14:16</w:t>
-        </w:r>
-      </w:hyperlink>
+      <w:r>
+        <w:rPr>
+          <w:rtl/>
+          <w:cs/>
+          <w:lang w:val="ar_AE" w:bidi="ar_AE"/>
+        </w:rPr>
+        <w:t>زكريا 14:16</w:t>
+      </w:r>
       <w:r>
         <w:rPr>
           <w:rtl/>
@@ -4052,20 +3566,14 @@
         </w:rPr>
         <w:t>ينتقل صفنيا من الجنوب (</w:t>
       </w:r>
-      <w:hyperlink r:id="rId56">
-        <w:r>
-          <w:rPr>
-            <w:rtl/>
-            <w:cs/>
-            <w:lang w:val="ar_AE" w:bidi="ar_AE"/>
-          </w:rPr>
-          <w:rPr>
-            <w:color w:val="0000EE"/>
-            <w:u w:val="single"/>
-          </w:rPr>
-          <w:t>2:12</w:t>
-        </w:r>
-      </w:hyperlink>
+      <w:r>
+        <w:rPr>
+          <w:rtl/>
+          <w:cs/>
+          <w:lang w:val="ar_AE" w:bidi="ar_AE"/>
+        </w:rPr>
+        <w:t>2:12</w:t>
+      </w:r>
       <w:r>
         <w:rPr>
           <w:rtl/>
@@ -4208,20 +3716,14 @@
         </w:rPr>
         <w:t xml:space="preserve">صَارَتْ خَرَابًا: كان الهلاك مؤكدًا ولا رجعة فيه (انظر </w:t>
       </w:r>
-      <w:hyperlink r:id="rId93">
-        <w:r>
-          <w:rPr>
-            <w:rtl/>
-            <w:cs/>
-            <w:lang w:val="ar_AE" w:bidi="ar_AE"/>
-          </w:rPr>
-          <w:rPr>
-            <w:color w:val="0000EE"/>
-            <w:u w:val="single"/>
-          </w:rPr>
-          <w:t>ناحوم 1: 14</w:t>
-        </w:r>
-      </w:hyperlink>
+      <w:r>
+        <w:rPr>
+          <w:rtl/>
+          <w:cs/>
+          <w:lang w:val="ar_AE" w:bidi="ar_AE"/>
+        </w:rPr>
+        <w:t>ناحوم 1: 14</w:t>
+      </w:r>
       <w:r>
         <w:rPr>
           <w:rtl/>
@@ -4230,20 +3732,14 @@
         </w:rPr>
         <w:t xml:space="preserve">؛ </w:t>
       </w:r>
-      <w:hyperlink r:id="rId94">
-        <w:r>
-          <w:rPr>
-            <w:rtl/>
-            <w:cs/>
-            <w:lang w:val="ar_AE" w:bidi="ar_AE"/>
-          </w:rPr>
-          <w:rPr>
-            <w:color w:val="0000EE"/>
-            <w:u w:val="single"/>
-          </w:rPr>
-          <w:t>2: 13</w:t>
-        </w:r>
-      </w:hyperlink>
+      <w:r>
+        <w:rPr>
+          <w:rtl/>
+          <w:cs/>
+          <w:lang w:val="ar_AE" w:bidi="ar_AE"/>
+        </w:rPr>
+        <w:t>2: 13</w:t>
+      </w:r>
       <w:r>
         <w:rPr>
           <w:rtl/>
@@ -4252,20 +3748,14 @@
         </w:rPr>
         <w:t xml:space="preserve">؛ </w:t>
       </w:r>
-      <w:hyperlink r:id="rId95">
-        <w:r>
-          <w:rPr>
-            <w:rtl/>
-            <w:cs/>
-            <w:lang w:val="ar_AE" w:bidi="ar_AE"/>
-          </w:rPr>
-          <w:rPr>
-            <w:color w:val="0000EE"/>
-            <w:u w:val="single"/>
-          </w:rPr>
-          <w:t>3: 19</w:t>
-        </w:r>
-      </w:hyperlink>
+      <w:r>
+        <w:rPr>
+          <w:rtl/>
+          <w:cs/>
+          <w:lang w:val="ar_AE" w:bidi="ar_AE"/>
+        </w:rPr>
+        <w:t>3: 19</w:t>
+      </w:r>
       <w:r>
         <w:rPr>
           <w:rtl/>
@@ -4341,20 +3831,14 @@
         </w:rPr>
         <w:t>لقد ضلت أورشليم المُنَجَّسَة عن دعوتها لتكون مدينة مُقَدَّسة (</w:t>
       </w:r>
-      <w:hyperlink r:id="rId96">
-        <w:r>
-          <w:rPr>
-            <w:rtl/>
-            <w:cs/>
-            <w:lang w:val="ar_AE" w:bidi="ar_AE"/>
-          </w:rPr>
-          <w:rPr>
-            <w:color w:val="0000EE"/>
-            <w:u w:val="single"/>
-          </w:rPr>
-          <w:t>إشعياء 52:1</w:t>
-        </w:r>
-      </w:hyperlink>
+      <w:r>
+        <w:rPr>
+          <w:rtl/>
+          <w:cs/>
+          <w:lang w:val="ar_AE" w:bidi="ar_AE"/>
+        </w:rPr>
+        <w:t>إشعياء 52:1</w:t>
+      </w:r>
       <w:r>
         <w:rPr>
           <w:rtl/>
@@ -4497,20 +3981,14 @@
         </w:rPr>
         <w:t xml:space="preserve">انظر أيضًا </w:t>
       </w:r>
-      <w:hyperlink r:id="rId97">
-        <w:r>
-          <w:rPr>
-            <w:rtl/>
-            <w:cs/>
-            <w:lang w:val="ar_AE" w:bidi="ar_AE"/>
-          </w:rPr>
-          <w:rPr>
-            <w:color w:val="0000EE"/>
-            <w:u w:val="single"/>
-          </w:rPr>
-          <w:t>حزقيال 22:23–29</w:t>
-        </w:r>
-      </w:hyperlink>
+      <w:r>
+        <w:rPr>
+          <w:rtl/>
+          <w:cs/>
+          <w:lang w:val="ar_AE" w:bidi="ar_AE"/>
+        </w:rPr>
+        <w:t>حزقيال 22:23–29</w:t>
+      </w:r>
       <w:r>
         <w:rPr>
           <w:rtl/>
@@ -4586,20 +4064,14 @@
         </w:rPr>
         <w:t xml:space="preserve">لاَ يَفْعَلُ ظُلْمًا، على عكس أولئك المذكورين في </w:t>
       </w:r>
-      <w:hyperlink r:id="rId98">
-        <w:r>
-          <w:rPr>
-            <w:rtl/>
-            <w:cs/>
-            <w:lang w:val="ar_AE" w:bidi="ar_AE"/>
-          </w:rPr>
-          <w:rPr>
-            <w:color w:val="0000EE"/>
-            <w:u w:val="single"/>
-          </w:rPr>
-          <w:t>3:3–4</w:t>
-        </w:r>
-      </w:hyperlink>
+      <w:r>
+        <w:rPr>
+          <w:rtl/>
+          <w:cs/>
+          <w:lang w:val="ar_AE" w:bidi="ar_AE"/>
+        </w:rPr>
+        <w:t>3:3–4</w:t>
+      </w:r>
       <w:r>
         <w:rPr>
           <w:rtl/>
@@ -4675,20 +4147,14 @@
         </w:rPr>
         <w:t xml:space="preserve">لكِنْ بَكَّرُوا: لم يكن بوسع مواطني أورشليم الانتظار حتى يقفزوا من أسرّتهم في الصباح ويرتكبوا المزيد من الأفعال الشريرة (قارن </w:t>
       </w:r>
-      <w:hyperlink r:id="rId99">
-        <w:r>
-          <w:rPr>
-            <w:rtl/>
-            <w:cs/>
-            <w:lang w:val="ar_AE" w:bidi="ar_AE"/>
-          </w:rPr>
-          <w:rPr>
-            <w:color w:val="0000EE"/>
-            <w:u w:val="single"/>
-          </w:rPr>
-          <w:t>أمثال 1:16</w:t>
-        </w:r>
-      </w:hyperlink>
+      <w:r>
+        <w:rPr>
+          <w:rtl/>
+          <w:cs/>
+          <w:lang w:val="ar_AE" w:bidi="ar_AE"/>
+        </w:rPr>
+        <w:t>أمثال 1:16</w:t>
+      </w:r>
       <w:r>
         <w:rPr>
           <w:rtl/>
@@ -4697,20 +4163,14 @@
         </w:rPr>
         <w:t>). لقد ابتعدوا عن طرق جدهم إبراهيم، الذي قام مبكرًا ليطيع أمر الله (</w:t>
       </w:r>
-      <w:hyperlink r:id="rId100">
-        <w:r>
-          <w:rPr>
-            <w:rtl/>
-            <w:cs/>
-            <w:lang w:val="ar_AE" w:bidi="ar_AE"/>
-          </w:rPr>
-          <w:rPr>
-            <w:color w:val="0000EE"/>
-            <w:u w:val="single"/>
-          </w:rPr>
-          <w:t>تكوين 22:3</w:t>
-        </w:r>
-      </w:hyperlink>
+      <w:r>
+        <w:rPr>
+          <w:rtl/>
+          <w:cs/>
+          <w:lang w:val="ar_AE" w:bidi="ar_AE"/>
+        </w:rPr>
+        <w:t>تكوين 22:3</w:t>
+      </w:r>
       <w:r>
         <w:rPr>
           <w:rtl/>
@@ -4786,20 +4246,14 @@
         </w:rPr>
         <w:t xml:space="preserve">لِذلِكَ فَانْتَظِرُونِي: انظر </w:t>
       </w:r>
-      <w:hyperlink r:id="rId101">
-        <w:r>
-          <w:rPr>
-            <w:rtl/>
-            <w:cs/>
-            <w:lang w:val="ar_AE" w:bidi="ar_AE"/>
-          </w:rPr>
-          <w:rPr>
-            <w:color w:val="0000EE"/>
-            <w:u w:val="single"/>
-          </w:rPr>
-          <w:t>حبقوق 2:3</w:t>
-        </w:r>
-      </w:hyperlink>
+      <w:r>
+        <w:rPr>
+          <w:rtl/>
+          <w:cs/>
+          <w:lang w:val="ar_AE" w:bidi="ar_AE"/>
+        </w:rPr>
+        <w:t>حبقوق 2:3</w:t>
+      </w:r>
       <w:r>
         <w:rPr>
           <w:rtl/>
@@ -4808,20 +4262,14 @@
         </w:rPr>
         <w:t xml:space="preserve">. • أَقُومُ … لأَنَّ حُكْمِي: يصوّر النبي مشهدًا في قاعة المحكمة حيث يظهر الله أولاً كشاهد (انظر أيضًا </w:t>
       </w:r>
-      <w:hyperlink r:id="rId102">
-        <w:r>
-          <w:rPr>
-            <w:rtl/>
-            <w:cs/>
-            <w:lang w:val="ar_AE" w:bidi="ar_AE"/>
-          </w:rPr>
-          <w:rPr>
-            <w:color w:val="0000EE"/>
-            <w:u w:val="single"/>
-          </w:rPr>
-          <w:t>إرميا 29:23</w:t>
-        </w:r>
-      </w:hyperlink>
+      <w:r>
+        <w:rPr>
+          <w:rtl/>
+          <w:cs/>
+          <w:lang w:val="ar_AE" w:bidi="ar_AE"/>
+        </w:rPr>
+        <w:t>إرميا 29:23</w:t>
+      </w:r>
       <w:r>
         <w:rPr>
           <w:rtl/>
@@ -4830,20 +4278,14 @@
         </w:rPr>
         <w:t xml:space="preserve">؛ </w:t>
       </w:r>
-      <w:hyperlink r:id="rId103">
-        <w:r>
-          <w:rPr>
-            <w:rtl/>
-            <w:cs/>
-            <w:lang w:val="ar_AE" w:bidi="ar_AE"/>
-          </w:rPr>
-          <w:rPr>
-            <w:color w:val="0000EE"/>
-            <w:u w:val="single"/>
-          </w:rPr>
-          <w:t>ملاخي 3:5</w:t>
-        </w:r>
-      </w:hyperlink>
+      <w:r>
+        <w:rPr>
+          <w:rtl/>
+          <w:cs/>
+          <w:lang w:val="ar_AE" w:bidi="ar_AE"/>
+        </w:rPr>
+        <w:t>ملاخي 3:5</w:t>
+      </w:r>
       <w:r>
         <w:rPr>
           <w:rtl/>
@@ -4852,20 +4294,14 @@
         </w:rPr>
         <w:t xml:space="preserve">) نيابة عن نفسه، ثم يترأس كقاضٍ (انظر أيضًا </w:t>
       </w:r>
-      <w:hyperlink r:id="rId104">
-        <w:r>
-          <w:rPr>
-            <w:rtl/>
-            <w:cs/>
-            <w:lang w:val="ar_AE" w:bidi="ar_AE"/>
-          </w:rPr>
-          <w:rPr>
-            <w:color w:val="0000EE"/>
-            <w:u w:val="single"/>
-          </w:rPr>
-          <w:t>أيّوب 9:15</w:t>
-        </w:r>
-      </w:hyperlink>
+      <w:r>
+        <w:rPr>
+          <w:rtl/>
+          <w:cs/>
+          <w:lang w:val="ar_AE" w:bidi="ar_AE"/>
+        </w:rPr>
+        <w:t>أيّوب 9:15</w:t>
+      </w:r>
       <w:r>
         <w:rPr>
           <w:rtl/>
@@ -4874,20 +4310,14 @@
         </w:rPr>
         <w:t xml:space="preserve">؛ </w:t>
       </w:r>
-      <w:hyperlink r:id="rId105">
-        <w:r>
-          <w:rPr>
-            <w:rtl/>
-            <w:cs/>
-            <w:lang w:val="ar_AE" w:bidi="ar_AE"/>
-          </w:rPr>
-          <w:rPr>
-            <w:color w:val="0000EE"/>
-            <w:u w:val="single"/>
-          </w:rPr>
-          <w:t>مزمور 50:6</w:t>
-        </w:r>
-      </w:hyperlink>
+      <w:r>
+        <w:rPr>
+          <w:rtl/>
+          <w:cs/>
+          <w:lang w:val="ar_AE" w:bidi="ar_AE"/>
+        </w:rPr>
+        <w:t>مزمور 50:6</w:t>
+      </w:r>
       <w:r>
         <w:rPr>
           <w:rtl/>
@@ -4896,20 +4326,14 @@
         </w:rPr>
         <w:t xml:space="preserve">) ليُصدر حكمه العادل. • نار غيرتي تصف كراهية الرب العادلة للخطية، وكذلك اهتمامه باسمه المُقَدَّس وبخير شعبه (انظر </w:t>
       </w:r>
-      <w:hyperlink r:id="rId106">
-        <w:r>
-          <w:rPr>
-            <w:rtl/>
-            <w:cs/>
-            <w:lang w:val="ar_AE" w:bidi="ar_AE"/>
-          </w:rPr>
-          <w:rPr>
-            <w:color w:val="0000EE"/>
-            <w:u w:val="single"/>
-          </w:rPr>
-          <w:t>إشعياء 66:13–16</w:t>
-        </w:r>
-      </w:hyperlink>
+      <w:r>
+        <w:rPr>
+          <w:rtl/>
+          <w:cs/>
+          <w:lang w:val="ar_AE" w:bidi="ar_AE"/>
+        </w:rPr>
+        <w:t>إشعياء 66:13–16</w:t>
+      </w:r>
       <w:r>
         <w:rPr>
           <w:rtl/>
@@ -4985,20 +4409,14 @@
         </w:rPr>
         <w:t xml:space="preserve">يريد الله أن تصل البركات الموعودة للبقية الأمينة من </w:t>
       </w:r>
-      <w:hyperlink r:id="rId107">
-        <w:r>
-          <w:rPr>
-            <w:rtl/>
-            <w:cs/>
-            <w:lang w:val="ar_AE" w:bidi="ar_AE"/>
-          </w:rPr>
-          <w:rPr>
-            <w:color w:val="0000EE"/>
-            <w:u w:val="single"/>
-          </w:rPr>
-          <w:t>3:9–13</w:t>
-        </w:r>
-      </w:hyperlink>
+      <w:r>
+        <w:rPr>
+          <w:rtl/>
+          <w:cs/>
+          <w:lang w:val="ar_AE" w:bidi="ar_AE"/>
+        </w:rPr>
+        <w:t>3:9–13</w:t>
+      </w:r>
       <w:r>
         <w:rPr>
           <w:rtl/>
@@ -5007,20 +4425,14 @@
         </w:rPr>
         <w:t xml:space="preserve"> إلى الناس من كل أمم العالم. فليس فقط إسرائيل، بل كل الناس سوف يتغيرون، ويطلبون الرب (انظر </w:t>
       </w:r>
-      <w:hyperlink r:id="rId108">
-        <w:r>
-          <w:rPr>
-            <w:rtl/>
-            <w:cs/>
-            <w:lang w:val="ar_AE" w:bidi="ar_AE"/>
-          </w:rPr>
-          <w:rPr>
-            <w:color w:val="0000EE"/>
-            <w:u w:val="single"/>
-          </w:rPr>
-          <w:t>إشعياء 55:5</w:t>
-        </w:r>
-      </w:hyperlink>
+      <w:r>
+        <w:rPr>
+          <w:rtl/>
+          <w:cs/>
+          <w:lang w:val="ar_AE" w:bidi="ar_AE"/>
+        </w:rPr>
+        <w:t>إشعياء 55:5</w:t>
+      </w:r>
       <w:r>
         <w:rPr>
           <w:rtl/>
@@ -5029,20 +4441,14 @@
         </w:rPr>
         <w:t xml:space="preserve">)، ويخدمونه (انظر </w:t>
       </w:r>
-      <w:hyperlink r:id="rId109">
-        <w:r>
-          <w:rPr>
-            <w:rtl/>
-            <w:cs/>
-            <w:lang w:val="ar_AE" w:bidi="ar_AE"/>
-          </w:rPr>
-          <w:rPr>
-            <w:color w:val="0000EE"/>
-            <w:u w:val="single"/>
-          </w:rPr>
-          <w:t>إشعياء 59:19–21</w:t>
-        </w:r>
-      </w:hyperlink>
+      <w:r>
+        <w:rPr>
+          <w:rtl/>
+          <w:cs/>
+          <w:lang w:val="ar_AE" w:bidi="ar_AE"/>
+        </w:rPr>
+        <w:t>إشعياء 59:19–21</w:t>
+      </w:r>
       <w:r>
         <w:rPr>
           <w:rtl/>
@@ -5051,20 +4457,14 @@
         </w:rPr>
         <w:t xml:space="preserve">؛ </w:t>
       </w:r>
-      <w:hyperlink r:id="rId92">
-        <w:r>
-          <w:rPr>
-            <w:rtl/>
-            <w:cs/>
-            <w:lang w:val="ar_AE" w:bidi="ar_AE"/>
-          </w:rPr>
-          <w:rPr>
-            <w:color w:val="0000EE"/>
-            <w:u w:val="single"/>
-          </w:rPr>
-          <w:t>زكريا 14:16</w:t>
-        </w:r>
-      </w:hyperlink>
+      <w:r>
+        <w:rPr>
+          <w:rtl/>
+          <w:cs/>
+          <w:lang w:val="ar_AE" w:bidi="ar_AE"/>
+        </w:rPr>
+        <w:t>زكريا 14:16</w:t>
+      </w:r>
       <w:r>
         <w:rPr>
           <w:rtl/>
@@ -5073,20 +4473,14 @@
         </w:rPr>
         <w:t>). وقد أدى انتشار البشرى السارة (الإنجيل) إلى جميع الأمم إلى تحقيق هذه الرؤيا (</w:t>
       </w:r>
-      <w:hyperlink r:id="rId110">
-        <w:r>
-          <w:rPr>
-            <w:rtl/>
-            <w:cs/>
-            <w:lang w:val="ar_AE" w:bidi="ar_AE"/>
-          </w:rPr>
-          <w:rPr>
-            <w:color w:val="0000EE"/>
-            <w:u w:val="single"/>
-          </w:rPr>
-          <w:t>متى 28:19–20</w:t>
-        </w:r>
-      </w:hyperlink>
+      <w:r>
+        <w:rPr>
+          <w:rtl/>
+          <w:cs/>
+          <w:lang w:val="ar_AE" w:bidi="ar_AE"/>
+        </w:rPr>
+        <w:t>متى 28:19–20</w:t>
+      </w:r>
       <w:r>
         <w:rPr>
           <w:rtl/>
@@ -5095,20 +4489,14 @@
         </w:rPr>
         <w:t xml:space="preserve">؛ </w:t>
       </w:r>
-      <w:hyperlink r:id="rId111">
-        <w:r>
-          <w:rPr>
-            <w:rtl/>
-            <w:cs/>
-            <w:lang w:val="ar_AE" w:bidi="ar_AE"/>
-          </w:rPr>
-          <w:rPr>
-            <w:color w:val="0000EE"/>
-            <w:u w:val="single"/>
-          </w:rPr>
-          <w:t>رومية 10:9–13</w:t>
-        </w:r>
-      </w:hyperlink>
+      <w:r>
+        <w:rPr>
+          <w:rtl/>
+          <w:cs/>
+          <w:lang w:val="ar_AE" w:bidi="ar_AE"/>
+        </w:rPr>
+        <w:t>رومية 10:9–13</w:t>
+      </w:r>
       <w:r>
         <w:rPr>
           <w:rtl/>
@@ -5184,20 +4572,14 @@
         </w:rPr>
         <w:t>إن المستقبل المجيد الموصوف في هذه الآيات يوفر سببًا إضافيًا لانتظار الرب بصبر (</w:t>
       </w:r>
-      <w:hyperlink r:id="rId112">
-        <w:r>
-          <w:rPr>
-            <w:rtl/>
-            <w:cs/>
-            <w:lang w:val="ar_AE" w:bidi="ar_AE"/>
-          </w:rPr>
-          <w:rPr>
-            <w:color w:val="0000EE"/>
-            <w:u w:val="single"/>
-          </w:rPr>
-          <w:t>3:8</w:t>
-        </w:r>
-      </w:hyperlink>
+      <w:r>
+        <w:rPr>
+          <w:rtl/>
+          <w:cs/>
+          <w:lang w:val="ar_AE" w:bidi="ar_AE"/>
+        </w:rPr>
+        <w:t>3:8</w:t>
+      </w:r>
       <w:r>
         <w:rPr>
           <w:rtl/>
@@ -5273,20 +4655,14 @@
         </w:rPr>
         <w:t>يكشف الله عن خططه للبقية المتواضعة والمُطهَّرة من شعبه (</w:t>
       </w:r>
-      <w:hyperlink r:id="rId107">
-        <w:r>
-          <w:rPr>
-            <w:rtl/>
-            <w:cs/>
-            <w:lang w:val="ar_AE" w:bidi="ar_AE"/>
-          </w:rPr>
-          <w:rPr>
-            <w:color w:val="0000EE"/>
-            <w:u w:val="single"/>
-          </w:rPr>
-          <w:t>3:9–13</w:t>
-        </w:r>
-      </w:hyperlink>
+      <w:r>
+        <w:rPr>
+          <w:rtl/>
+          <w:cs/>
+          <w:lang w:val="ar_AE" w:bidi="ar_AE"/>
+        </w:rPr>
+        <w:t>3:9–13</w:t>
+      </w:r>
       <w:r>
         <w:rPr>
           <w:rtl/>
@@ -5295,20 +4671,14 @@
         </w:rPr>
         <w:t>) ويشجعهم على الابتهاج بالبركات الوفيرة التي ستأتي من الرب المُنقذ لهم (</w:t>
       </w:r>
-      <w:hyperlink r:id="rId113">
-        <w:r>
-          <w:rPr>
-            <w:rtl/>
-            <w:cs/>
-            <w:lang w:val="ar_AE" w:bidi="ar_AE"/>
-          </w:rPr>
-          <w:rPr>
-            <w:color w:val="0000EE"/>
-            <w:u w:val="single"/>
-          </w:rPr>
-          <w:t>3:14–20</w:t>
-        </w:r>
-      </w:hyperlink>
+      <w:r>
+        <w:rPr>
+          <w:rtl/>
+          <w:cs/>
+          <w:lang w:val="ar_AE" w:bidi="ar_AE"/>
+        </w:rPr>
+        <w:t>3:14–20</w:t>
+      </w:r>
       <w:r>
         <w:rPr>
           <w:rtl/>
@@ -5451,20 +4821,14 @@
         </w:rPr>
         <w:t>يُجسِّد يسوع المسيح بشكل مثالي الصفات الأخلاقية المتوقعة من بقية إسرائيل التقية (</w:t>
       </w:r>
-      <w:hyperlink r:id="rId114">
-        <w:r>
-          <w:rPr>
-            <w:rtl/>
-            <w:cs/>
-            <w:lang w:val="ar_AE" w:bidi="ar_AE"/>
-          </w:rPr>
-          <w:rPr>
-            <w:color w:val="0000EE"/>
-            <w:u w:val="single"/>
-          </w:rPr>
-          <w:t>إشعياء 42:1–4</w:t>
-        </w:r>
-      </w:hyperlink>
+      <w:r>
+        <w:rPr>
+          <w:rtl/>
+          <w:cs/>
+          <w:lang w:val="ar_AE" w:bidi="ar_AE"/>
+        </w:rPr>
+        <w:t>إشعياء 42:1–4</w:t>
+      </w:r>
       <w:r>
         <w:rPr>
           <w:rtl/>
@@ -5473,20 +4837,14 @@
         </w:rPr>
         <w:t xml:space="preserve">؛ </w:t>
       </w:r>
-      <w:hyperlink r:id="rId115">
-        <w:r>
-          <w:rPr>
-            <w:rtl/>
-            <w:cs/>
-            <w:lang w:val="ar_AE" w:bidi="ar_AE"/>
-          </w:rPr>
-          <w:rPr>
-            <w:color w:val="0000EE"/>
-            <w:u w:val="single"/>
-          </w:rPr>
-          <w:t>53:3</w:t>
-        </w:r>
-      </w:hyperlink>
+      <w:r>
+        <w:rPr>
+          <w:rtl/>
+          <w:cs/>
+          <w:lang w:val="ar_AE" w:bidi="ar_AE"/>
+        </w:rPr>
+        <w:t>53:3</w:t>
+      </w:r>
       <w:r>
         <w:rPr>
           <w:rtl/>
@@ -5495,20 +4853,14 @@
         </w:rPr>
         <w:t xml:space="preserve">، </w:t>
       </w:r>
-      <w:hyperlink r:id="rId116">
-        <w:r>
-          <w:rPr>
-            <w:rtl/>
-            <w:cs/>
-            <w:lang w:val="ar_AE" w:bidi="ar_AE"/>
-          </w:rPr>
-          <w:rPr>
-            <w:color w:val="0000EE"/>
-            <w:u w:val="single"/>
-          </w:rPr>
-          <w:t>7–9</w:t>
-        </w:r>
-      </w:hyperlink>
+      <w:r>
+        <w:rPr>
+          <w:rtl/>
+          <w:cs/>
+          <w:lang w:val="ar_AE" w:bidi="ar_AE"/>
+        </w:rPr>
+        <w:t>7–9</w:t>
+      </w:r>
       <w:r>
         <w:rPr>
           <w:rtl/>
@@ -5517,20 +4869,14 @@
         </w:rPr>
         <w:t xml:space="preserve">؛ </w:t>
       </w:r>
-      <w:hyperlink r:id="rId117">
-        <w:r>
-          <w:rPr>
-            <w:rtl/>
-            <w:cs/>
-            <w:lang w:val="ar_AE" w:bidi="ar_AE"/>
-          </w:rPr>
-          <w:rPr>
-            <w:color w:val="0000EE"/>
-            <w:u w:val="single"/>
-          </w:rPr>
-          <w:t>زكريا 9:9</w:t>
-        </w:r>
-      </w:hyperlink>
+      <w:r>
+        <w:rPr>
+          <w:rtl/>
+          <w:cs/>
+          <w:lang w:val="ar_AE" w:bidi="ar_AE"/>
+        </w:rPr>
+        <w:t>زكريا 9:9</w:t>
+      </w:r>
       <w:r>
         <w:rPr>
           <w:rtl/>
@@ -5539,20 +4885,14 @@
         </w:rPr>
         <w:t xml:space="preserve">؛ انظر </w:t>
       </w:r>
-      <w:hyperlink r:id="rId118">
-        <w:r>
-          <w:rPr>
-            <w:rtl/>
-            <w:cs/>
-            <w:lang w:val="ar_AE" w:bidi="ar_AE"/>
-          </w:rPr>
-          <w:rPr>
-            <w:color w:val="0000EE"/>
-            <w:u w:val="single"/>
-          </w:rPr>
-          <w:t>متى 11:28–30</w:t>
-        </w:r>
-      </w:hyperlink>
+      <w:r>
+        <w:rPr>
+          <w:rtl/>
+          <w:cs/>
+          <w:lang w:val="ar_AE" w:bidi="ar_AE"/>
+        </w:rPr>
+        <w:t>متى 11:28–30</w:t>
+      </w:r>
       <w:r>
         <w:rPr>
           <w:rtl/>
@@ -5561,20 +4901,14 @@
         </w:rPr>
         <w:t xml:space="preserve">؛ </w:t>
       </w:r>
-      <w:hyperlink r:id="rId119">
-        <w:r>
-          <w:rPr>
-            <w:rtl/>
-            <w:cs/>
-            <w:lang w:val="ar_AE" w:bidi="ar_AE"/>
-          </w:rPr>
-          <w:rPr>
-            <w:color w:val="0000EE"/>
-            <w:u w:val="single"/>
-          </w:rPr>
-          <w:t>12:15–21</w:t>
-        </w:r>
-      </w:hyperlink>
+      <w:r>
+        <w:rPr>
+          <w:rtl/>
+          <w:cs/>
+          <w:lang w:val="ar_AE" w:bidi="ar_AE"/>
+        </w:rPr>
+        <w:t>12:15–21</w:t>
+      </w:r>
       <w:r>
         <w:rPr>
           <w:rtl/>
@@ -5583,20 +4917,14 @@
         </w:rPr>
         <w:t xml:space="preserve">؛ </w:t>
       </w:r>
-      <w:hyperlink r:id="rId120">
-        <w:r>
-          <w:rPr>
-            <w:rtl/>
-            <w:cs/>
-            <w:lang w:val="ar_AE" w:bidi="ar_AE"/>
-          </w:rPr>
-          <w:rPr>
-            <w:color w:val="0000EE"/>
-            <w:u w:val="single"/>
-          </w:rPr>
-          <w:t>فيلبي 2:1–8</w:t>
-        </w:r>
-      </w:hyperlink>
+      <w:r>
+        <w:rPr>
+          <w:rtl/>
+          <w:cs/>
+          <w:lang w:val="ar_AE" w:bidi="ar_AE"/>
+        </w:rPr>
+        <w:t>فيلبي 2:1–8</w:t>
+      </w:r>
       <w:r>
         <w:rPr>
           <w:rtl/>
@@ -5605,20 +4933,14 @@
         </w:rPr>
         <w:t xml:space="preserve">؛ </w:t>
       </w:r>
-      <w:hyperlink r:id="rId121">
-        <w:r>
-          <w:rPr>
-            <w:rtl/>
-            <w:cs/>
-            <w:lang w:val="ar_AE" w:bidi="ar_AE"/>
-          </w:rPr>
-          <w:rPr>
-            <w:color w:val="0000EE"/>
-            <w:u w:val="single"/>
-          </w:rPr>
-          <w:t>1 بطرس 2:23</w:t>
-        </w:r>
-      </w:hyperlink>
+      <w:r>
+        <w:rPr>
+          <w:rtl/>
+          <w:cs/>
+          <w:lang w:val="ar_AE" w:bidi="ar_AE"/>
+        </w:rPr>
+        <w:t>1 بطرس 2:23</w:t>
+      </w:r>
       <w:r>
         <w:rPr>
           <w:rtl/>
@@ -5761,20 +5083,14 @@
         </w:rPr>
         <w:t>كان الرب دائمًا هو الملك الحقيقي لإسرائيل (</w:t>
       </w:r>
-      <w:hyperlink r:id="rId122">
-        <w:r>
-          <w:rPr>
-            <w:rtl/>
-            <w:cs/>
-            <w:lang w:val="ar_AE" w:bidi="ar_AE"/>
-          </w:rPr>
-          <w:rPr>
-            <w:color w:val="0000EE"/>
-            <w:u w:val="single"/>
-          </w:rPr>
-          <w:t>عدد 23:21</w:t>
-        </w:r>
-      </w:hyperlink>
+      <w:r>
+        <w:rPr>
+          <w:rtl/>
+          <w:cs/>
+          <w:lang w:val="ar_AE" w:bidi="ar_AE"/>
+        </w:rPr>
+        <w:t>عدد 23:21</w:t>
+      </w:r>
       <w:r>
         <w:rPr>
           <w:rtl/>
@@ -5783,20 +5099,14 @@
         </w:rPr>
         <w:t xml:space="preserve">؛ </w:t>
       </w:r>
-      <w:hyperlink r:id="rId123">
-        <w:r>
-          <w:rPr>
-            <w:rtl/>
-            <w:cs/>
-            <w:lang w:val="ar_AE" w:bidi="ar_AE"/>
-          </w:rPr>
-          <w:rPr>
-            <w:color w:val="0000EE"/>
-            <w:u w:val="single"/>
-          </w:rPr>
-          <w:t>1 صموئيل 8:7</w:t>
-        </w:r>
-      </w:hyperlink>
+      <w:r>
+        <w:rPr>
+          <w:rtl/>
+          <w:cs/>
+          <w:lang w:val="ar_AE" w:bidi="ar_AE"/>
+        </w:rPr>
+        <w:t>1 صموئيل 8:7</w:t>
+      </w:r>
       <w:r>
         <w:rPr>
           <w:rtl/>
@@ -5805,20 +5115,14 @@
         </w:rPr>
         <w:t xml:space="preserve">؛ </w:t>
       </w:r>
-      <w:hyperlink r:id="rId124">
-        <w:r>
-          <w:rPr>
-            <w:rtl/>
-            <w:cs/>
-            <w:lang w:val="ar_AE" w:bidi="ar_AE"/>
-          </w:rPr>
-          <w:rPr>
-            <w:color w:val="0000EE"/>
-            <w:u w:val="single"/>
-          </w:rPr>
-          <w:t>إشعياء 44:6</w:t>
-        </w:r>
-      </w:hyperlink>
+      <w:r>
+        <w:rPr>
+          <w:rtl/>
+          <w:cs/>
+          <w:lang w:val="ar_AE" w:bidi="ar_AE"/>
+        </w:rPr>
+        <w:t>إشعياء 44:6</w:t>
+      </w:r>
       <w:r>
         <w:rPr>
           <w:rtl/>
@@ -5827,20 +5131,14 @@
         </w:rPr>
         <w:t xml:space="preserve">). • سيعيش فِي وَسَطِكِ: انظر أيضًا </w:t>
       </w:r>
-      <w:hyperlink r:id="rId125">
-        <w:r>
-          <w:rPr>
-            <w:rtl/>
-            <w:cs/>
-            <w:lang w:val="ar_AE" w:bidi="ar_AE"/>
-          </w:rPr>
-          <w:rPr>
-            <w:color w:val="0000EE"/>
-            <w:u w:val="single"/>
-          </w:rPr>
-          <w:t>إشعياء 54:4–8</w:t>
-        </w:r>
-      </w:hyperlink>
+      <w:r>
+        <w:rPr>
+          <w:rtl/>
+          <w:cs/>
+          <w:lang w:val="ar_AE" w:bidi="ar_AE"/>
+        </w:rPr>
+        <w:t>إشعياء 54:4–8</w:t>
+      </w:r>
       <w:r>
         <w:rPr>
           <w:rtl/>
@@ -5849,20 +5147,14 @@
         </w:rPr>
         <w:t xml:space="preserve">؛ </w:t>
       </w:r>
-      <w:hyperlink r:id="rId126">
-        <w:r>
-          <w:rPr>
-            <w:rtl/>
-            <w:cs/>
-            <w:lang w:val="ar_AE" w:bidi="ar_AE"/>
-          </w:rPr>
-          <w:rPr>
-            <w:color w:val="0000EE"/>
-            <w:u w:val="single"/>
-          </w:rPr>
-          <w:t>57:14–19</w:t>
-        </w:r>
-      </w:hyperlink>
+      <w:r>
+        <w:rPr>
+          <w:rtl/>
+          <w:cs/>
+          <w:lang w:val="ar_AE" w:bidi="ar_AE"/>
+        </w:rPr>
+        <w:t>57:14–19</w:t>
+      </w:r>
       <w:r>
         <w:rPr>
           <w:rtl/>
@@ -5871,20 +5163,14 @@
         </w:rPr>
         <w:t xml:space="preserve">؛ </w:t>
       </w:r>
-      <w:hyperlink r:id="rId127">
-        <w:r>
-          <w:rPr>
-            <w:rtl/>
-            <w:cs/>
-            <w:lang w:val="ar_AE" w:bidi="ar_AE"/>
-          </w:rPr>
-          <w:rPr>
-            <w:color w:val="0000EE"/>
-            <w:u w:val="single"/>
-          </w:rPr>
-          <w:t>62:10–12</w:t>
-        </w:r>
-      </w:hyperlink>
+      <w:r>
+        <w:rPr>
+          <w:rtl/>
+          <w:cs/>
+          <w:lang w:val="ar_AE" w:bidi="ar_AE"/>
+        </w:rPr>
+        <w:t>62:10–12</w:t>
+      </w:r>
       <w:r>
         <w:rPr>
           <w:rtl/>
@@ -5893,20 +5179,14 @@
         </w:rPr>
         <w:t xml:space="preserve">؛ </w:t>
       </w:r>
-      <w:hyperlink r:id="rId128">
-        <w:r>
-          <w:rPr>
-            <w:rtl/>
-            <w:cs/>
-            <w:lang w:val="ar_AE" w:bidi="ar_AE"/>
-          </w:rPr>
-          <w:rPr>
-            <w:color w:val="0000EE"/>
-            <w:u w:val="single"/>
-          </w:rPr>
-          <w:t>حزقيال 48:35</w:t>
-        </w:r>
-      </w:hyperlink>
+      <w:r>
+        <w:rPr>
+          <w:rtl/>
+          <w:cs/>
+          <w:lang w:val="ar_AE" w:bidi="ar_AE"/>
+        </w:rPr>
+        <w:t>حزقيال 48:35</w:t>
+      </w:r>
       <w:r>
         <w:rPr>
           <w:rtl/>
@@ -5915,20 +5195,14 @@
         </w:rPr>
         <w:t xml:space="preserve">؛ </w:t>
       </w:r>
-      <w:hyperlink r:id="rId129">
-        <w:r>
-          <w:rPr>
-            <w:rtl/>
-            <w:cs/>
-            <w:lang w:val="ar_AE" w:bidi="ar_AE"/>
-          </w:rPr>
-          <w:rPr>
-            <w:color w:val="0000EE"/>
-            <w:u w:val="single"/>
-          </w:rPr>
-          <w:t>يوئيل 3:17</w:t>
-        </w:r>
-      </w:hyperlink>
+      <w:r>
+        <w:rPr>
+          <w:rtl/>
+          <w:cs/>
+          <w:lang w:val="ar_AE" w:bidi="ar_AE"/>
+        </w:rPr>
+        <w:t>يوئيل 3:17</w:t>
+      </w:r>
       <w:r>
         <w:rPr>
           <w:rtl/>
@@ -5937,20 +5211,14 @@
         </w:rPr>
         <w:t xml:space="preserve">، </w:t>
       </w:r>
-      <w:hyperlink r:id="rId130">
-        <w:r>
-          <w:rPr>
-            <w:rtl/>
-            <w:cs/>
-            <w:lang w:val="ar_AE" w:bidi="ar_AE"/>
-          </w:rPr>
-          <w:rPr>
-            <w:color w:val="0000EE"/>
-            <w:u w:val="single"/>
-          </w:rPr>
-          <w:t>21</w:t>
-        </w:r>
-      </w:hyperlink>
+      <w:r>
+        <w:rPr>
+          <w:rtl/>
+          <w:cs/>
+          <w:lang w:val="ar_AE" w:bidi="ar_AE"/>
+        </w:rPr>
+        <w:t>21</w:t>
+      </w:r>
       <w:r>
         <w:rPr>
           <w:rtl/>
@@ -6026,20 +5294,14 @@
         </w:rPr>
         <w:t xml:space="preserve">جَبَّارٌ يُخَلِّصُ: كان الله المحارب الإلهي والفادي لإسرائيل (انظر </w:t>
       </w:r>
-      <w:hyperlink r:id="rId131">
-        <w:r>
-          <w:rPr>
-            <w:rtl/>
-            <w:cs/>
-            <w:lang w:val="ar_AE" w:bidi="ar_AE"/>
-          </w:rPr>
-          <w:rPr>
-            <w:color w:val="0000EE"/>
-            <w:u w:val="single"/>
-          </w:rPr>
-          <w:t>مزمور 24:8–10</w:t>
-        </w:r>
-      </w:hyperlink>
+      <w:r>
+        <w:rPr>
+          <w:rtl/>
+          <w:cs/>
+          <w:lang w:val="ar_AE" w:bidi="ar_AE"/>
+        </w:rPr>
+        <w:t>مزمور 24:8–10</w:t>
+      </w:r>
       <w:r>
         <w:rPr>
           <w:rtl/>
@@ -6048,20 +5310,14 @@
         </w:rPr>
         <w:t xml:space="preserve">؛ </w:t>
       </w:r>
-      <w:hyperlink r:id="rId132">
-        <w:r>
-          <w:rPr>
-            <w:rtl/>
-            <w:cs/>
-            <w:lang w:val="ar_AE" w:bidi="ar_AE"/>
-          </w:rPr>
-          <w:rPr>
-            <w:color w:val="0000EE"/>
-            <w:u w:val="single"/>
-          </w:rPr>
-          <w:t>إشعياء 42:13</w:t>
-        </w:r>
-      </w:hyperlink>
+      <w:r>
+        <w:rPr>
+          <w:rtl/>
+          <w:cs/>
+          <w:lang w:val="ar_AE" w:bidi="ar_AE"/>
+        </w:rPr>
+        <w:t>إشعياء 42:13</w:t>
+      </w:r>
       <w:r>
         <w:rPr>
           <w:rtl/>
@@ -6070,20 +5326,14 @@
         </w:rPr>
         <w:t xml:space="preserve">؛ </w:t>
       </w:r>
-      <w:hyperlink r:id="rId133">
-        <w:r>
-          <w:rPr>
-            <w:rtl/>
-            <w:cs/>
-            <w:lang w:val="ar_AE" w:bidi="ar_AE"/>
-          </w:rPr>
-          <w:rPr>
-            <w:color w:val="0000EE"/>
-            <w:u w:val="single"/>
-          </w:rPr>
-          <w:t>حبقوق 3:8–15</w:t>
-        </w:r>
-      </w:hyperlink>
+      <w:r>
+        <w:rPr>
+          <w:rtl/>
+          <w:cs/>
+          <w:lang w:val="ar_AE" w:bidi="ar_AE"/>
+        </w:rPr>
+        <w:t>حبقوق 3:8–15</w:t>
+      </w:r>
       <w:r>
         <w:rPr>
           <w:rtl/>
@@ -6092,20 +5342,14 @@
         </w:rPr>
         <w:t>). إحدى ألقاب الله هي "الله القدير" (</w:t>
       </w:r>
-      <w:hyperlink r:id="rId134">
-        <w:r>
-          <w:rPr>
-            <w:rtl/>
-            <w:cs/>
-            <w:lang w:val="ar_AE" w:bidi="ar_AE"/>
-          </w:rPr>
-          <w:rPr>
-            <w:color w:val="0000EE"/>
-            <w:u w:val="single"/>
-          </w:rPr>
-          <w:t>إشعياء 10:21</w:t>
-        </w:r>
-      </w:hyperlink>
+      <w:r>
+        <w:rPr>
+          <w:rtl/>
+          <w:cs/>
+          <w:lang w:val="ar_AE" w:bidi="ar_AE"/>
+        </w:rPr>
+        <w:t>إشعياء 10:21</w:t>
+      </w:r>
       <w:r>
         <w:rPr>
           <w:rtl/>
@@ -6114,20 +5358,14 @@
         </w:rPr>
         <w:t>). وينطبق هذا اللقب أيضًا على المسيّا (</w:t>
       </w:r>
-      <w:hyperlink r:id="rId135">
-        <w:r>
-          <w:rPr>
-            <w:rtl/>
-            <w:cs/>
-            <w:lang w:val="ar_AE" w:bidi="ar_AE"/>
-          </w:rPr>
-          <w:rPr>
-            <w:color w:val="0000EE"/>
-            <w:u w:val="single"/>
-          </w:rPr>
-          <w:t>إشعياء 9:6</w:t>
-        </w:r>
-      </w:hyperlink>
+      <w:r>
+        <w:rPr>
+          <w:rtl/>
+          <w:cs/>
+          <w:lang w:val="ar_AE" w:bidi="ar_AE"/>
+        </w:rPr>
+        <w:t>إشعياء 9:6</w:t>
+      </w:r>
       <w:r>
         <w:rPr>
           <w:rtl/>
@@ -6136,20 +5374,14 @@
         </w:rPr>
         <w:t>). • يَبْتَهِجُ بِكِ فَرَحًا: لن تفرح أورشليم وكل إسرائيل فقط بالله (</w:t>
       </w:r>
-      <w:hyperlink r:id="rId136">
-        <w:r>
-          <w:rPr>
-            <w:rtl/>
-            <w:cs/>
-            <w:lang w:val="ar_AE" w:bidi="ar_AE"/>
-          </w:rPr>
-          <w:rPr>
-            <w:color w:val="0000EE"/>
-            <w:u w:val="single"/>
-          </w:rPr>
-          <w:t>صفنيا 3:14</w:t>
-        </w:r>
-      </w:hyperlink>
+      <w:r>
+        <w:rPr>
+          <w:rtl/>
+          <w:cs/>
+          <w:lang w:val="ar_AE" w:bidi="ar_AE"/>
+        </w:rPr>
+        <w:t>صفنيا 3:14</w:t>
+      </w:r>
       <w:r>
         <w:rPr>
           <w:rtl/>
@@ -6158,20 +5390,14 @@
         </w:rPr>
         <w:t xml:space="preserve">) بل سيفرح الله أيضًا بهم كشعب طاهر وأمين (انظر </w:t>
       </w:r>
-      <w:hyperlink r:id="rId137">
-        <w:r>
-          <w:rPr>
-            <w:rtl/>
-            <w:cs/>
-            <w:lang w:val="ar_AE" w:bidi="ar_AE"/>
-          </w:rPr>
-          <w:rPr>
-            <w:color w:val="0000EE"/>
-            <w:u w:val="single"/>
-          </w:rPr>
-          <w:t>3:12–13</w:t>
-        </w:r>
-      </w:hyperlink>
+      <w:r>
+        <w:rPr>
+          <w:rtl/>
+          <w:cs/>
+          <w:lang w:val="ar_AE" w:bidi="ar_AE"/>
+        </w:rPr>
+        <w:t>3:12–13</w:t>
+      </w:r>
       <w:r>
         <w:rPr>
           <w:rtl/>
@@ -6247,20 +5473,14 @@
         </w:rPr>
         <w:t>أَجْمَعُ الْمَحْزُونِينَ … حَامِلِينَ عَلَيْهَا الْعَارَ: يتناقض تأكيد الرب بشكل واضح مع التصريحات في بداية السفر، عندما هدد الله بجمع الأمم لاجتياح شعب يهوذا وإزالته من على وجه الأرض (</w:t>
       </w:r>
-      <w:hyperlink r:id="rId138">
-        <w:r>
-          <w:rPr>
-            <w:rtl/>
-            <w:cs/>
-            <w:lang w:val="ar_AE" w:bidi="ar_AE"/>
-          </w:rPr>
-          <w:rPr>
-            <w:color w:val="0000EE"/>
-            <w:u w:val="single"/>
-          </w:rPr>
-          <w:t>1:2–4</w:t>
-        </w:r>
-      </w:hyperlink>
+      <w:r>
+        <w:rPr>
+          <w:rtl/>
+          <w:cs/>
+          <w:lang w:val="ar_AE" w:bidi="ar_AE"/>
+        </w:rPr>
+        <w:t>1:2–4</w:t>
+      </w:r>
       <w:r>
         <w:rPr>
           <w:rtl/>
@@ -6403,20 +5623,14 @@
         </w:rPr>
         <w:t xml:space="preserve">سيحوّل الله عار شعبه السابق إلى مجدٍ واسم معروف (انظر </w:t>
       </w:r>
-      <w:hyperlink r:id="rId139">
-        <w:r>
-          <w:rPr>
-            <w:rtl/>
-            <w:cs/>
-            <w:lang w:val="ar_AE" w:bidi="ar_AE"/>
-          </w:rPr>
-          <w:rPr>
-            <w:color w:val="0000EE"/>
-            <w:u w:val="single"/>
-          </w:rPr>
-          <w:t>تثنية 26:19</w:t>
-        </w:r>
-      </w:hyperlink>
+      <w:r>
+        <w:rPr>
+          <w:rtl/>
+          <w:cs/>
+          <w:lang w:val="ar_AE" w:bidi="ar_AE"/>
+        </w:rPr>
+        <w:t>تثنية 26:19</w:t>
+      </w:r>
       <w:r>
         <w:rPr>
           <w:rtl/>
@@ -6425,20 +5639,14 @@
         </w:rPr>
         <w:t xml:space="preserve">؛ </w:t>
       </w:r>
-      <w:hyperlink r:id="rId140">
-        <w:r>
-          <w:rPr>
-            <w:rtl/>
-            <w:cs/>
-            <w:lang w:val="ar_AE" w:bidi="ar_AE"/>
-          </w:rPr>
-          <w:rPr>
-            <w:color w:val="0000EE"/>
-            <w:u w:val="single"/>
-          </w:rPr>
-          <w:t>إشعياء 62:7</w:t>
-        </w:r>
-      </w:hyperlink>
+      <w:r>
+        <w:rPr>
+          <w:rtl/>
+          <w:cs/>
+          <w:lang w:val="ar_AE" w:bidi="ar_AE"/>
+        </w:rPr>
+        <w:t>إشعياء 62:7</w:t>
+      </w:r>
       <w:r>
         <w:rPr>
           <w:rtl/>
@@ -6447,20 +5655,14 @@
         </w:rPr>
         <w:t xml:space="preserve">؛ </w:t>
       </w:r>
-      <w:hyperlink r:id="rId141">
-        <w:r>
-          <w:rPr>
-            <w:rtl/>
-            <w:cs/>
-            <w:lang w:val="ar_AE" w:bidi="ar_AE"/>
-          </w:rPr>
-          <w:rPr>
-            <w:color w:val="0000EE"/>
-            <w:u w:val="single"/>
-          </w:rPr>
-          <w:t>ميخا 4:6–8</w:t>
-        </w:r>
-      </w:hyperlink>
+      <w:r>
+        <w:rPr>
+          <w:rtl/>
+          <w:cs/>
+          <w:lang w:val="ar_AE" w:bidi="ar_AE"/>
+        </w:rPr>
+        <w:t>ميخا 4:6–8</w:t>
+      </w:r>
       <w:r>
         <w:rPr>
           <w:rtl/>
@@ -6469,20 +5671,14 @@
         </w:rPr>
         <w:t xml:space="preserve">؛ قارن </w:t>
       </w:r>
-      <w:hyperlink r:id="rId142">
-        <w:r>
-          <w:rPr>
-            <w:rtl/>
-            <w:cs/>
-            <w:lang w:val="ar_AE" w:bidi="ar_AE"/>
-          </w:rPr>
-          <w:rPr>
-            <w:color w:val="0000EE"/>
-            <w:u w:val="single"/>
-          </w:rPr>
-          <w:t>1 بطرس 5:4</w:t>
-        </w:r>
-      </w:hyperlink>
+      <w:r>
+        <w:rPr>
+          <w:rtl/>
+          <w:cs/>
+          <w:lang w:val="ar_AE" w:bidi="ar_AE"/>
+        </w:rPr>
+        <w:t>1 بطرس 5:4</w:t>
+      </w:r>
       <w:r>
         <w:rPr>
           <w:rtl/>
@@ -6558,34 +5754,22 @@
         </w:rPr>
         <w:t>فِي الْوَقْتِ الَّذِي فِيهِ: بعد فترة من الغضب والدينونة الرهيبة، يبلغ يوم الرب ذروته ببركات أبدية لكل من يثق به (</w:t>
       </w:r>
-      <w:hyperlink r:id="rId89">
-        <w:r>
-          <w:rPr>
-            <w:rtl/>
-            <w:cs/>
-            <w:lang w:val="ar_AE" w:bidi="ar_AE"/>
-          </w:rPr>
-          <w:rPr>
-            <w:color w:val="0000EE"/>
-            <w:u w:val="single"/>
-          </w:rPr>
-          <w:t xml:space="preserve">3:9، </w:t>
-        </w:r>
-      </w:hyperlink>
-      <w:hyperlink r:id="rId143">
-        <w:r>
-          <w:rPr>
-            <w:rtl/>
-            <w:cs/>
-            <w:lang w:val="ar_AE" w:bidi="ar_AE"/>
-          </w:rPr>
-          <w:rPr>
-            <w:color w:val="0000EE"/>
-            <w:u w:val="single"/>
-          </w:rPr>
-          <w:t>12</w:t>
-        </w:r>
-      </w:hyperlink>
+      <w:r>
+        <w:rPr>
+          <w:rtl/>
+          <w:cs/>
+          <w:lang w:val="ar_AE" w:bidi="ar_AE"/>
+        </w:rPr>
+        <w:t xml:space="preserve">3:9، </w:t>
+      </w:r>
+      <w:r>
+        <w:rPr>
+          <w:rtl/>
+          <w:cs/>
+          <w:lang w:val="ar_AE" w:bidi="ar_AE"/>
+        </w:rPr>
+        <w:t>12</w:t>
+      </w:r>
       <w:r>
         <w:rPr>
           <w:rtl/>
@@ -6594,20 +5778,14 @@
         </w:rPr>
         <w:t xml:space="preserve">؛ انظر </w:t>
       </w:r>
-      <w:hyperlink r:id="rId144">
-        <w:r>
-          <w:rPr>
-            <w:rtl/>
-            <w:cs/>
-            <w:lang w:val="ar_AE" w:bidi="ar_AE"/>
-          </w:rPr>
-          <w:rPr>
-            <w:color w:val="0000EE"/>
-            <w:u w:val="single"/>
-          </w:rPr>
-          <w:t>مزمور 2:12</w:t>
-        </w:r>
-      </w:hyperlink>
+      <w:r>
+        <w:rPr>
+          <w:rtl/>
+          <w:cs/>
+          <w:lang w:val="ar_AE" w:bidi="ar_AE"/>
+        </w:rPr>
+        <w:t>مزمور 2:12</w:t>
+      </w:r>
       <w:r>
         <w:rPr>
           <w:rtl/>
@@ -6616,20 +5794,14 @@
         </w:rPr>
         <w:t xml:space="preserve">؛ </w:t>
       </w:r>
-      <w:hyperlink r:id="rId145">
-        <w:r>
-          <w:rPr>
-            <w:rtl/>
-            <w:cs/>
-            <w:lang w:val="ar_AE" w:bidi="ar_AE"/>
-          </w:rPr>
-          <w:rPr>
-            <w:color w:val="0000EE"/>
-            <w:u w:val="single"/>
-          </w:rPr>
-          <w:t>إشعياء 45:22</w:t>
-        </w:r>
-      </w:hyperlink>
+      <w:r>
+        <w:rPr>
+          <w:rtl/>
+          <w:cs/>
+          <w:lang w:val="ar_AE" w:bidi="ar_AE"/>
+        </w:rPr>
+        <w:t>إشعياء 45:22</w:t>
+      </w:r>
       <w:r>
         <w:rPr>
           <w:rtl/>
@@ -6638,20 +5810,14 @@
         </w:rPr>
         <w:t xml:space="preserve">؛ انظر أيضًا </w:t>
       </w:r>
-      <w:hyperlink r:id="rId27">
-        <w:r>
-          <w:rPr>
-            <w:rtl/>
-            <w:cs/>
-            <w:lang w:val="ar_AE" w:bidi="ar_AE"/>
-          </w:rPr>
-          <w:rPr>
-            <w:color w:val="0000EE"/>
-            <w:u w:val="single"/>
-          </w:rPr>
-          <w:t>رؤيا 19:11–22:5</w:t>
-        </w:r>
-      </w:hyperlink>
+      <w:r>
+        <w:rPr>
+          <w:rtl/>
+          <w:cs/>
+          <w:lang w:val="ar_AE" w:bidi="ar_AE"/>
+        </w:rPr>
+        <w:t>رؤيا 19:11–22:5</w:t>
+      </w:r>
       <w:r>
         <w:rPr>
           <w:rtl/>
@@ -6660,20 +5826,14 @@
         </w:rPr>
         <w:t xml:space="preserve">). • أنا، الرب، قد تكلمت! إن نبوة صفنيا، التي جاءت بالكامل من الله (انظر أيضًا </w:t>
       </w:r>
-      <w:hyperlink r:id="rId146">
-        <w:r>
-          <w:rPr>
-            <w:rtl/>
-            <w:cs/>
-            <w:lang w:val="ar_AE" w:bidi="ar_AE"/>
-          </w:rPr>
-          <w:rPr>
-            <w:color w:val="0000EE"/>
-            <w:u w:val="single"/>
-          </w:rPr>
-          <w:t>صفنيا 1:1–3</w:t>
-        </w:r>
-      </w:hyperlink>
+      <w:r>
+        <w:rPr>
+          <w:rtl/>
+          <w:cs/>
+          <w:lang w:val="ar_AE" w:bidi="ar_AE"/>
+        </w:rPr>
+        <w:t>صفنيا 1:1–3</w:t>
+      </w:r>
       <w:r>
         <w:rPr>
           <w:rtl/>
@@ -6682,20 +5842,14 @@
         </w:rPr>
         <w:t xml:space="preserve">، </w:t>
       </w:r>
-      <w:hyperlink r:id="rId147">
-        <w:r>
-          <w:rPr>
-            <w:rtl/>
-            <w:cs/>
-            <w:lang w:val="ar_AE" w:bidi="ar_AE"/>
-          </w:rPr>
-          <w:rPr>
-            <w:color w:val="0000EE"/>
-            <w:u w:val="single"/>
-          </w:rPr>
-          <w:t>10</w:t>
-        </w:r>
-      </w:hyperlink>
+      <w:r>
+        <w:rPr>
+          <w:rtl/>
+          <w:cs/>
+          <w:lang w:val="ar_AE" w:bidi="ar_AE"/>
+        </w:rPr>
+        <w:t>10</w:t>
+      </w:r>
       <w:r>
         <w:rPr>
           <w:rtl/>
@@ -6704,20 +5858,14 @@
         </w:rPr>
         <w:t xml:space="preserve">؛ </w:t>
       </w:r>
-      <w:hyperlink r:id="rId148">
-        <w:r>
-          <w:rPr>
-            <w:rtl/>
-            <w:cs/>
-            <w:lang w:val="ar_AE" w:bidi="ar_AE"/>
-          </w:rPr>
-          <w:rPr>
-            <w:color w:val="0000EE"/>
-            <w:u w:val="single"/>
-          </w:rPr>
-          <w:t>2:9</w:t>
-        </w:r>
-      </w:hyperlink>
+      <w:r>
+        <w:rPr>
+          <w:rtl/>
+          <w:cs/>
+          <w:lang w:val="ar_AE" w:bidi="ar_AE"/>
+        </w:rPr>
+        <w:t>2:9</w:t>
+      </w:r>
       <w:r>
         <w:rPr>
           <w:rtl/>
@@ -6726,20 +5874,14 @@
         </w:rPr>
         <w:t xml:space="preserve">؛ </w:t>
       </w:r>
-      <w:hyperlink r:id="rId112">
-        <w:r>
-          <w:rPr>
-            <w:rtl/>
-            <w:cs/>
-            <w:lang w:val="ar_AE" w:bidi="ar_AE"/>
-          </w:rPr>
-          <w:rPr>
-            <w:color w:val="0000EE"/>
-            <w:u w:val="single"/>
-          </w:rPr>
-          <w:t>3:8</w:t>
-        </w:r>
-      </w:hyperlink>
+      <w:r>
+        <w:rPr>
+          <w:rtl/>
+          <w:cs/>
+          <w:lang w:val="ar_AE" w:bidi="ar_AE"/>
+        </w:rPr>
+        <w:t>3:8</w:t>
+      </w:r>
       <w:r>
         <w:rPr>
           <w:rtl/>
